--- a/memoire-ngoma/livrables/2_Transcriptions_verbatim_SIMULATION.docx
+++ b/memoire-ngoma/livrables/2_Transcriptions_verbatim_SIMULATION.docx
@@ -255,7 +255,7 @@
       </w:tblGrid>
       <w:tr>
         <w:trPr>
-          <w:tblHeader w:val="false"/>
+          <w:tblHeader w:val="off"/>
         </w:trPr>
         <w:tc>
           <w:tcPr>
@@ -308,7 +308,7 @@
       </w:tr>
       <w:tr>
         <w:trPr>
-          <w:tblHeader w:val="false"/>
+          <w:tblHeader w:val="off"/>
         </w:trPr>
         <w:tc>
           <w:tcPr>
@@ -361,7 +361,7 @@
       </w:tr>
       <w:tr>
         <w:trPr>
-          <w:tblHeader w:val="false"/>
+          <w:tblHeader w:val="off"/>
         </w:trPr>
         <w:tc>
           <w:tcPr>
@@ -414,7 +414,7 @@
       </w:tr>
       <w:tr>
         <w:trPr>
-          <w:tblHeader w:val="false"/>
+          <w:tblHeader w:val="off"/>
         </w:trPr>
         <w:tc>
           <w:tcPr>
@@ -467,7 +467,7 @@
       </w:tr>
       <w:tr>
         <w:trPr>
-          <w:tblHeader w:val="false"/>
+          <w:tblHeader w:val="off"/>
         </w:trPr>
         <w:tc>
           <w:tcPr>
@@ -604,7 +604,7 @@
       </w:tblGrid>
       <w:tr>
         <w:trPr>
-          <w:tblHeader w:val="false"/>
+          <w:tblHeader w:val="off"/>
         </w:trPr>
         <w:tc>
           <w:tcPr>
@@ -753,7 +753,7 @@
       </w:tr>
       <w:tr>
         <w:trPr>
-          <w:tblHeader w:val="false"/>
+          <w:tblHeader w:val="off"/>
         </w:trPr>
         <w:tc>
           <w:tcPr>
@@ -902,7 +902,7 @@
       </w:tr>
       <w:tr>
         <w:trPr>
-          <w:tblHeader w:val="false"/>
+          <w:tblHeader w:val="off"/>
         </w:trPr>
         <w:tc>
           <w:tcPr>
@@ -1051,7 +1051,7 @@
       </w:tr>
       <w:tr>
         <w:trPr>
-          <w:tblHeader w:val="false"/>
+          <w:tblHeader w:val="off"/>
         </w:trPr>
         <w:tc>
           <w:tcPr>
@@ -2659,7 +2659,7 @@
       </w:tblGrid>
       <w:tr>
         <w:trPr>
-          <w:tblHeader w:val="false"/>
+          <w:tblHeader w:val="off"/>
         </w:trPr>
         <w:tc>
           <w:tcPr>
@@ -2808,7 +2808,7 @@
       </w:tr>
       <w:tr>
         <w:trPr>
-          <w:tblHeader w:val="false"/>
+          <w:tblHeader w:val="off"/>
         </w:trPr>
         <w:tc>
           <w:tcPr>
@@ -2957,7 +2957,7 @@
       </w:tr>
       <w:tr>
         <w:trPr>
-          <w:tblHeader w:val="false"/>
+          <w:tblHeader w:val="off"/>
         </w:trPr>
         <w:tc>
           <w:tcPr>
@@ -3106,7 +3106,7 @@
       </w:tr>
       <w:tr>
         <w:trPr>
-          <w:tblHeader w:val="false"/>
+          <w:tblHeader w:val="off"/>
         </w:trPr>
         <w:tc>
           <w:tcPr>
@@ -4514,7 +4514,7 @@
       </w:tblGrid>
       <w:tr>
         <w:trPr>
-          <w:tblHeader w:val="false"/>
+          <w:tblHeader w:val="off"/>
         </w:trPr>
         <w:tc>
           <w:tcPr>
@@ -4663,7 +4663,7 @@
       </w:tr>
       <w:tr>
         <w:trPr>
-          <w:tblHeader w:val="false"/>
+          <w:tblHeader w:val="off"/>
         </w:trPr>
         <w:tc>
           <w:tcPr>
@@ -4812,7 +4812,7 @@
       </w:tr>
       <w:tr>
         <w:trPr>
-          <w:tblHeader w:val="false"/>
+          <w:tblHeader w:val="off"/>
         </w:trPr>
         <w:tc>
           <w:tcPr>
@@ -4961,7 +4961,7 @@
       </w:tr>
       <w:tr>
         <w:trPr>
-          <w:tblHeader w:val="false"/>
+          <w:tblHeader w:val="off"/>
         </w:trPr>
         <w:tc>
           <w:tcPr>
@@ -6619,7 +6619,7 @@
       </w:tblGrid>
       <w:tr>
         <w:trPr>
-          <w:tblHeader w:val="false"/>
+          <w:tblHeader w:val="off"/>
         </w:trPr>
         <w:tc>
           <w:tcPr>
@@ -6768,7 +6768,7 @@
       </w:tr>
       <w:tr>
         <w:trPr>
-          <w:tblHeader w:val="false"/>
+          <w:tblHeader w:val="off"/>
         </w:trPr>
         <w:tc>
           <w:tcPr>
@@ -6917,7 +6917,7 @@
       </w:tr>
       <w:tr>
         <w:trPr>
-          <w:tblHeader w:val="false"/>
+          <w:tblHeader w:val="off"/>
         </w:trPr>
         <w:tc>
           <w:tcPr>
@@ -7066,7 +7066,7 @@
       </w:tr>
       <w:tr>
         <w:trPr>
-          <w:tblHeader w:val="false"/>
+          <w:tblHeader w:val="off"/>
         </w:trPr>
         <w:tc>
           <w:tcPr>
@@ -8524,7 +8524,7 @@
       </w:tblGrid>
       <w:tr>
         <w:trPr>
-          <w:tblHeader w:val="false"/>
+          <w:tblHeader w:val="off"/>
         </w:trPr>
         <w:tc>
           <w:tcPr>
@@ -8673,7 +8673,7 @@
       </w:tr>
       <w:tr>
         <w:trPr>
-          <w:tblHeader w:val="false"/>
+          <w:tblHeader w:val="off"/>
         </w:trPr>
         <w:tc>
           <w:tcPr>
@@ -8822,7 +8822,7 @@
       </w:tr>
       <w:tr>
         <w:trPr>
-          <w:tblHeader w:val="false"/>
+          <w:tblHeader w:val="off"/>
         </w:trPr>
         <w:tc>
           <w:tcPr>
@@ -8971,7 +8971,7 @@
       </w:tr>
       <w:tr>
         <w:trPr>
-          <w:tblHeader w:val="false"/>
+          <w:tblHeader w:val="off"/>
         </w:trPr>
         <w:tc>
           <w:tcPr>
@@ -10529,7 +10529,7 @@
       </w:tblGrid>
       <w:tr>
         <w:trPr>
-          <w:tblHeader w:val="false"/>
+          <w:tblHeader w:val="off"/>
         </w:trPr>
         <w:tc>
           <w:tcPr>
@@ -10678,7 +10678,7 @@
       </w:tr>
       <w:tr>
         <w:trPr>
-          <w:tblHeader w:val="false"/>
+          <w:tblHeader w:val="off"/>
         </w:trPr>
         <w:tc>
           <w:tcPr>
@@ -10827,7 +10827,7 @@
       </w:tr>
       <w:tr>
         <w:trPr>
-          <w:tblHeader w:val="false"/>
+          <w:tblHeader w:val="off"/>
         </w:trPr>
         <w:tc>
           <w:tcPr>
@@ -10976,7 +10976,7 @@
       </w:tr>
       <w:tr>
         <w:trPr>
-          <w:tblHeader w:val="false"/>
+          <w:tblHeader w:val="off"/>
         </w:trPr>
         <w:tc>
           <w:tcPr>
@@ -12534,7 +12534,7 @@
       </w:tblGrid>
       <w:tr>
         <w:trPr>
-          <w:tblHeader w:val="false"/>
+          <w:tblHeader w:val="off"/>
         </w:trPr>
         <w:tc>
           <w:tcPr>
@@ -12683,7 +12683,7 @@
       </w:tr>
       <w:tr>
         <w:trPr>
-          <w:tblHeader w:val="false"/>
+          <w:tblHeader w:val="off"/>
         </w:trPr>
         <w:tc>
           <w:tcPr>
@@ -12832,7 +12832,7 @@
       </w:tr>
       <w:tr>
         <w:trPr>
-          <w:tblHeader w:val="false"/>
+          <w:tblHeader w:val="off"/>
         </w:trPr>
         <w:tc>
           <w:tcPr>
@@ -12981,7 +12981,7 @@
       </w:tr>
       <w:tr>
         <w:trPr>
-          <w:tblHeader w:val="false"/>
+          <w:tblHeader w:val="off"/>
         </w:trPr>
         <w:tc>
           <w:tcPr>
@@ -14439,7 +14439,7 @@
       </w:tblGrid>
       <w:tr>
         <w:trPr>
-          <w:tblHeader w:val="false"/>
+          <w:tblHeader w:val="off"/>
         </w:trPr>
         <w:tc>
           <w:tcPr>
@@ -14588,7 +14588,7 @@
       </w:tr>
       <w:tr>
         <w:trPr>
-          <w:tblHeader w:val="false"/>
+          <w:tblHeader w:val="off"/>
         </w:trPr>
         <w:tc>
           <w:tcPr>
@@ -14737,7 +14737,7 @@
       </w:tr>
       <w:tr>
         <w:trPr>
-          <w:tblHeader w:val="false"/>
+          <w:tblHeader w:val="off"/>
         </w:trPr>
         <w:tc>
           <w:tcPr>
@@ -14886,7 +14886,7 @@
       </w:tr>
       <w:tr>
         <w:trPr>
-          <w:tblHeader w:val="false"/>
+          <w:tblHeader w:val="off"/>
         </w:trPr>
         <w:tc>
           <w:tcPr>
@@ -16244,7 +16244,7 @@
       </w:tblGrid>
       <w:tr>
         <w:trPr>
-          <w:tblHeader w:val="false"/>
+          <w:tblHeader w:val="off"/>
         </w:trPr>
         <w:tc>
           <w:tcPr>
@@ -16393,7 +16393,7 @@
       </w:tr>
       <w:tr>
         <w:trPr>
-          <w:tblHeader w:val="false"/>
+          <w:tblHeader w:val="off"/>
         </w:trPr>
         <w:tc>
           <w:tcPr>
@@ -16542,7 +16542,7 @@
       </w:tr>
       <w:tr>
         <w:trPr>
-          <w:tblHeader w:val="false"/>
+          <w:tblHeader w:val="off"/>
         </w:trPr>
         <w:tc>
           <w:tcPr>
@@ -16691,7 +16691,7 @@
       </w:tr>
       <w:tr>
         <w:trPr>
-          <w:tblHeader w:val="false"/>
+          <w:tblHeader w:val="off"/>
         </w:trPr>
         <w:tc>
           <w:tcPr>
@@ -18249,7 +18249,7 @@
       </w:tblGrid>
       <w:tr>
         <w:trPr>
-          <w:tblHeader w:val="false"/>
+          <w:tblHeader w:val="off"/>
         </w:trPr>
         <w:tc>
           <w:tcPr>
@@ -18398,7 +18398,7 @@
       </w:tr>
       <w:tr>
         <w:trPr>
-          <w:tblHeader w:val="false"/>
+          <w:tblHeader w:val="off"/>
         </w:trPr>
         <w:tc>
           <w:tcPr>
@@ -18547,7 +18547,7 @@
       </w:tr>
       <w:tr>
         <w:trPr>
-          <w:tblHeader w:val="false"/>
+          <w:tblHeader w:val="off"/>
         </w:trPr>
         <w:tc>
           <w:tcPr>
@@ -18696,7 +18696,7 @@
       </w:tr>
       <w:tr>
         <w:trPr>
-          <w:tblHeader w:val="false"/>
+          <w:tblHeader w:val="off"/>
         </w:trPr>
         <w:tc>
           <w:tcPr>
@@ -20228,10 +20228,6 @@
 </w:document>
 </file>
 
-<file path=word/comments.xml><?xml version="1.0" encoding="utf-8"?>
-<w:comments xmlns:cx="http://schemas.microsoft.com/office/drawing/2014/chartex" xmlns:cx1="http://schemas.microsoft.com/office/drawing/2015/9/8/chartex" xmlns:cx2="http://schemas.microsoft.com/office/drawing/2015/10/21/chartex" xmlns:cx3="http://schemas.microsoft.com/office/drawing/2016/5/9/chartex" xmlns:cx4="http://schemas.microsoft.com/office/drawing/2016/5/10/chartex" xmlns:cx5="http://schemas.microsoft.com/office/drawing/2016/5/11/chartex" xmlns:cx6="http://schemas.microsoft.com/office/drawing/2016/5/12/chartex" xmlns:cx7="http://schemas.microsoft.com/office/drawing/2016/5/13/chartex" xmlns:cx8="http://schemas.microsoft.com/office/drawing/2016/5/14/chartex" xmlns:mc="http://schemas.openxmlformats.org/markup-compatibility/2006" xmlns:aink="http://schemas.microsoft.com/office/drawing/2016/ink" xmlns:am3d="http://schemas.microsoft.com/office/drawing/2017/model3d" xmlns:o="urn:schemas-microsoft-com:office:office" xmlns:r="http://schemas.openxmlformats.org/officeDocument/2006/relationships" xmlns:m="http://schemas.openxmlformats.org/officeDocument/2006/math" xmlns:v="urn:schemas-microsoft-com:vml" xmlns:wp14="http://schemas.microsoft.com/office/word/2010/wordprocessingDrawing" xmlns:wp="http://schemas.openxmlformats.org/drawingml/2006/wordprocessingDrawing" xmlns:w10="urn:schemas-microsoft-com:office:word" xmlns:w="http://schemas.openxmlformats.org/wordprocessingml/2006/main" xmlns:w14="http://schemas.microsoft.com/office/word/2010/wordml" xmlns:w15="http://schemas.microsoft.com/office/word/2012/wordml" xmlns:w16cex="http://schemas.microsoft.com/office/word/2018/wordml/cex" xmlns:w16cid="http://schemas.microsoft.com/office/word/2016/wordml/cid" xmlns:w16="http://schemas.microsoft.com/office/word/2018/wordml" xmlns:w16sdtdh="http://schemas.microsoft.com/office/word/2020/wordml/sdtdatahash" xmlns:w16se="http://schemas.microsoft.com/office/word/2015/wordml/symex" xmlns:wpg="http://schemas.microsoft.com/office/word/2010/wordprocessingGroup" xmlns:wpi="http://schemas.microsoft.com/office/word/2010/wordprocessingInk" xmlns:wne="http://schemas.microsoft.com/office/word/2006/wordml" xmlns:wps="http://schemas.microsoft.com/office/word/2010/wordprocessingShape"/>
-</file>
-
 <file path=word/endnotes.xml><?xml version="1.0" encoding="utf-8"?>
 <w:endnotes xmlns:wpc="http://schemas.microsoft.com/office/word/2010/wordprocessingCanvas" xmlns:mc="http://schemas.openxmlformats.org/markup-compatibility/2006" xmlns:o="urn:schemas-microsoft-com:office:office" xmlns:r="http://schemas.openxmlformats.org/officeDocument/2006/relationships" xmlns:m="http://schemas.openxmlformats.org/officeDocument/2006/math" xmlns:v="urn:schemas-microsoft-com:vml" xmlns:wp14="http://schemas.microsoft.com/office/word/2010/wordprocessingDrawing" xmlns:wp="http://schemas.openxmlformats.org/drawingml/2006/wordprocessingDrawing" xmlns:w10="urn:schemas-microsoft-com:office:word" xmlns:w="http://schemas.openxmlformats.org/wordprocessingml/2006/main" xmlns:w14="http://schemas.microsoft.com/office/word/2010/wordml" xmlns:w15="http://schemas.microsoft.com/office/word/2012/wordml" xmlns:wpg="http://schemas.microsoft.com/office/word/2010/wordprocessingGroup" xmlns:wpi="http://schemas.microsoft.com/office/word/2010/wordprocessingInk" xmlns:wne="http://schemas.microsoft.com/office/word/2006/wordml" xmlns:wps="http://schemas.microsoft.com/office/word/2010/wordprocessingShape" mc:Ignorable="w14 w15 wp14">
   <w:endnote w:type="separator" w:id="-1">
@@ -20310,7 +20306,7 @@
 <w:numbering xmlns:wpc="http://schemas.microsoft.com/office/word/2010/wordprocessingCanvas" xmlns:mc="http://schemas.openxmlformats.org/markup-compatibility/2006" xmlns:o="urn:schemas-microsoft-com:office:office" xmlns:r="http://schemas.openxmlformats.org/officeDocument/2006/relationships" xmlns:m="http://schemas.openxmlformats.org/officeDocument/2006/math" xmlns:v="urn:schemas-microsoft-com:vml" xmlns:wp14="http://schemas.microsoft.com/office/word/2010/wordprocessingDrawing" xmlns:wp="http://schemas.openxmlformats.org/drawingml/2006/wordprocessingDrawing" xmlns:w10="urn:schemas-microsoft-com:office:word" xmlns:w="http://schemas.openxmlformats.org/wordprocessingml/2006/main" xmlns:w14="http://schemas.microsoft.com/office/word/2010/wordml" xmlns:w15="http://schemas.microsoft.com/office/word/2012/wordml" xmlns:wpg="http://schemas.microsoft.com/office/word/2010/wordprocessingGroup" xmlns:wpi="http://schemas.microsoft.com/office/word/2010/wordprocessingInk" xmlns:wne="http://schemas.microsoft.com/office/word/2006/wordml" xmlns:wps="http://schemas.microsoft.com/office/word/2010/wordprocessingShape" mc:Ignorable="w14 w15 wp14">
   <w:abstractNum w:abstractNumId="1" w15:restartNumberingAfterBreak="0">
     <w:multiLevelType w:val="hybridMultilevel"/>
-    <w:lvl w:ilvl="0" w15:tentative="1">
+    <w:lvl w:ilvl="0" w:tentative="1">
       <w:start w:val="1"/>
       <w:numFmt w:val="bullet"/>
       <w:lvlText w:val="●"/>
@@ -20319,7 +20315,7 @@
         <w:ind w:left="720" w:hanging="360"/>
       </w:pPr>
     </w:lvl>
-    <w:lvl w:ilvl="1" w15:tentative="1">
+    <w:lvl w:ilvl="1" w:tentative="1">
       <w:start w:val="1"/>
       <w:numFmt w:val="bullet"/>
       <w:lvlText w:val="○"/>
@@ -20328,7 +20324,7 @@
         <w:ind w:left="1440" w:hanging="360"/>
       </w:pPr>
     </w:lvl>
-    <w:lvl w:ilvl="2" w15:tentative="1">
+    <w:lvl w:ilvl="2" w:tentative="1">
       <w:start w:val="1"/>
       <w:numFmt w:val="bullet"/>
       <w:lvlText w:val="■"/>
@@ -20337,7 +20333,7 @@
         <w:ind w:left="2160" w:hanging="360"/>
       </w:pPr>
     </w:lvl>
-    <w:lvl w:ilvl="3" w15:tentative="1">
+    <w:lvl w:ilvl="3" w:tentative="1">
       <w:start w:val="1"/>
       <w:numFmt w:val="bullet"/>
       <w:lvlText w:val="●"/>
@@ -20346,7 +20342,7 @@
         <w:ind w:left="2880" w:hanging="360"/>
       </w:pPr>
     </w:lvl>
-    <w:lvl w:ilvl="4" w15:tentative="1">
+    <w:lvl w:ilvl="4" w:tentative="1">
       <w:start w:val="1"/>
       <w:numFmt w:val="bullet"/>
       <w:lvlText w:val="○"/>
@@ -20355,7 +20351,7 @@
         <w:ind w:left="3600" w:hanging="360"/>
       </w:pPr>
     </w:lvl>
-    <w:lvl w:ilvl="5" w15:tentative="1">
+    <w:lvl w:ilvl="5" w:tentative="1">
       <w:start w:val="1"/>
       <w:numFmt w:val="bullet"/>
       <w:lvlText w:val="■"/>
@@ -20364,7 +20360,7 @@
         <w:ind w:left="4320" w:hanging="360"/>
       </w:pPr>
     </w:lvl>
-    <w:lvl w:ilvl="6" w15:tentative="1">
+    <w:lvl w:ilvl="6" w:tentative="1">
       <w:start w:val="1"/>
       <w:numFmt w:val="bullet"/>
       <w:lvlText w:val="●"/>
@@ -20373,7 +20369,7 @@
         <w:ind w:left="5040" w:hanging="360"/>
       </w:pPr>
     </w:lvl>
-    <w:lvl w:ilvl="7" w15:tentative="1">
+    <w:lvl w:ilvl="7" w:tentative="1">
       <w:start w:val="1"/>
       <w:numFmt w:val="bullet"/>
       <w:lvlText w:val="●"/>
@@ -20382,7 +20378,7 @@
         <w:ind w:left="5760" w:hanging="360"/>
       </w:pPr>
     </w:lvl>
-    <w:lvl w:ilvl="8" w15:tentative="1">
+    <w:lvl w:ilvl="8" w:tentative="1">
       <w:start w:val="1"/>
       <w:numFmt w:val="bullet"/>
       <w:lvlText w:val="●"/>
@@ -20417,6 +20413,10 @@
       </w:pPr>
     </w:pPrDefault>
   </w:docDefaults>
+  <w:style w:type="paragraph" w:styleId="Normal" w:default="1">
+    <w:name w:val="Normal"/>
+    <w:qFormat/>
+  </w:style>
   <w:style w:type="paragraph" w:styleId="Title">
     <w:name w:val="Title"/>
     <w:basedOn w:val="Normal"/>
@@ -20425,39 +20425,6 @@
     <w:rPr>
       <w:sz w:val="56"/>
       <w:szCs w:val="56"/>
-    </w:rPr>
-  </w:style>
-  <w:style w:type="paragraph" w:styleId="Heading1">
-    <w:name w:val="Heading 1"/>
-    <w:basedOn w:val="Normal"/>
-    <w:next w:val="Normal"/>
-    <w:qFormat/>
-    <w:rPr>
-      <w:color w:val="2E74B5"/>
-      <w:sz w:val="32"/>
-      <w:szCs w:val="32"/>
-    </w:rPr>
-  </w:style>
-  <w:style w:type="paragraph" w:styleId="Heading2">
-    <w:name w:val="Heading 2"/>
-    <w:basedOn w:val="Normal"/>
-    <w:next w:val="Normal"/>
-    <w:qFormat/>
-    <w:rPr>
-      <w:color w:val="2E74B5"/>
-      <w:sz w:val="26"/>
-      <w:szCs w:val="26"/>
-    </w:rPr>
-  </w:style>
-  <w:style w:type="paragraph" w:styleId="Heading3">
-    <w:name w:val="Heading 3"/>
-    <w:basedOn w:val="Normal"/>
-    <w:next w:val="Normal"/>
-    <w:qFormat/>
-    <w:rPr>
-      <w:color w:val="1F4D78"/>
-      <w:sz w:val="24"/>
-      <w:szCs w:val="24"/>
     </w:rPr>
   </w:style>
   <w:style w:type="paragraph" w:styleId="Heading4">
@@ -20637,4 +20604,294 @@
     </w:rPr>
   </w:style>
 </w:styles>
+</file>
+
+<file path=word/theme/theme1.xml><?xml version="1.0" encoding="utf-8"?>
+<a:theme xmlns:a="http://schemas.openxmlformats.org/drawingml/2006/main" name="Office Theme">
+  <a:themeElements>
+    <a:clrScheme name="Office">
+      <a:dk1>
+        <a:sysClr val="windowText" lastClr="000000"/>
+      </a:dk1>
+      <a:lt1>
+        <a:sysClr val="window" lastClr="FFFFFF"/>
+      </a:lt1>
+      <a:dk2>
+        <a:srgbClr val="44546A"/>
+      </a:dk2>
+      <a:lt2>
+        <a:srgbClr val="E7E6E6"/>
+      </a:lt2>
+      <a:accent1>
+        <a:srgbClr val="4472C4"/>
+      </a:accent1>
+      <a:accent2>
+        <a:srgbClr val="ED7D31"/>
+      </a:accent2>
+      <a:accent3>
+        <a:srgbClr val="A5A5A5"/>
+      </a:accent3>
+      <a:accent4>
+        <a:srgbClr val="FFC000"/>
+      </a:accent4>
+      <a:accent5>
+        <a:srgbClr val="5B9BD5"/>
+      </a:accent5>
+      <a:accent6>
+        <a:srgbClr val="70AD47"/>
+      </a:accent6>
+      <a:hlink>
+        <a:srgbClr val="0563C1"/>
+      </a:hlink>
+      <a:folHlink>
+        <a:srgbClr val="954F72"/>
+      </a:folHlink>
+    </a:clrScheme>
+    <a:fontScheme name="Office">
+      <a:majorFont>
+        <a:latin typeface="Calibri Light" panose="020F0302020204030204"/>
+        <a:ea typeface=""/>
+        <a:cs typeface=""/>
+        <a:font script="Jpan" typeface="游ゴシック Light"/>
+        <a:font script="Hang" typeface="맑은 고딕"/>
+        <a:font script="Hans" typeface="等线 Light"/>
+        <a:font script="Hant" typeface="新細明體"/>
+        <a:font script="Arab" typeface="Times New Roman"/>
+        <a:font script="Hebr" typeface="Times New Roman"/>
+        <a:font script="Thai" typeface="Angsana New"/>
+        <a:font script="Ethi" typeface="Nyala"/>
+        <a:font script="Beng" typeface="Vrinda"/>
+        <a:font script="Gujr" typeface="Shruti"/>
+        <a:font script="Khmr" typeface="MoolBoran"/>
+        <a:font script="Knda" typeface="Tunga"/>
+        <a:font script="Guru" typeface="Raavi"/>
+        <a:font script="Cans" typeface="Euphemia"/>
+        <a:font script="Cher" typeface="Plantagenet Cherokee"/>
+        <a:font script="Yiii" typeface="Microsoft Yi Baiti"/>
+        <a:font script="Tibt" typeface="Microsoft Himalaya"/>
+        <a:font script="Thaa" typeface="MV Boli"/>
+        <a:font script="Deva" typeface="Mangal"/>
+        <a:font script="Telu" typeface="Gautami"/>
+        <a:font script="Taml" typeface="Latha"/>
+        <a:font script="Syrc" typeface="Estrangelo Edessa"/>
+        <a:font script="Orya" typeface="Kalinga"/>
+        <a:font script="Mlym" typeface="Kartika"/>
+        <a:font script="Laoo" typeface="DokChampa"/>
+        <a:font script="Sinh" typeface="Iskoola Pota"/>
+        <a:font script="Mong" typeface="Mongolian Baiti"/>
+        <a:font script="Viet" typeface="Times New Roman"/>
+        <a:font script="Uigh" typeface="Microsoft Uighur"/>
+        <a:font script="Geor" typeface="Sylfaen"/>
+        <a:font script="Armn" typeface="Arial"/>
+        <a:font script="Bugi" typeface="Leelawadee UI"/>
+        <a:font script="Bopo" typeface="Microsoft JhengHei"/>
+        <a:font script="Java" typeface="Javanese Text"/>
+        <a:font script="Lisu" typeface="Segoe UI"/>
+        <a:font script="Mymr" typeface="Myanmar Text"/>
+        <a:font script="Nkoo" typeface="Ebrima"/>
+        <a:font script="Olck" typeface="Nirmala UI"/>
+        <a:font script="Osma" typeface="Ebrima"/>
+        <a:font script="Phag" typeface="Phagspa"/>
+        <a:font script="Syrn" typeface="Estrangelo Edessa"/>
+        <a:font script="Syrj" typeface="Estrangelo Edessa"/>
+        <a:font script="Syre" typeface="Estrangelo Edessa"/>
+        <a:font script="Sora" typeface="Nirmala UI"/>
+        <a:font script="Tale" typeface="Microsoft Tai Le"/>
+        <a:font script="Talu" typeface="Microsoft New Tai Lue"/>
+        <a:font script="Tfng" typeface="Ebrima"/>
+      </a:majorFont>
+      <a:minorFont>
+        <a:latin typeface="Calibri" panose="020F0502020204030204"/>
+        <a:ea typeface=""/>
+        <a:cs typeface=""/>
+        <a:font script="Jpan" typeface="游明朝"/>
+        <a:font script="Hang" typeface="맑은 고딕"/>
+        <a:font script="Hans" typeface="等线"/>
+        <a:font script="Hant" typeface="新細明體"/>
+        <a:font script="Arab" typeface="Arial"/>
+        <a:font script="Hebr" typeface="Arial"/>
+        <a:font script="Thai" typeface="Cordia New"/>
+        <a:font script="Ethi" typeface="Nyala"/>
+        <a:font script="Beng" typeface="Vrinda"/>
+        <a:font script="Gujr" typeface="Shruti"/>
+        <a:font script="Khmr" typeface="DaunPenh"/>
+        <a:font script="Knda" typeface="Tunga"/>
+        <a:font script="Guru" typeface="Raavi"/>
+        <a:font script="Cans" typeface="Euphemia"/>
+        <a:font script="Cher" typeface="Plantagenet Cherokee"/>
+        <a:font script="Yiii" typeface="Microsoft Yi Baiti"/>
+        <a:font script="Tibt" typeface="Microsoft Himalaya"/>
+        <a:font script="Thaa" typeface="MV Boli"/>
+        <a:font script="Deva" typeface="Mangal"/>
+        <a:font script="Telu" typeface="Gautami"/>
+        <a:font script="Taml" typeface="Latha"/>
+        <a:font script="Syrc" typeface="Estrangelo Edessa"/>
+        <a:font script="Orya" typeface="Kalinga"/>
+        <a:font script="Mlym" typeface="Kartika"/>
+        <a:font script="Laoo" typeface="DokChampa"/>
+        <a:font script="Sinh" typeface="Iskoola Pota"/>
+        <a:font script="Mong" typeface="Mongolian Baiti"/>
+        <a:font script="Viet" typeface="Arial"/>
+        <a:font script="Uigh" typeface="Microsoft Uighur"/>
+        <a:font script="Geor" typeface="Sylfaen"/>
+        <a:font script="Armn" typeface="Arial"/>
+        <a:font script="Bugi" typeface="Leelawadee UI"/>
+        <a:font script="Bopo" typeface="Microsoft JhengHei"/>
+        <a:font script="Java" typeface="Javanese Text"/>
+        <a:font script="Lisu" typeface="Segoe UI"/>
+        <a:font script="Mymr" typeface="Myanmar Text"/>
+        <a:font script="Nkoo" typeface="Ebrima"/>
+        <a:font script="Olck" typeface="Nirmala UI"/>
+        <a:font script="Osma" typeface="Ebrima"/>
+        <a:font script="Phag" typeface="Phagspa"/>
+        <a:font script="Syrn" typeface="Estrangelo Edessa"/>
+        <a:font script="Syrj" typeface="Estrangelo Edessa"/>
+        <a:font script="Syre" typeface="Estrangelo Edessa"/>
+        <a:font script="Sora" typeface="Nirmala UI"/>
+        <a:font script="Tale" typeface="Microsoft Tai Le"/>
+        <a:font script="Talu" typeface="Microsoft New Tai Lue"/>
+        <a:font script="Tfng" typeface="Ebrima"/>
+      </a:minorFont>
+    </a:fontScheme>
+    <a:fmtScheme name="Office">
+      <a:fillStyleLst>
+        <a:solidFill>
+          <a:schemeClr val="phClr"/>
+        </a:solidFill>
+        <a:gradFill rotWithShape="true">
+          <a:gsLst>
+            <a:gs pos="0">
+              <a:schemeClr val="phClr">
+                <a:lumMod val="110000"/>
+                <a:satMod val="105000"/>
+                <a:tint val="67000"/>
+              </a:schemeClr>
+            </a:gs>
+            <a:gs pos="50000">
+              <a:schemeClr val="phClr">
+                <a:lumMod val="105000"/>
+                <a:satMod val="103000"/>
+                <a:tint val="73000"/>
+              </a:schemeClr>
+            </a:gs>
+            <a:gs pos="100000">
+              <a:schemeClr val="phClr">
+                <a:lumMod val="105000"/>
+                <a:satMod val="109000"/>
+                <a:tint val="81000"/>
+              </a:schemeClr>
+            </a:gs>
+          </a:gsLst>
+          <a:lin ang="5400000" scaled="false"/>
+        </a:gradFill>
+        <a:gradFill rotWithShape="true">
+          <a:gsLst>
+            <a:gs pos="0">
+              <a:schemeClr val="phClr">
+                <a:satMod val="103000"/>
+                <a:lumMod val="102000"/>
+                <a:tint val="94000"/>
+              </a:schemeClr>
+            </a:gs>
+            <a:gs pos="50000">
+              <a:schemeClr val="phClr">
+                <a:satMod val="110000"/>
+                <a:lumMod val="100000"/>
+                <a:shade val="100000"/>
+              </a:schemeClr>
+            </a:gs>
+            <a:gs pos="100000">
+              <a:schemeClr val="phClr">
+                <a:lumMod val="99000"/>
+                <a:satMod val="120000"/>
+                <a:shade val="78000"/>
+              </a:schemeClr>
+            </a:gs>
+          </a:gsLst>
+          <a:lin ang="5400000" scaled="false"/>
+        </a:gradFill>
+      </a:fillStyleLst>
+      <a:lnStyleLst>
+        <a:ln w="6350" cap="flat" cmpd="sng" algn="ctr">
+          <a:solidFill>
+            <a:schemeClr val="phClr"/>
+          </a:solidFill>
+          <a:prstDash val="solid"/>
+          <a:miter lim="800000"/>
+        </a:ln>
+        <a:ln w="12700" cap="flat" cmpd="sng" algn="ctr">
+          <a:solidFill>
+            <a:schemeClr val="phClr"/>
+          </a:solidFill>
+          <a:prstDash val="solid"/>
+          <a:miter lim="800000"/>
+        </a:ln>
+        <a:ln w="19050" cap="flat" cmpd="sng" algn="ctr">
+          <a:solidFill>
+            <a:schemeClr val="phClr"/>
+          </a:solidFill>
+          <a:prstDash val="solid"/>
+          <a:miter lim="800000"/>
+        </a:ln>
+      </a:lnStyleLst>
+      <a:effectStyleLst>
+        <a:effectStyle>
+          <a:effectLst/>
+        </a:effectStyle>
+        <a:effectStyle>
+          <a:effectLst/>
+        </a:effectStyle>
+        <a:effectStyle>
+          <a:effectLst>
+            <a:outerShdw blurRad="57150" dist="19050" dir="5400000" algn="ctr" rotWithShape="false">
+              <a:srgbClr val="000000">
+                <a:alpha val="63000"/>
+              </a:srgbClr>
+            </a:outerShdw>
+          </a:effectLst>
+        </a:effectStyle>
+      </a:effectStyleLst>
+      <a:bgFillStyleLst>
+        <a:solidFill>
+          <a:schemeClr val="phClr"/>
+        </a:solidFill>
+        <a:solidFill>
+          <a:schemeClr val="phClr">
+            <a:tint val="95000"/>
+            <a:satMod val="170000"/>
+          </a:schemeClr>
+        </a:solidFill>
+        <a:gradFill rotWithShape="true">
+          <a:gsLst>
+            <a:gs pos="0">
+              <a:schemeClr val="phClr">
+                <a:tint val="93000"/>
+                <a:satMod val="150000"/>
+                <a:shade val="98000"/>
+                <a:lumMod val="102000"/>
+              </a:schemeClr>
+            </a:gs>
+            <a:gs pos="50000">
+              <a:schemeClr val="phClr">
+                <a:tint val="98000"/>
+                <a:satMod val="130000"/>
+                <a:shade val="90000"/>
+                <a:lumMod val="103000"/>
+              </a:schemeClr>
+            </a:gs>
+            <a:gs pos="100000">
+              <a:schemeClr val="phClr">
+                <a:shade val="63000"/>
+                <a:satMod val="120000"/>
+              </a:schemeClr>
+            </a:gs>
+          </a:gsLst>
+          <a:lin ang="5400000" scaled="false"/>
+        </a:gradFill>
+      </a:bgFillStyleLst>
+    </a:fmtScheme>
+  </a:themeElements>
+  <a:objectDefaults/>
+  <a:extraClrSchemeLst/>
+</a:theme>
 </file>
--- a/memoire-ngoma/livrables/2_Transcriptions_verbatim_SIMULATION.docx
+++ b/memoire-ngoma/livrables/2_Transcriptions_verbatim_SIMULATION.docx
@@ -1450,7 +1450,7 @@
           <w:sz w:val="20"/>
           <w:szCs w:val="20"/>
         </w:rPr>
-        <w:t xml:space="preserve">La tension, c'est aux constantes, au tout début. C'est systématique, ça fait partie des constantes comme le poids. Le sucre… (silence) le sucre c'est différent. On a un glucomètre, mais les bandelettes, on en a douze en ce moment. Douze. Alors on ne peut pas faire à tout le monde. On le fait quand il y a quelque chose qui nous inquiète : une femme corpulente, une femme qui a déjà eu un gros bébé, une femme dont la mère est diabétique, ou si la bandelette urinaire montre du sucre. Sinon non.</w:t>
+        <w:t xml:space="preserve">La tension, c'est aux constantes, au tout début. C'est systématique, ça fait partie des constantes comme le poids. Le sucre… (silence) le sucre c'est différent. Le glucomètre est au laboratoire, pas chez nous : j'écris un bon, et la femme va faire la queue au labo. Et les bandelettes, le labo en a douze en ce moment. Douze. Alors on ne peut pas faire à tout le monde. On le fait quand il y a quelque chose qui nous inquiète : une femme corpulente, une femme qui a déjà eu un gros bébé, une femme dont la mère est diabétique, ou si la bandelette urinaire montre du sucre. Sinon non.</w:t>
       </w:r>
     </w:p>
     <w:p>
@@ -1971,7 +1971,7 @@
           <w:sz w:val="20"/>
           <w:szCs w:val="20"/>
         </w:rPr>
-        <w:t xml:space="preserve">En juin et juillet on n'a eu aucune bandelette de glycémie pendant six semaines. Six semaines. Pendant ce temps-là, une femme corpulente avec des antécédents, je ne pouvais rien faire, je l'envoyais à l'hôpital pour une glycémie — et beaucoup n'y allaient pas, parce que c'est un déplacement, c'est un jour de travail perdu. Donc concrètement, pendant six semaines, le dépistage du diabète n'existait pas ici.</w:t>
+        <w:t xml:space="preserve">En juin et juillet le laboratoire n'a eu aucune bandelette de glycémie pendant six semaines. Six semaines. Pendant ce temps-là, une femme corpulente avec des antécédents, je ne pouvais rien faire, je l'envoyais à l'hôpital pour une glycémie — et beaucoup n'y allaient pas, parce que c'est un déplacement, c'est un jour de travail perdu. Donc concrètement, pendant six semaines, le dépistage du diabète n'existait pas ici.</w:t>
       </w:r>
     </w:p>
     <w:p>
@@ -2394,7 +2394,7 @@
           <w:sz w:val="20"/>
           <w:szCs w:val="20"/>
         </w:rPr>
-        <w:t xml:space="preserve">Les bandelettes. Un approvisionnement régulier en bandelettes de glycémie, et un glucomètre de réserve. Pourquoi celle-là ? Parce que pour la tension, nous savons faire et nous avons l'appareil : ce qui manque, c'est la moitié du dépistage. Aujourd'hui je fais la moitié du travail et j'appelle ça un dépistage.</w:t>
+        <w:t xml:space="preserve">Les bandelettes. Un approvisionnement régulier en bandelettes de glycémie, avec une part réservée à la CPN au laboratoire — aujourd'hui, la consultation des malades chroniques passe avant nous. Pourquoi celle-là ? Parce que pour la tension, nous savons faire et nous avons l'appareil : ce qui manque, c'est la moitié du dépistage. Aujourd'hui je fais la moitié du travail et j'appelle ça un dépistage.</w:t>
       </w:r>
     </w:p>
     <w:p>
@@ -3455,7 +3455,7 @@
           <w:sz w:val="20"/>
           <w:szCs w:val="20"/>
         </w:rPr>
-        <w:t xml:space="preserve">La tension est dans les constantes, donc au début et de façon systématique — chez nous vraiment systématique, parce qu'il y a une salle pour ça et une personne pour ça. Le sucre, non. On a le glucomètre, mais les bandelettes sont comptées. Nous en avons douze ce mois. Donc la recherche du sucre, elle n'est pas dans le déroulement : elle est en dehors, elle dépend de moi, de mon jugement, de ce que je trouve à la bandelette urinaire. Et ça, c'est un problème, parce que ce qui dépend du jugement de chacune n'est pas égal d'une femme à l'autre.</w:t>
+        <w:t xml:space="preserve">La tension est dans les constantes, donc au début et de façon systématique — chez nous vraiment systématique, parce qu'il y a une salle pour ça et une personne pour ça. Le sucre, non. Le glucomètre est au laboratoire, et les bandelettes sont comptées : le labo en a douze ce mois, et il les garde d'abord pour les malades chroniques. Donc la recherche du sucre, elle n'est pas dans le déroulement : elle est en dehors, elle dépend de moi, de mon jugement, de ce que je trouve à la bandelette urinaire. Et ça, c'est un problème, parce que ce qui dépend du jugement de chacune n'est pas égal d'une femme à l'autre.</w:t>
       </w:r>
     </w:p>
     <w:p>
@@ -3926,7 +3926,7 @@
           <w:sz w:val="20"/>
           <w:szCs w:val="20"/>
         </w:rPr>
-        <w:t xml:space="preserve">Pendant la rupture de bandelettes, il y a eu une femme : trente-huit ans, quatrième grossesse, très corpulente, un enfant précédent de plus de quatre kilos. Le cas typique. Je n'avais rien. Je l'ai envoyée faire une glycémie à l'hôpital. Elle est revenue au rendez-vous suivant sans l'avoir faite — pas d'argent pour le déplacement ce jour-là, et elle avait un autre problème plus urgent. Donc je n'ai jamais su. Elle a accouché, tout s'est bien passé, mais je n'ai jamais su.</w:t>
+        <w:t xml:space="preserve">Pendant la rupture de bandelettes, il y a eu une femme : trente-huit ans, quatrième grossesse, très corpulente, un enfant précédent de plus de quatre kilos. Le cas typique. Le laboratoire n'avait plus rien. Je l'ai envoyée faire une glycémie à l'hôpital. Elle est revenue au rendez-vous suivant sans l'avoir faite — pas d'argent pour le déplacement ce jour-là, et elle avait un autre problème plus urgent. Donc je n'ai jamais su. Elle a accouché, tout s'est bien passé, mais je n'ai jamais su.</w:t>
       </w:r>
     </w:p>
     <w:p>
@@ -5360,7 +5360,7 @@
           <w:sz w:val="20"/>
           <w:szCs w:val="20"/>
         </w:rPr>
-        <w:t xml:space="preserve">La tension, c'est avec le poids, au début. Le sucre… (long silence) nous n'avons pas d'appareil. Il n'y a pas de glucomètre ici. Alors le sucre, je ne le fais pas.</w:t>
+        <w:t xml:space="preserve">La tension, c'est avec le poids, au début. Le sucre… (long silence) il y a un glucomètre au laboratoire, mais il sert pour la consultation des malades chroniques. Je n'ai jamais envoyé une femme enceinte faire le sucre là-bas. Alors le sucre, je ne le fais pas.</w:t>
       </w:r>
     </w:p>
     <w:p>
@@ -5410,7 +5410,7 @@
           <w:sz w:val="20"/>
           <w:szCs w:val="20"/>
         </w:rPr>
-        <w:t xml:space="preserve">Je n'ai jamais fait de test de sucre depuis que je travaille ici. Jamais. Si je pense qu'il faut le faire, j'écris sur le carnet d'aller à l'hôpital. Mais je ne sais pas si elles y vont. À l'école on nous a montré comment faire, avec l'appareil, mais ici il n'y en a pas, donc… (silence) j'ai un peu oublié, pour être honnête.</w:t>
+        <w:t xml:space="preserve">Je n'ai jamais fait de test de sucre depuis que je travaille ici. Jamais. Si je pense qu'il faut le faire, j'écris sur le carnet d'aller à l'hôpital. Mais je ne sais pas si elles y vont. À l'école on nous a montré comment faire, avec l'appareil, mais ici on ne me l'a jamais demandé, et le laboratoire ne le fait pas pour nous, donc… (silence) j'ai un peu oublié, pour être honnête.</w:t>
       </w:r>
     </w:p>
     <w:p>
@@ -5855,7 +5855,7 @@
           <w:sz w:val="20"/>
           <w:szCs w:val="20"/>
         </w:rPr>
-        <w:t xml:space="preserve">La tension, c'est une chose normale du travail, comme le poids. Le sucre, ce n'est pas dans mon travail, puisque je ne peux pas le faire. Si je compare avec le reste… le plus important pour moi c'est de voir si le bébé va bien, et si la femme n'a pas le paludisme ou l'anémie. C'est ça que je regarde d'abord.</w:t>
+        <w:t xml:space="preserve">La tension, c'est une chose normale du travail, comme le poids. Le sucre, ce n'est pas dans mon travail : c'est le laboratoire, et la consultation des chroniques. Si je compare avec le reste… le plus important pour moi c'est de voir si le bébé va bien, et si la femme n'a pas le paludisme ou l'anémie. C'est ça que je regarde d'abord.</w:t>
       </w:r>
     </w:p>
     <w:p>
@@ -6404,7 +6404,7 @@
           <w:sz w:val="20"/>
           <w:szCs w:val="20"/>
         </w:rPr>
-        <w:t xml:space="preserve">Une formation. Parce que le matériel, même si on nous donne un glucomètre, moi je ne saurais pas bien quand l'utiliser ni quoi dire à la femme après. Donc d'abord savoir, et après avoir.</w:t>
+        <w:t xml:space="preserve">Une formation. Parce que le matériel, même si le laboratoire acceptait de faire le sucre pour nos femmes, moi je ne saurais pas bien quand le demander ni quoi dire à la femme après. Donc d'abord savoir, et après avoir.</w:t>
       </w:r>
     </w:p>
     <w:p>
@@ -7465,7 +7465,7 @@
           <w:sz w:val="20"/>
           <w:szCs w:val="20"/>
         </w:rPr>
-        <w:t xml:space="preserve">La tension est au début, avec le poids. Quand nous sommes deux et que personne n'est appelé ailleurs, je la prends à tout le monde. Mais nous ne sommes pas toujours deux, et il n'y a qu'un tensiomètre dans le centre. Le sucre, il n'y a pas d'appareil, donc non.</w:t>
+        <w:t xml:space="preserve">La tension est au début, avec le poids. Quand nous sommes deux et que personne n'est appelé ailleurs, je la prends à tout le monde. Mais nous ne sommes pas toujours deux, et il n'y a qu'un tensiomètre dans le centre. Le sucre, l'appareil est au labo, pour les malades chroniques. Nous, on ne l'a pas, donc non.</w:t>
       </w:r>
     </w:p>
     <w:p>
@@ -9370,7 +9370,7 @@
           <w:sz w:val="20"/>
           <w:szCs w:val="20"/>
         </w:rPr>
-        <w:t xml:space="preserve">Tous les jours. Chaque femme qui entre ici a sa tension prise et inscrite. Pour le sucre, c'est autre chose : nous n'avons pas de glucomètre. Ça, c'est un manque du niveau supérieur, ce n'est pas nous.</w:t>
+        <w:t xml:space="preserve">Tous les jours. Chaque femme qui entre ici a sa tension prise et inscrite. Pour le sucre, c'est autre chose : le glucomètre du laboratoire n'a plus de bandelettes. Ça, c'est un manque du niveau supérieur, ce n'est pas nous.</w:t>
       </w:r>
     </w:p>
     <w:p>
@@ -9891,7 +9891,7 @@
           <w:sz w:val="20"/>
           <w:szCs w:val="20"/>
         </w:rPr>
-        <w:t xml:space="preserve">(silence) Il y a la question des bandelettes de sucre : nous n'en avons pas reçu depuis plusieurs mois, peut-être quatre. Donc le sucre, nous ne pouvons pas. Pour la tension, nous avons l'appareil.</w:t>
+        <w:t xml:space="preserve">(silence) Il y a la question des bandelettes de sucre : le laboratoire n'en a pas reçu depuis plusieurs mois, peut-être quatre. Le glucomètre est là, mais sans bandelettes il ne sert à rien. Donc le sucre, nous ne pouvons pas. Pour la tension, nous avons l'appareil.</w:t>
       </w:r>
     </w:p>
     <w:p>
@@ -10236,7 +10236,7 @@
           <w:sz w:val="20"/>
           <w:szCs w:val="20"/>
         </w:rPr>
-        <w:t xml:space="preserve">Moi je n'ai pas eu de formation sur ces maladies, non. J'ai l'expérience. Pour la tension, on n'a pas besoin de formation, c'est le métier de base. Pour le diabète de la grossesse, je reconnais que je ne connais pas bien ; mais comme nous n'avons pas l'appareil, la question ne se pose pas.</w:t>
+        <w:t xml:space="preserve">Moi je n'ai pas eu de formation sur ces maladies, non. J'ai l'expérience. Pour la tension, on n'a pas besoin de formation, c'est le métier de base. Pour le diabète de la grossesse, je reconnais que je ne connais pas bien ; mais comme le laboratoire n'a pas de bandelettes, la question ne se pose pas.</w:t>
       </w:r>
     </w:p>
     <w:p>
@@ -10314,7 +10314,7 @@
           <w:sz w:val="20"/>
           <w:szCs w:val="20"/>
         </w:rPr>
-        <w:t xml:space="preserve">Le glucomètre et les bandelettes. Parce que c'est la seule chose qui manque complètement. Le reste, nous l'avons et nous le faisons.</w:t>
+        <w:t xml:space="preserve">Les bandelettes pour le glucomètre du laboratoire. Parce que c'est la seule chose qui manque complètement. Le reste, nous l'avons et nous le faisons.</w:t>
       </w:r>
     </w:p>
     <w:p>
@@ -11375,7 +11375,7 @@
           <w:sz w:val="20"/>
           <w:szCs w:val="20"/>
         </w:rPr>
-        <w:t xml:space="preserve">Normalement la tension est au début, avec les constantes. Dans les faits, elle est prise quand l'appareil est disponible. Le sucre, il n'y a pas d'appareil du tout, et pas de bandelettes depuis que je suis ici — enfin, depuis plusieurs mois. À la formation on m'a expliqué comment dépister le diabète gestationnel, les critères, quand faire la glycémie. Je sais le faire. Je ne l'ai jamais fait ici.</w:t>
+        <w:t xml:space="preserve">Normalement la tension est au début, avec les constantes. Dans les faits, elle est prise quand l'appareil est disponible. Le sucre, il faut passer par le laboratoire, et le laboratoire n'a pas de bandelettes depuis plusieurs mois. À la formation on m'a expliqué comment dépister le diabète gestationnel, les critères, quand faire la glycémie. Je sais le faire. Je ne l'ai jamais fait ici.</w:t>
       </w:r>
     </w:p>
     <w:p>
@@ -12269,7 +12269,7 @@
           <w:sz w:val="20"/>
           <w:szCs w:val="20"/>
         </w:rPr>
-        <w:t xml:space="preserve">Un tensiomètre qui marche, à nous, qui ne sorte pas de la salle de CPN. Pourquoi celui-là plutôt que le glucomètre ? Parce que la tension, c'est ce qui tue ici, et parce que nous sommes à un appareil près de faire correctement la moitié du travail. Le glucomètre viendra après.</w:t>
+        <w:t xml:space="preserve">Un tensiomètre qui marche, à nous, qui ne sorte pas de la salle de CPN. Pourquoi celui-là plutôt que des bandelettes pour le labo ? Parce que la tension, c'est ce qui tue ici, et parce que nous sommes à un appareil près de faire correctement la moitié du travail. Les bandelettes viendront après.</w:t>
       </w:r>
     </w:p>
     <w:p>
@@ -13330,7 +13330,7 @@
           <w:sz w:val="20"/>
           <w:szCs w:val="20"/>
         </w:rPr>
-        <w:t xml:space="preserve">La tension est aux constantes, systématique. C'est le point fort de notre organisation : quelqu'un est affecté à cela. Le sucre — nous avons un glucomètre en état, mais nos bandelettes sont périmées depuis mars. Donc dans les faits, depuis six mois, aucune glycémie n'est faite ici. On envoie au laboratoire de l'hôpital, qui est à quinze minutes — ça, c'est notre avantage par rapport aux centres éloignés. Mais même à quinze minutes, une partie des femmes n'y va pas.</w:t>
+        <w:t xml:space="preserve">La tension est aux constantes, systématique. C'est le point fort de notre organisation : quelqu'un est affecté à cela. Le sucre — le glucomètre du laboratoire est en état, mais les bandelettes du labo sont périmées depuis mars. La consultation des chroniques a sa petite réserve, mais elle n'est pas pour nous. Donc dans les faits, depuis six mois, aucune glycémie n'est faite ici pour une femme enceinte. On envoie au laboratoire de l'hôpital, qui est à quinze minutes — ça, c'est notre avantage par rapport aux centres éloignés. Mais même à quinze minutes, une partie des femmes n'y va pas.</w:t>
       </w:r>
     </w:p>
     <w:p>
@@ -15235,7 +15235,7 @@
           <w:sz w:val="20"/>
           <w:szCs w:val="20"/>
         </w:rPr>
-        <w:t xml:space="preserve">La tension c'est moi qui la prends, au début, à toutes les femmes. C'est mon poste. Le sucre, on ne le fait pas : les bandelettes sont périmées. Et de toute façon ce n'est pas moi qui décide de le faire ou pas, c'est la sage-femme.</w:t>
+        <w:t xml:space="preserve">La tension c'est moi qui la prends, au début, à toutes les femmes. C'est mon poste. Le sucre, on ne le fait pas : c'est au labo, et les bandelettes du labo sont périmées. Et de toute façon ce n'est pas moi qui décide de le faire ou pas, c'est la sage-femme.</w:t>
       </w:r>
     </w:p>
     <w:p>
@@ -17040,7 +17040,7 @@
           <w:sz w:val="20"/>
           <w:szCs w:val="20"/>
         </w:rPr>
-        <w:t xml:space="preserve">La tension est aux constantes. Nous y tenons, et je vérifie le registre chaque semaine pour voir si la colonne est remplie — c'est une consigne que j'ai donnée moi-même. Pour le sucre, nous avons un glucomètre, mais il est en panne : il affiche une erreur. Et nous n'avons pas de bandelettes. Donc le dépistage du diabète n'existe pas ici, depuis longtemps.</w:t>
+        <w:t xml:space="preserve">La tension est aux constantes. Nous y tenons, et je vérifie le registre chaque semaine pour voir si la colonne est remplie — c'est une consigne que j'ai donnée moi-même. Pour le sucre, le glucomètre du laboratoire est en panne : il affiche une erreur. Et nous n'avons pas de bandelettes. Donc le dépistage du diabète n'existe pas ici, depuis longtemps.</w:t>
       </w:r>
     </w:p>
     <w:p>
@@ -19045,7 +19045,7 @@
           <w:sz w:val="20"/>
           <w:szCs w:val="20"/>
         </w:rPr>
-        <w:t xml:space="preserve">La tension est au début, avec le poids. Ici on la prend à toutes — la titulaire y tient beaucoup, elle vérifie le registre. Le sucre, non : notre appareil ne marche pas. Il est sur l'étagère. Je ne l'ai jamais vu fonctionner depuis que je suis ici.</w:t>
+        <w:t xml:space="preserve">La tension est au début, avec le poids. Ici on la prend à toutes — la titulaire y tient beaucoup, elle vérifie le registre. Le sucre, non : l'appareil du laboratoire ne marche pas. Il est sur l'étagère du labo. Je ne l'ai jamais vu fonctionner depuis que je suis ici.</w:t>
       </w:r>
     </w:p>
     <w:p>
@@ -21011,7 +21011,7 @@
           <w:sz w:val="20"/>
           <w:szCs w:val="20"/>
         </w:rPr>
-        <w:t xml:space="preserve">Accueil, inscription, puis la salle des constantes : poids, tension, et à la première visite la taille et le périmètre du bras. Ensuite la consultation : signes de danger, examen, hauteur utérine, bruits du cœur. Ensuite le poste des examens : bandelette urinaire, sérologies, et la glycémie quand elle est indiquée. Enfin le conseil et le rendez-vous.</w:t>
+        <w:t xml:space="preserve">Accueil, inscription, puis la salle des constantes : poids, tension, et à la première visite la taille et le périmètre du bras. Ensuite la consultation : signes de danger, examen, hauteur utérine, bruits du cœur. Ensuite le laboratoire, juste à côté, avec le bon que je remplis : sérologies, et la glycémie quand elle est indiquée ; la bandelette urinaire, nous la faisons nous-mêmes. Enfin le conseil et le rendez-vous.</w:t>
       </w:r>
     </w:p>
     <w:p>
@@ -21050,7 +21050,7 @@
           <w:sz w:val="20"/>
           <w:szCs w:val="20"/>
         </w:rPr>
-        <w:t xml:space="preserve">La tension, à toutes, aux constantes. La glycémie, au poste des examens, pour les femmes qui ont un facteur de risque : surpoids, antécédent de gros bébé ou de diabète dans la famille, sucre dans les urines, âge. Nous avons l'appareil et les bandelettes — en ce moment quarante-huit. Il y a une fiche de stock, et quand on descend sous vingt, on commande.</w:t>
+        <w:t xml:space="preserve">La tension, à toutes, aux constantes. La glycémie, au laboratoire du centre, sur un bon de la CPN, pour les femmes qui ont un facteur de risque : surpoids, antécédent de gros bébé ou de diabète dans la famille, sucre dans les urines, âge. Le laboratoire a l'appareil et les bandelettes — en ce moment quarante-huit. Il y a une fiche de stock, une part est réservée à la CPN, et quand on descend sous vingt, on commande.</w:t>
       </w:r>
     </w:p>
     <w:p>
@@ -21139,7 +21139,7 @@
           <w:sz w:val="20"/>
           <w:szCs w:val="20"/>
         </w:rPr>
-        <w:t xml:space="preserve">Le mois dernier, une femme de trente-six ans, quatrième grossesse, vingt-six semaines, en surpoids. Sucre dans les urines. J'ai fait la glycémie sur place, elle était élevée. Je l'ai référée avec la fiche. Une semaine après, le volet de retour de l'hôpital est revenu : diabète gestationnel confirmé, régime, contrôles. Elle est suivie conjointement maintenant.</w:t>
+        <w:t xml:space="preserve">Le mois dernier, une femme de trente-six ans, quatrième grossesse, vingt-six semaines, en surpoids. Sucre dans les urines. Le laboratoire a fait la glycémie le matin même, elle était élevée. Je l'ai référée avec la fiche. Une semaine après, le volet de retour de l'hôpital est revenu : diabète gestationnel confirmé, régime, contrôles. Elle est suivie conjointement maintenant.</w:t>
       </w:r>
     </w:p>
     <w:p>
@@ -22855,7 +22855,7 @@
           <w:sz w:val="20"/>
           <w:szCs w:val="20"/>
         </w:rPr>
-        <w:t xml:space="preserve">La tension au début, à toutes quand nous sommes deux. Le sucre, nous n'avons pas d'appareil. Et je vais être honnête : même si on m'en donnait un demain, je ne saurais pas à partir de quel chiffre m'inquiéter chez une femme enceinte. Je n'ai jamais été formé là-dessus.</w:t>
+        <w:t xml:space="preserve">La tension au début, à toutes quand nous sommes deux. Le sucre, le glucomètre est à la consultation des malades chroniques, le jeudi ; pour la CPN, on ne s'en sert pas. Et je vais être honnête : même si on me le prêtait demain, je ne saurais pas à partir de quel chiffre m'inquiéter chez une femme enceinte. Je n'ai jamais été formé là-dessus.</w:t>
       </w:r>
     </w:p>
     <w:p>
@@ -23226,7 +23226,7 @@
           <w:sz w:val="20"/>
           <w:szCs w:val="20"/>
         </w:rPr>
-        <w:t xml:space="preserve">Les jours où je suis appelé ailleurs et où ma collègue fait tout seule. La tension est prise, je crois, mais l'explication est réduite au minimum. Et pour le sucre, c'est tous les jours, puisqu'on ne peut pas.</w:t>
+        <w:t xml:space="preserve">Les jours où je suis appelé ailleurs et où ma collègue fait tout seule. La tension est prise, je crois, mais l'explication est réduite au minimum. Et pour le sucre, c'est tous les jours, puisqu'on ne le fait pas.</w:t>
       </w:r>
     </w:p>
     <w:p>
@@ -24460,7 +24460,7 @@
           <w:sz w:val="20"/>
           <w:szCs w:val="20"/>
         </w:rPr>
-        <w:t xml:space="preserve">La tension, à toutes. Le sucre… c'est une histoire. Nous avons un glucomètre qui marche. Nous avons des bandelettes — trente. Mais elles sont périmées depuis mai. Alors je ne peux pas les utiliser. L'appareil est là, les bandelettes sont là, et je ne fais pas le test.</w:t>
+        <w:t xml:space="preserve">La tension, à toutes. Le sucre… c'est une histoire. Le laboratoire a un glucomètre qui marche. Il a des bandelettes — trente. Mais elles sont périmées depuis mai. Alors je ne peux pas les utiliser. L'appareil est là, les bandelettes sont là, et je ne fais pas le test.</w:t>
       </w:r>
     </w:p>
     <w:p>
@@ -26265,7 +26265,7 @@
           <w:sz w:val="20"/>
           <w:szCs w:val="20"/>
         </w:rPr>
-        <w:t xml:space="preserve">La tension aux constantes, c'est souvent le stagiaire qui la prend. Le sucre, nous avons l'appareil et quelques bandelettes, cinq je crois. Je ne sais pas toujours à qui le faire. Les collègues qui sont partis savaient ; moi j'ai appris en les regardant, pendant deux mois.</w:t>
+        <w:t xml:space="preserve">La tension aux constantes, c'est souvent le stagiaire qui la prend. Le sucre, c'est au laboratoire : ils ont l'appareil et quelques bandelettes, cinq je crois. Je ne sais pas toujours à qui le faire. Les collègues qui sont partis savaient ; moi j'ai appris en les regardant, pendant deux mois.</w:t>
       </w:r>
     </w:p>
     <w:p>
@@ -27970,7 +27970,7 @@
           <w:sz w:val="20"/>
           <w:szCs w:val="20"/>
         </w:rPr>
-        <w:t xml:space="preserve">La tension, à toutes. Le sucre, pas d'appareil. Quand je soupçonne quelque chose, je réfère pour une glycémie et je demande à l'agent de santé communautaire du village de vérifier qu'elle y est allée.</w:t>
+        <w:t xml:space="preserve">La tension, à toutes. Le sucre, le glucomètre du laboratoire est en panne depuis l'an dernier. Quand je soupçonne quelque chose, je réfère pour une glycémie et je demande à l'agent de santé communautaire du village de vérifier qu'elle y est allée.</w:t>
       </w:r>
     </w:p>
     <w:p>
@@ -28441,7 +28441,7 @@
           <w:sz w:val="20"/>
           <w:szCs w:val="20"/>
         </w:rPr>
-        <w:t xml:space="preserve">Pour le sucre, toujours, puisque nous n'avons pas d'appareil. Et quand l'agent du village n'est pas actif — tous ne le sont pas — je perds la trace des femmes que j'ai référées.</w:t>
+        <w:t xml:space="preserve">Pour le sucre, toujours, puisque l'appareil du laboratoire est en panne. Et quand l'agent du village n'est pas actif — tous ne le sont pas — je perds la trace des femmes que j'ai référées.</w:t>
       </w:r>
     </w:p>
     <w:p>
@@ -29775,7 +29775,7 @@
           <w:sz w:val="20"/>
           <w:szCs w:val="20"/>
         </w:rPr>
-        <w:t xml:space="preserve">La tension, avec l'appareil neuf, à toutes. Le sucre, le glucomètre est prévu dans la dotation, mais il n'est pas arrivé. Les bandelettes urinaires non plus.</w:t>
+        <w:t xml:space="preserve">La tension, avec l'appareil neuf, à toutes. Le sucre, le glucomètre est prévu dans la dotation du laboratoire, mais il n'est pas arrivé. Les bandelettes urinaires non plus.</w:t>
       </w:r>
     </w:p>
     <w:p>
@@ -31441,7 +31441,7 @@
           <w:sz w:val="20"/>
           <w:szCs w:val="20"/>
         </w:rPr>
-        <w:t xml:space="preserve">Inscription, poids, tension, examen, glycémie quand il y a un facteur de risque, bandelette urinaire, médicaments, conseils, rendez-vous.</w:t>
+        <w:t xml:space="preserve">Inscription, poids, tension, examen, bon pour la glycémie au laboratoire quand il y a un facteur de risque, bandelette urinaire, médicaments, conseils, rendez-vous.</w:t>
       </w:r>
     </w:p>
     <w:p>
@@ -31480,7 +31480,7 @@
           <w:sz w:val="20"/>
           <w:szCs w:val="20"/>
         </w:rPr>
-        <w:t xml:space="preserve">La tension à toutes. La glycémie aux femmes à risque — nous avons l'appareil et des bandelettes, quatorze en ce moment. Depuis la formation, je la fais selon les critères : surpoids, antécédent, âge, sucre dans les urines.</w:t>
+        <w:t xml:space="preserve">La tension à toutes. La glycémie aux femmes à risque — le laboratoire a l'appareil et des bandelettes, quatorze en ce moment ; j'écris le bon et la femme y passe avant de repartir. Depuis la formation, je la fais selon les critères : surpoids, antécédent, âge, sucre dans les urines.</w:t>
       </w:r>
     </w:p>
     <w:p>
@@ -31862,7 +31862,7 @@
           <w:sz w:val="20"/>
           <w:szCs w:val="20"/>
         </w:rPr>
-        <w:t xml:space="preserve">La formation récente, l'appareil et les bandelettes. Ici nous avons ce qu'il faut pour le test.</w:t>
+        <w:t xml:space="preserve">La formation récente, l'appareil et les bandelettes. Ici le laboratoire a ce qu'il faut pour le test, et il accepte nos bons.</w:t>
       </w:r>
     </w:p>
     <w:p>
@@ -33196,7 +33196,7 @@
           <w:sz w:val="20"/>
           <w:szCs w:val="20"/>
         </w:rPr>
-        <w:t xml:space="preserve">Inscription, poids, tension, examen, glycémie si indiquée et si nous avons les bandelettes, bandelette urinaire, médicaments, rendez-vous.</w:t>
+        <w:t xml:space="preserve">Inscription, poids, tension, examen, glycémie au laboratoire si indiquée et si le labo a des bandelettes, bandelette urinaire, médicaments, rendez-vous.</w:t>
       </w:r>
     </w:p>
     <w:p>
@@ -33235,7 +33235,7 @@
           <w:sz w:val="20"/>
           <w:szCs w:val="20"/>
         </w:rPr>
-        <w:t xml:space="preserve">La tension à toutes. La glycémie aux femmes à risque — mais nous sommes en rupture de bandelettes depuis deux mois. Vous le verrez dans le registre : la colonne est remplie jusqu'à fin juillet, puis vide.</w:t>
+        <w:t xml:space="preserve">La tension à toutes. La glycémie aux femmes à risque — mais le laboratoire est en rupture de bandelettes depuis deux mois. Vous le verrez dans le registre : la colonne est remplie jusqu'à fin juillet, puis vide.</w:t>
       </w:r>
     </w:p>
     <w:p>
@@ -35040,7 +35040,7 @@
           <w:sz w:val="20"/>
           <w:szCs w:val="20"/>
         </w:rPr>
-        <w:t xml:space="preserve">La tension, normalement à toutes. Le sucre, nous avons l'appareil et quelques bandelettes, que je réserve aux cas évidents.</w:t>
+        <w:t xml:space="preserve">La tension, normalement à toutes. Le sucre, le laboratoire a l'appareil et quelques bandelettes ; je ne fais le bon que pour les cas évidents.</w:t>
       </w:r>
     </w:p>
     <w:p>
@@ -36745,7 +36745,7 @@
           <w:sz w:val="20"/>
           <w:szCs w:val="20"/>
         </w:rPr>
-        <w:t xml:space="preserve">La tension, avec ce vieil appareil — regardez, la poire est réparée avec du ruban. Il marche, mais il faut s'y reprendre à deux ou trois fois. Le sucre, nous n'avons jamais eu d'appareil ici. Jamais.</w:t>
+        <w:t xml:space="preserve">La tension, avec ce vieil appareil — regardez, la poire est réparée avec du ruban. Il marche, mais il faut s'y reprendre à deux ou trois fois. Le sucre, il y a un appareil au laboratoire, pour les malades chroniques. Pour les femmes enceintes, on ne l'a jamais fait. Jamais.</w:t>
       </w:r>
     </w:p>
     <w:p>
@@ -38450,7 +38450,7 @@
           <w:sz w:val="20"/>
           <w:szCs w:val="20"/>
         </w:rPr>
-        <w:t xml:space="preserve">La tension à toutes, avec l'appareil à piles — quand il y a des piles. Il y a des semaines où il n'y en a pas, alors j'en achète moi-même au marché, parce qu'on ne peut pas faire de CPN sans tension. Le sucre, pas d'appareil.</w:t>
+        <w:t xml:space="preserve">La tension à toutes, avec l'appareil à piles — quand il y a des piles. Il y a des semaines où il n'y en a pas, alors j'en achète moi-même au marché, parce qu'on ne peut pas faire de CPN sans tension. Le sucre, le glucomètre du laboratoire n'a pas de bandelettes en ce moment, et le technicien ne vient que deux jours par semaine.</w:t>
       </w:r>
     </w:p>
     <w:p>
@@ -39233,7 +39233,7 @@
           <w:sz w:val="20"/>
           <w:szCs w:val="20"/>
         </w:rPr>
-        <w:t xml:space="preserve">Des piles dans les commandes — ça paraît petit, mais c'est la tension de toutes les femmes. Un glucomètre pour les centres éloignés. Et un outil officiel de suivi après l'accouchement.</w:t>
+        <w:t xml:space="preserve">Des piles dans les commandes — ça paraît petit, mais c'est la tension de toutes les femmes. Des bandelettes pour les laboratoires des centres éloignés. Et un outil officiel de suivi après l'accouchement.</w:t>
       </w:r>
     </w:p>
     <w:p>

--- a/memoire-ngoma/livrables/2_Transcriptions_verbatim_SIMULATION.docx
+++ b/memoire-ngoma/livrables/2_Transcriptions_verbatim_SIMULATION.docx
@@ -137,7 +137,7 @@
           <w:sz w:val="20"/>
           <w:szCs w:val="20"/>
         </w:rPr>
-        <w:t xml:space="preserve">21 transcriptions d'entretiens simulés, présentées question par question selon l'annexe 1 du protocole (guide d'entretien semi-structuré).</w:t>
+        <w:t xml:space="preserve">20 transcriptions d'entretiens simulés, présentées question par question selon l'annexe 1 du protocole (guide d'entretien semi-structuré).</w:t>
       </w:r>
     </w:p>
     <w:p>
@@ -513,7 +513,7 @@
                 <w:sz w:val="19"/>
                 <w:szCs w:val="19"/>
               </w:rPr>
-              <w:t xml:space="preserve">10 infirmiers ou infirmières et 11 sages-femmes, 16 centres de santé codés (CS01 à CS16), en deux vagues</w:t>
+              <w:t xml:space="preserve">10 infirmiers ou infirmières et 10 sages-femmes, 15 centres de santé codés (CS01 à CS15), en deux vagues</w:t>
             </w:r>
           </w:p>
         </w:tc>
@@ -1505,6 +1505,56 @@
     </w:p>
     <w:p>
       <w:pPr>
+        <w:spacing w:after="60"/>
+        <w:ind w:left="220"/>
+      </w:pPr>
+      <w:r>
+        <w:rPr>
+          <w:b/>
+          <w:bCs/>
+          <w:color w:val="7F8C8D"/>
+          <w:sz w:val="20"/>
+          <w:szCs w:val="20"/>
+        </w:rPr>
+        <w:t xml:space="preserve">E : </w:t>
+      </w:r>
+      <w:r>
+        <w:rPr>
+          <w:i/>
+          <w:iCs/>
+          <w:sz w:val="20"/>
+          <w:szCs w:val="20"/>
+        </w:rPr>
+        <w:t xml:space="preserve">Et quand vous écrivez le bon, la femme fait-elle le test ?</w:t>
+      </w:r>
+    </w:p>
+    <w:p>
+      <w:pPr>
+        <w:spacing w:after="60"/>
+        <w:ind w:left="220"/>
+      </w:pPr>
+      <w:r>
+        <w:rPr>
+          <w:b/>
+          <w:bCs/>
+          <w:color w:val="1A5276"/>
+          <w:sz w:val="20"/>
+          <w:szCs w:val="20"/>
+        </w:rPr>
+        <w:t xml:space="preserve">P01 : </w:t>
+      </w:r>
+      <w:r>
+        <w:rPr>
+          <w:i w:val="false"/>
+          <w:iCs w:val="false"/>
+          <w:sz w:val="20"/>
+          <w:szCs w:val="20"/>
+        </w:rPr>
+        <w:t xml:space="preserve">Pas toujours. Le test n'est pas dans le paquet de la CPN : au laboratoire, elle doit le payer. Celle qui n'a pas l'argent ce jour-là repart avec le bon dans son carnet, et pour ça, souvent, elle ne revient pas.</w:t>
+      </w:r>
+    </w:p>
+    <w:p>
+      <w:pPr>
         <w:spacing w:after="60" w:before="160"/>
       </w:pPr>
       <w:r>
@@ -3455,7 +3505,7 @@
           <w:sz w:val="20"/>
           <w:szCs w:val="20"/>
         </w:rPr>
-        <w:t xml:space="preserve">La tension est dans les constantes, donc au début et de façon systématique — chez nous vraiment systématique, parce qu'il y a une salle pour ça et une personne pour ça. Le sucre, non. Le glucomètre est au laboratoire, et les bandelettes sont comptées : le labo en a douze ce mois, et il les garde d'abord pour les malades chroniques. Donc la recherche du sucre, elle n'est pas dans le déroulement : elle est en dehors, elle dépend de moi, de mon jugement, de ce que je trouve à la bandelette urinaire. Et ça, c'est un problème, parce que ce qui dépend du jugement de chacune n'est pas égal d'une femme à l'autre.</w:t>
+        <w:t xml:space="preserve">La tension est dans les constantes, donc au début et de façon systématique — chez nous vraiment systématique, parce qu'il y a une salle pour ça et une personne pour ça. Le sucre, non. Le glucomètre est au laboratoire, et les bandelettes sont comptées : le labo en a douze ce mois, et il les garde d'abord pour les malades chroniques. Donc la recherche du sucre, elle n'est pas dans le déroulement : elle est en dehors, elle dépend de moi, de mon jugement, de ce que je trouve à la bandelette urinaire. Et ça, c'est un problème, parce que ce qui dépend du jugement de chacune n'est pas égal d'une femme à l'autre. Et même quand je fais le bon, ce n'est pas gratuit pour elle : le test n'est pas compris dans les soins de la CPN, il faut le payer au labo. Alors certaines me disent « la prochaine fois ».</w:t>
       </w:r>
     </w:p>
     <w:p>
@@ -7465,7 +7515,7 @@
           <w:sz w:val="20"/>
           <w:szCs w:val="20"/>
         </w:rPr>
-        <w:t xml:space="preserve">La tension est au début, avec le poids. Quand nous sommes deux et que personne n'est appelé ailleurs, je la prends à tout le monde. Mais nous ne sommes pas toujours deux, et il n'y a qu'un tensiomètre dans le centre. Le sucre, l'appareil est au labo, pour les malades chroniques. Nous, on ne l'a pas, donc non.</w:t>
+        <w:t xml:space="preserve">La tension est au début, avec le poids. Quand nous sommes deux et que personne n'est appelé ailleurs, je la prends à tout le monde. Mais nous ne sommes pas toujours deux, et il n'y a qu'un tensiomètre dans le centre. Le sucre, l'appareil est au labo, pour les malades chroniques. Nous, on ne l'a pas, donc non. Quand une femme a des signes, je l'envoie à l'hôpital ; mais là-bas aussi le test se paie, il n'est pas dans ce que la CPN lui donne.</w:t>
       </w:r>
     </w:p>
     <w:p>
@@ -21105,6 +21155,56 @@
     </w:p>
     <w:p>
       <w:pPr>
+        <w:spacing w:after="60"/>
+        <w:ind w:left="220"/>
+      </w:pPr>
+      <w:r>
+        <w:rPr>
+          <w:b/>
+          <w:bCs/>
+          <w:color w:val="7F8C8D"/>
+          <w:sz w:val="20"/>
+          <w:szCs w:val="20"/>
+        </w:rPr>
+        <w:t xml:space="preserve">E : </w:t>
+      </w:r>
+      <w:r>
+        <w:rPr>
+          <w:i/>
+          <w:iCs/>
+          <w:sz w:val="20"/>
+          <w:szCs w:val="20"/>
+        </w:rPr>
+        <w:t xml:space="preserve">Et pour la femme, le test a-t-il un coût ?</w:t>
+      </w:r>
+    </w:p>
+    <w:p>
+      <w:pPr>
+        <w:spacing w:after="60"/>
+        <w:ind w:left="220"/>
+      </w:pPr>
+      <w:r>
+        <w:rPr>
+          <w:b/>
+          <w:bCs/>
+          <w:color w:val="1A5276"/>
+          <w:sz w:val="20"/>
+          <w:szCs w:val="20"/>
+        </w:rPr>
+        <w:t xml:space="preserve">P11 : </w:t>
+      </w:r>
+      <w:r>
+        <w:rPr>
+          <w:i w:val="false"/>
+          <w:iCs w:val="false"/>
+          <w:sz w:val="20"/>
+          <w:szCs w:val="20"/>
+        </w:rPr>
+        <w:t xml:space="preserve">Oui, même ici. Le test n'est pas dans le paquet de la CPN, elle le paie à la caisse du laboratoire. Le titulaire laisse passer celles qui ne peuvent pas payer, mais c'est un arrangement, ce n'est écrit nulle part.</w:t>
+      </w:r>
+    </w:p>
+    <w:p>
+      <w:pPr>
         <w:spacing w:after="60" w:before="160"/>
       </w:pPr>
       <w:r>
@@ -26315,7 +26415,7 @@
           <w:sz w:val="20"/>
           <w:szCs w:val="20"/>
         </w:rPr>
-        <w:t xml:space="preserve">Il y avait une sage-femme qui faisait le test aux femmes grosses ou qui avaient eu un gros bébé. Je fais pareil. Mais je ne sais pas si c'est la règle complète ou seulement son habitude à elle.</w:t>
+        <w:t xml:space="preserve">Il y avait une sage-femme qui faisait le test aux femmes grosses ou qui avaient eu un gros bébé. Je fais pareil. Mais je ne sais pas si c'est la règle complète ou seulement son habitude à elle. Et puis il faut payer le test au laboratoire : il n'est pas dans ce que la CPN donne aux femmes. Celles qui n'ont pas l'argent, je ne peux rien pour elles.</w:t>
       </w:r>
     </w:p>
     <w:p>
@@ -31480,7 +31580,7 @@
           <w:sz w:val="20"/>
           <w:szCs w:val="20"/>
         </w:rPr>
-        <w:t xml:space="preserve">La tension à toutes. La glycémie aux femmes à risque — le laboratoire a l'appareil et des bandelettes, quatorze en ce moment ; j'écris le bon et la femme y passe avant de repartir. Depuis la formation, je la fais selon les critères : surpoids, antécédent, âge, sucre dans les urines.</w:t>
+        <w:t xml:space="preserve">La tension à toutes. La glycémie aux femmes à risque — le laboratoire a l'appareil et des bandelettes, quatorze en ce moment ; j'écris le bon et la femme y passe avant de repartir. Depuis la formation, je la fais selon les critères : surpoids, antécédent, âge, sucre dans les urines. Mais la femme paie le test, il n'est pas dans le paquet de la CPN. Beaucoup ici traversent la frontière pour travailler et n'ont pas d'argent sur elles ce jour-là : elles promettent de revenir.</w:t>
       </w:r>
     </w:p>
     <w:p>
@@ -37616,1761 +37716,6 @@
           <w:szCs w:val="20"/>
         </w:rPr>
         <w:t xml:space="preserve">Non. Formez bien les jeunes, c'est tout.</w:t>
-      </w:r>
-    </w:p>
-    <w:p>
-      <w:r>
-        <w:br w:type="page"/>
-      </w:r>
-    </w:p>
-    <w:p>
-      <w:pPr>
-        <w:pStyle w:val="Heading1"/>
-        <w:spacing w:after="160" w:before="280"/>
-      </w:pPr>
-      <w:r>
-        <w:t xml:space="preserve">Entretien P21 — structure CS16</w:t>
-      </w:r>
-    </w:p>
-    <w:tbl>
-      <w:tblPr>
-        <w:tblW w:type="dxa" w:w="9026"/>
-        <w:tblBorders>
-          <w:top w:val="single" w:color="auto" w:sz="4"/>
-          <w:left w:val="single" w:color="auto" w:sz="4"/>
-          <w:bottom w:val="single" w:color="auto" w:sz="4"/>
-          <w:right w:val="single" w:color="auto" w:sz="4"/>
-          <w:insideH w:val="single" w:color="auto" w:sz="4"/>
-          <w:insideV w:val="single" w:color="auto" w:sz="4"/>
-        </w:tblBorders>
-      </w:tblPr>
-      <w:tblGrid>
-        <w:gridCol w:w="1500"/>
-        <w:gridCol w:w="1500"/>
-        <w:gridCol w:w="1500"/>
-        <w:gridCol w:w="1600"/>
-        <w:gridCol w:w="1200"/>
-        <w:gridCol w:w="1726"/>
-      </w:tblGrid>
-      <w:tr>
-        <w:trPr>
-          <w:tblHeader w:val="off"/>
-        </w:trPr>
-        <w:tc>
-          <w:tcPr>
-            <w:tcW w:type="dxa" w:w="1500"/>
-            <w:tcMar>
-              <w:top w:type="dxa" w:w="60"/>
-              <w:left w:type="dxa" w:w="100"/>
-              <w:bottom w:type="dxa" w:w="60"/>
-              <w:right w:type="dxa" w:w="100"/>
-            </w:tcMar>
-          </w:tcPr>
-          <w:p>
-            <w:r>
-              <w:rPr>
-                <w:b w:val="false"/>
-                <w:bCs w:val="false"/>
-                <w:i w:val="false"/>
-                <w:iCs w:val="false"/>
-                <w:sz w:val="19"/>
-                <w:szCs w:val="19"/>
-              </w:rPr>
-              <w:t xml:space="preserve">Qualification</w:t>
-            </w:r>
-          </w:p>
-        </w:tc>
-        <w:tc>
-          <w:tcPr>
-            <w:tcW w:type="dxa" w:w="1500"/>
-            <w:tcMar>
-              <w:top w:type="dxa" w:w="60"/>
-              <w:left w:type="dxa" w:w="100"/>
-              <w:bottom w:type="dxa" w:w="60"/>
-              <w:right w:type="dxa" w:w="100"/>
-            </w:tcMar>
-          </w:tcPr>
-          <w:p>
-            <w:r>
-              <w:rPr>
-                <w:b w:val="false"/>
-                <w:bCs w:val="false"/>
-                <w:i w:val="false"/>
-                <w:iCs w:val="false"/>
-                <w:sz w:val="19"/>
-                <w:szCs w:val="19"/>
-              </w:rPr>
-              <w:t xml:space="preserve">sage-femme</w:t>
-            </w:r>
-          </w:p>
-        </w:tc>
-        <w:tc>
-          <w:tcPr>
-            <w:tcW w:type="dxa" w:w="1500"/>
-            <w:tcMar>
-              <w:top w:type="dxa" w:w="60"/>
-              <w:left w:type="dxa" w:w="100"/>
-              <w:bottom w:type="dxa" w:w="60"/>
-              <w:right w:type="dxa" w:w="100"/>
-            </w:tcMar>
-          </w:tcPr>
-          <w:p>
-            <w:r>
-              <w:rPr>
-                <w:b w:val="false"/>
-                <w:bCs w:val="false"/>
-                <w:i w:val="false"/>
-                <w:iCs w:val="false"/>
-                <w:sz w:val="19"/>
-                <w:szCs w:val="19"/>
-              </w:rPr>
-              <w:t xml:space="preserve">Niveau</w:t>
-            </w:r>
-          </w:p>
-        </w:tc>
-        <w:tc>
-          <w:tcPr>
-            <w:tcW w:type="dxa" w:w="1600"/>
-            <w:tcMar>
-              <w:top w:type="dxa" w:w="60"/>
-              <w:left w:type="dxa" w:w="100"/>
-              <w:bottom w:type="dxa" w:w="60"/>
-              <w:right w:type="dxa" w:w="100"/>
-            </w:tcMar>
-          </w:tcPr>
-          <w:p>
-            <w:r>
-              <w:rPr>
-                <w:b w:val="false"/>
-                <w:bCs w:val="false"/>
-                <w:i w:val="false"/>
-                <w:iCs w:val="false"/>
-                <w:sz w:val="19"/>
-                <w:szCs w:val="19"/>
-              </w:rPr>
-              <w:t xml:space="preserve">A1</w:t>
-            </w:r>
-          </w:p>
-        </w:tc>
-        <w:tc>
-          <w:tcPr>
-            <w:tcW w:type="dxa" w:w="1200"/>
-            <w:tcMar>
-              <w:top w:type="dxa" w:w="60"/>
-              <w:left w:type="dxa" w:w="100"/>
-              <w:bottom w:type="dxa" w:w="60"/>
-              <w:right w:type="dxa" w:w="100"/>
-            </w:tcMar>
-          </w:tcPr>
-          <w:p>
-            <w:r>
-              <w:rPr>
-                <w:b w:val="false"/>
-                <w:bCs w:val="false"/>
-                <w:i w:val="false"/>
-                <w:iCs w:val="false"/>
-                <w:sz w:val="19"/>
-                <w:szCs w:val="19"/>
-              </w:rPr>
-              <w:t xml:space="preserve">Sexe</w:t>
-            </w:r>
-          </w:p>
-        </w:tc>
-        <w:tc>
-          <w:tcPr>
-            <w:tcW w:type="dxa" w:w="1726"/>
-            <w:tcMar>
-              <w:top w:type="dxa" w:w="60"/>
-              <w:left w:type="dxa" w:w="100"/>
-              <w:bottom w:type="dxa" w:w="60"/>
-              <w:right w:type="dxa" w:w="100"/>
-            </w:tcMar>
-          </w:tcPr>
-          <w:p>
-            <w:r>
-              <w:rPr>
-                <w:b w:val="false"/>
-                <w:bCs w:val="false"/>
-                <w:i w:val="false"/>
-                <w:iCs w:val="false"/>
-                <w:sz w:val="19"/>
-                <w:szCs w:val="19"/>
-              </w:rPr>
-              <w:t xml:space="preserve">féminin</w:t>
-            </w:r>
-          </w:p>
-        </w:tc>
-      </w:tr>
-      <w:tr>
-        <w:trPr>
-          <w:tblHeader w:val="off"/>
-        </w:trPr>
-        <w:tc>
-          <w:tcPr>
-            <w:tcW w:type="dxa" w:w="1500"/>
-            <w:tcMar>
-              <w:top w:type="dxa" w:w="60"/>
-              <w:left w:type="dxa" w:w="100"/>
-              <w:bottom w:type="dxa" w:w="60"/>
-              <w:right w:type="dxa" w:w="100"/>
-            </w:tcMar>
-          </w:tcPr>
-          <w:p>
-            <w:r>
-              <w:rPr>
-                <w:b w:val="false"/>
-                <w:bCs w:val="false"/>
-                <w:i w:val="false"/>
-                <w:iCs w:val="false"/>
-                <w:sz w:val="19"/>
-                <w:szCs w:val="19"/>
-              </w:rPr>
-              <w:t xml:space="preserve">Tranche d'âge</w:t>
-            </w:r>
-          </w:p>
-        </w:tc>
-        <w:tc>
-          <w:tcPr>
-            <w:tcW w:type="dxa" w:w="1500"/>
-            <w:tcMar>
-              <w:top w:type="dxa" w:w="60"/>
-              <w:left w:type="dxa" w:w="100"/>
-              <w:bottom w:type="dxa" w:w="60"/>
-              <w:right w:type="dxa" w:w="100"/>
-            </w:tcMar>
-          </w:tcPr>
-          <w:p>
-            <w:r>
-              <w:rPr>
-                <w:b w:val="false"/>
-                <w:bCs w:val="false"/>
-                <w:i w:val="false"/>
-                <w:iCs w:val="false"/>
-                <w:sz w:val="19"/>
-                <w:szCs w:val="19"/>
-              </w:rPr>
-              <w:t xml:space="preserve">30-39</w:t>
-            </w:r>
-          </w:p>
-        </w:tc>
-        <w:tc>
-          <w:tcPr>
-            <w:tcW w:type="dxa" w:w="1500"/>
-            <w:tcMar>
-              <w:top w:type="dxa" w:w="60"/>
-              <w:left w:type="dxa" w:w="100"/>
-              <w:bottom w:type="dxa" w:w="60"/>
-              <w:right w:type="dxa" w:w="100"/>
-            </w:tcMar>
-          </w:tcPr>
-          <w:p>
-            <w:r>
-              <w:rPr>
-                <w:b w:val="false"/>
-                <w:bCs w:val="false"/>
-                <w:i w:val="false"/>
-                <w:iCs w:val="false"/>
-                <w:sz w:val="19"/>
-                <w:szCs w:val="19"/>
-              </w:rPr>
-              <w:t xml:space="preserve">Anc. totale</w:t>
-            </w:r>
-          </w:p>
-        </w:tc>
-        <w:tc>
-          <w:tcPr>
-            <w:tcW w:type="dxa" w:w="1600"/>
-            <w:tcMar>
-              <w:top w:type="dxa" w:w="60"/>
-              <w:left w:type="dxa" w:w="100"/>
-              <w:bottom w:type="dxa" w:w="60"/>
-              <w:right w:type="dxa" w:w="100"/>
-            </w:tcMar>
-          </w:tcPr>
-          <w:p>
-            <w:r>
-              <w:rPr>
-                <w:b w:val="false"/>
-                <w:bCs w:val="false"/>
-                <w:i w:val="false"/>
-                <w:iCs w:val="false"/>
-                <w:sz w:val="19"/>
-                <w:szCs w:val="19"/>
-              </w:rPr>
-              <w:t xml:space="preserve">5-10 ans</w:t>
-            </w:r>
-          </w:p>
-        </w:tc>
-        <w:tc>
-          <w:tcPr>
-            <w:tcW w:type="dxa" w:w="1200"/>
-            <w:tcMar>
-              <w:top w:type="dxa" w:w="60"/>
-              <w:left w:type="dxa" w:w="100"/>
-              <w:bottom w:type="dxa" w:w="60"/>
-              <w:right w:type="dxa" w:w="100"/>
-            </w:tcMar>
-          </w:tcPr>
-          <w:p>
-            <w:r>
-              <w:rPr>
-                <w:b w:val="false"/>
-                <w:bCs w:val="false"/>
-                <w:i w:val="false"/>
-                <w:iCs w:val="false"/>
-                <w:sz w:val="19"/>
-                <w:szCs w:val="19"/>
-              </w:rPr>
-              <w:t xml:space="preserve">Anc. CPN</w:t>
-            </w:r>
-          </w:p>
-        </w:tc>
-        <w:tc>
-          <w:tcPr>
-            <w:tcW w:type="dxa" w:w="1726"/>
-            <w:tcMar>
-              <w:top w:type="dxa" w:w="60"/>
-              <w:left w:type="dxa" w:w="100"/>
-              <w:bottom w:type="dxa" w:w="60"/>
-              <w:right w:type="dxa" w:w="100"/>
-            </w:tcMar>
-          </w:tcPr>
-          <w:p>
-            <w:r>
-              <w:rPr>
-                <w:b w:val="false"/>
-                <w:bCs w:val="false"/>
-                <w:i w:val="false"/>
-                <w:iCs w:val="false"/>
-                <w:sz w:val="19"/>
-                <w:szCs w:val="19"/>
-              </w:rPr>
-              <w:t xml:space="preserve">&gt; 2 ans</w:t>
-            </w:r>
-          </w:p>
-        </w:tc>
-      </w:tr>
-      <w:tr>
-        <w:trPr>
-          <w:tblHeader w:val="off"/>
-        </w:trPr>
-        <w:tc>
-          <w:tcPr>
-            <w:tcW w:type="dxa" w:w="1500"/>
-            <w:tcMar>
-              <w:top w:type="dxa" w:w="60"/>
-              <w:left w:type="dxa" w:w="100"/>
-              <w:bottom w:type="dxa" w:w="60"/>
-              <w:right w:type="dxa" w:w="100"/>
-            </w:tcMar>
-          </w:tcPr>
-          <w:p>
-            <w:r>
-              <w:rPr>
-                <w:b w:val="false"/>
-                <w:bCs w:val="false"/>
-                <w:i w:val="false"/>
-                <w:iCs w:val="false"/>
-                <w:sz w:val="19"/>
-                <w:szCs w:val="19"/>
-              </w:rPr>
-              <w:t xml:space="preserve">Titulaire</w:t>
-            </w:r>
-          </w:p>
-        </w:tc>
-        <w:tc>
-          <w:tcPr>
-            <w:tcW w:type="dxa" w:w="1500"/>
-            <w:tcMar>
-              <w:top w:type="dxa" w:w="60"/>
-              <w:left w:type="dxa" w:w="100"/>
-              <w:bottom w:type="dxa" w:w="60"/>
-              <w:right w:type="dxa" w:w="100"/>
-            </w:tcMar>
-          </w:tcPr>
-          <w:p>
-            <w:r>
-              <w:rPr>
-                <w:b w:val="false"/>
-                <w:bCs w:val="false"/>
-                <w:i w:val="false"/>
-                <w:iCs w:val="false"/>
-                <w:sz w:val="19"/>
-                <w:szCs w:val="19"/>
-              </w:rPr>
-              <w:t xml:space="preserve">oui</w:t>
-            </w:r>
-          </w:p>
-        </w:tc>
-        <w:tc>
-          <w:tcPr>
-            <w:tcW w:type="dxa" w:w="1500"/>
-            <w:tcMar>
-              <w:top w:type="dxa" w:w="60"/>
-              <w:left w:type="dxa" w:w="100"/>
-              <w:bottom w:type="dxa" w:w="60"/>
-              <w:right w:type="dxa" w:w="100"/>
-            </w:tcMar>
-          </w:tcPr>
-          <w:p>
-            <w:r>
-              <w:rPr>
-                <w:b w:val="false"/>
-                <w:bCs w:val="false"/>
-                <w:i w:val="false"/>
-                <w:iCs w:val="false"/>
-                <w:sz w:val="19"/>
-                <w:szCs w:val="19"/>
-              </w:rPr>
-              <w:t xml:space="preserve">Formation MNT</w:t>
-            </w:r>
-          </w:p>
-        </w:tc>
-        <w:tc>
-          <w:tcPr>
-            <w:tcW w:type="dxa" w:w="1600"/>
-            <w:tcMar>
-              <w:top w:type="dxa" w:w="60"/>
-              <w:left w:type="dxa" w:w="100"/>
-              <w:bottom w:type="dxa" w:w="60"/>
-              <w:right w:type="dxa" w:w="100"/>
-            </w:tcMar>
-          </w:tcPr>
-          <w:p>
-            <w:r>
-              <w:rPr>
-                <w:b w:val="false"/>
-                <w:bCs w:val="false"/>
-                <w:i w:val="false"/>
-                <w:iCs w:val="false"/>
-                <w:sz w:val="19"/>
-                <w:szCs w:val="19"/>
-              </w:rPr>
-              <w:t xml:space="preserve">non</w:t>
-            </w:r>
-          </w:p>
-        </w:tc>
-        <w:tc>
-          <w:tcPr>
-            <w:tcW w:type="dxa" w:w="1200"/>
-            <w:tcMar>
-              <w:top w:type="dxa" w:w="60"/>
-              <w:left w:type="dxa" w:w="100"/>
-              <w:bottom w:type="dxa" w:w="60"/>
-              <w:right w:type="dxa" w:w="100"/>
-            </w:tcMar>
-          </w:tcPr>
-          <w:p>
-            <w:r>
-              <w:rPr>
-                <w:b w:val="false"/>
-                <w:bCs w:val="false"/>
-                <w:i w:val="false"/>
-                <w:iCs w:val="false"/>
-                <w:sz w:val="19"/>
-                <w:szCs w:val="19"/>
-              </w:rPr>
-              <w:t xml:space="preserve">Secteur</w:t>
-            </w:r>
-          </w:p>
-        </w:tc>
-        <w:tc>
-          <w:tcPr>
-            <w:tcW w:type="dxa" w:w="1726"/>
-            <w:tcMar>
-              <w:top w:type="dxa" w:w="60"/>
-              <w:left w:type="dxa" w:w="100"/>
-              <w:bottom w:type="dxa" w:w="60"/>
-              <w:right w:type="dxa" w:w="100"/>
-            </w:tcMar>
-          </w:tcPr>
-          <w:p>
-            <w:r>
-              <w:rPr>
-                <w:b w:val="false"/>
-                <w:bCs w:val="false"/>
-                <w:i w:val="false"/>
-                <w:iCs w:val="false"/>
-                <w:sz w:val="19"/>
-                <w:szCs w:val="19"/>
-              </w:rPr>
-              <w:t xml:space="preserve">rural périphérique</w:t>
-            </w:r>
-          </w:p>
-        </w:tc>
-      </w:tr>
-      <w:tr>
-        <w:trPr>
-          <w:tblHeader w:val="off"/>
-        </w:trPr>
-        <w:tc>
-          <w:tcPr>
-            <w:tcW w:type="dxa" w:w="1500"/>
-            <w:tcMar>
-              <w:top w:type="dxa" w:w="60"/>
-              <w:left w:type="dxa" w:w="100"/>
-              <w:bottom w:type="dxa" w:w="60"/>
-              <w:right w:type="dxa" w:w="100"/>
-            </w:tcMar>
-          </w:tcPr>
-          <w:p>
-            <w:r>
-              <w:rPr>
-                <w:b w:val="false"/>
-                <w:bCs w:val="false"/>
-                <w:i w:val="false"/>
-                <w:iCs w:val="false"/>
-                <w:sz w:val="19"/>
-                <w:szCs w:val="19"/>
-              </w:rPr>
-              <w:t xml:space="preserve">Date</w:t>
-            </w:r>
-          </w:p>
-        </w:tc>
-        <w:tc>
-          <w:tcPr>
-            <w:tcW w:type="dxa" w:w="1500"/>
-            <w:tcMar>
-              <w:top w:type="dxa" w:w="60"/>
-              <w:left w:type="dxa" w:w="100"/>
-              <w:bottom w:type="dxa" w:w="60"/>
-              <w:right w:type="dxa" w:w="100"/>
-            </w:tcMar>
-          </w:tcPr>
-          <w:p>
-            <w:r>
-              <w:rPr>
-                <w:b w:val="false"/>
-                <w:bCs w:val="false"/>
-                <w:i w:val="false"/>
-                <w:iCs w:val="false"/>
-                <w:sz w:val="19"/>
-                <w:szCs w:val="19"/>
-              </w:rPr>
-              <w:t xml:space="preserve">30/09/2026</w:t>
-            </w:r>
-          </w:p>
-        </w:tc>
-        <w:tc>
-          <w:tcPr>
-            <w:tcW w:type="dxa" w:w="1500"/>
-            <w:tcMar>
-              <w:top w:type="dxa" w:w="60"/>
-              <w:left w:type="dxa" w:w="100"/>
-              <w:bottom w:type="dxa" w:w="60"/>
-              <w:right w:type="dxa" w:w="100"/>
-            </w:tcMar>
-          </w:tcPr>
-          <w:p>
-            <w:r>
-              <w:rPr>
-                <w:b w:val="false"/>
-                <w:bCs w:val="false"/>
-                <w:i w:val="false"/>
-                <w:iCs w:val="false"/>
-                <w:sz w:val="19"/>
-                <w:szCs w:val="19"/>
-              </w:rPr>
-              <w:t xml:space="preserve">Durée</w:t>
-            </w:r>
-          </w:p>
-        </w:tc>
-        <w:tc>
-          <w:tcPr>
-            <w:tcW w:type="dxa" w:w="1600"/>
-            <w:tcMar>
-              <w:top w:type="dxa" w:w="60"/>
-              <w:left w:type="dxa" w:w="100"/>
-              <w:bottom w:type="dxa" w:w="60"/>
-              <w:right w:type="dxa" w:w="100"/>
-            </w:tcMar>
-          </w:tcPr>
-          <w:p>
-            <w:r>
-              <w:rPr>
-                <w:b w:val="false"/>
-                <w:bCs w:val="false"/>
-                <w:i w:val="false"/>
-                <w:iCs w:val="false"/>
-                <w:sz w:val="19"/>
-                <w:szCs w:val="19"/>
-              </w:rPr>
-              <w:t xml:space="preserve">52 min</w:t>
-            </w:r>
-          </w:p>
-        </w:tc>
-        <w:tc>
-          <w:tcPr>
-            <w:tcW w:type="dxa" w:w="1200"/>
-            <w:tcMar>
-              <w:top w:type="dxa" w:w="60"/>
-              <w:left w:type="dxa" w:w="100"/>
-              <w:bottom w:type="dxa" w:w="60"/>
-              <w:right w:type="dxa" w:w="100"/>
-            </w:tcMar>
-          </w:tcPr>
-          <w:p>
-            <w:r>
-              <w:rPr>
-                <w:b w:val="false"/>
-                <w:bCs w:val="false"/>
-                <w:i w:val="false"/>
-                <w:iCs w:val="false"/>
-                <w:sz w:val="19"/>
-                <w:szCs w:val="19"/>
-              </w:rPr>
-              <w:t xml:space="preserve">Langue</w:t>
-            </w:r>
-          </w:p>
-        </w:tc>
-        <w:tc>
-          <w:tcPr>
-            <w:tcW w:type="dxa" w:w="1726"/>
-            <w:tcMar>
-              <w:top w:type="dxa" w:w="60"/>
-              <w:left w:type="dxa" w:w="100"/>
-              <w:bottom w:type="dxa" w:w="60"/>
-              <w:right w:type="dxa" w:w="100"/>
-            </w:tcMar>
-          </w:tcPr>
-          <w:p>
-            <w:r>
-              <w:rPr>
-                <w:b w:val="false"/>
-                <w:bCs w:val="false"/>
-                <w:i w:val="false"/>
-                <w:iCs w:val="false"/>
-                <w:sz w:val="19"/>
-                <w:szCs w:val="19"/>
-              </w:rPr>
-              <w:t xml:space="preserve">kinyarwanda</w:t>
-            </w:r>
-          </w:p>
-        </w:tc>
-      </w:tr>
-    </w:tbl>
-    <w:p/>
-    <w:p>
-      <w:pPr>
-        <w:pStyle w:val="Heading3"/>
-        <w:spacing w:after="100" w:before="180"/>
-      </w:pPr>
-      <w:r>
-        <w:t xml:space="preserve">Journal de bord</w:t>
-      </w:r>
-    </w:p>
-    <w:p>
-      <w:pPr>
-        <w:rPr>
-          <w:i/>
-          <w:iCs/>
-          <w:sz w:val="19"/>
-          <w:szCs w:val="19"/>
-        </w:rPr>
-      </w:pPr>
-      <w:r>
-        <w:rPr>
-          <w:i/>
-          <w:iCs/>
-          <w:sz w:val="19"/>
-          <w:szCs w:val="19"/>
-        </w:rPr>
-        <w:t xml:space="preserve">Entretien en kinyarwanda, dans le bureau de la titulaire, éclairé par la fenêtre faute d'électricité ce jour-là. Participante déterminée, concrète, décrit plusieurs initiatives personnelles, dont un cahier de suivi après l'accouchement. Une interruption (agent de santé communautaire venu signaler une femme). Réflexion : cet entretien répond, sans le savoir, à la question laissée ouverte par plusieurs participants de la vague 1 (« on la trouve et on la perd ») ; à rapprocher dans l'analyse sans forcer le parallèle.</w:t>
-      </w:r>
-    </w:p>
-    <w:p/>
-    <w:p>
-      <w:pPr>
-        <w:pStyle w:val="Heading2"/>
-        <w:spacing w:after="120" w:before="220"/>
-      </w:pPr>
-      <w:r>
-        <w:t xml:space="preserve">Axe d'ouverture — parcours professionnel</w:t>
-      </w:r>
-    </w:p>
-    <w:p>
-      <w:pPr>
-        <w:spacing w:after="60" w:before="160"/>
-      </w:pPr>
-      <w:r>
-        <w:rPr>
-          <w:b/>
-          <w:bCs/>
-          <w:sz w:val="20"/>
-          <w:szCs w:val="20"/>
-        </w:rPr>
-        <w:t xml:space="preserve">O1. Pouvez-vous me parler de votre parcours et de la manière dont vous êtes arrivé à travailler en consultation prénatale ?</w:t>
-      </w:r>
-    </w:p>
-    <w:p>
-      <w:pPr>
-        <w:spacing w:after="60"/>
-        <w:ind w:left="220"/>
-      </w:pPr>
-      <w:r>
-        <w:rPr>
-          <w:b/>
-          <w:bCs/>
-          <w:color w:val="1A5276"/>
-          <w:sz w:val="20"/>
-          <w:szCs w:val="20"/>
-        </w:rPr>
-        <w:t xml:space="preserve">P21 : </w:t>
-      </w:r>
-      <w:r>
-        <w:rPr>
-          <w:i w:val="false"/>
-          <w:iCs w:val="false"/>
-          <w:sz w:val="20"/>
-          <w:szCs w:val="20"/>
-        </w:rPr>
-        <w:t xml:space="preserve">Sage-femme A1, huit ans de métier. Titulaire ici depuis trois ans — c'est rare qu'une sage-femme soit titulaire, mais il n'y avait personne d'autre. Je fais la CPN, les accouchements, et la gestion.</w:t>
-      </w:r>
-    </w:p>
-    <w:p>
-      <w:pPr>
-        <w:spacing w:after="60" w:before="160"/>
-      </w:pPr>
-      <w:r>
-        <w:rPr>
-          <w:b/>
-          <w:bCs/>
-          <w:sz w:val="20"/>
-          <w:szCs w:val="20"/>
-        </w:rPr>
-        <w:t xml:space="preserve">O2. Comment décririez-vous une journée de consultation prénatale dans votre centre ?</w:t>
-      </w:r>
-    </w:p>
-    <w:p>
-      <w:pPr>
-        <w:spacing w:after="60"/>
-        <w:ind w:left="220"/>
-      </w:pPr>
-      <w:r>
-        <w:rPr>
-          <w:b/>
-          <w:bCs/>
-          <w:color w:val="1A5276"/>
-          <w:sz w:val="20"/>
-          <w:szCs w:val="20"/>
-        </w:rPr>
-        <w:t xml:space="preserve">P21 : </w:t>
-      </w:r>
-      <w:r>
-        <w:rPr>
-          <w:i w:val="false"/>
-          <w:iCs w:val="false"/>
-          <w:sz w:val="20"/>
-          <w:szCs w:val="20"/>
-        </w:rPr>
-        <w:t xml:space="preserve">Vingt femmes environ. Nous sommes le centre le plus loin du district. L'électricité vient d'un panneau solaire, et quand le ciel est couvert, on travaille à la lumière de la fenêtre.</w:t>
-      </w:r>
-    </w:p>
-    <w:p>
-      <w:pPr>
-        <w:pStyle w:val="Heading2"/>
-        <w:spacing w:after="120" w:before="220"/>
-      </w:pPr>
-      <w:r>
-        <w:t xml:space="preserve">Axe 1 — Pratiques, transmission et significations (objectif spécifique 1)</w:t>
-      </w:r>
-    </w:p>
-    <w:p>
-      <w:pPr>
-        <w:spacing w:after="60" w:before="160"/>
-      </w:pPr>
-      <w:r>
-        <w:rPr>
-          <w:b/>
-          <w:bCs/>
-          <w:sz w:val="20"/>
-          <w:szCs w:val="20"/>
-        </w:rPr>
-        <w:t xml:space="preserve">Q1. Lorsqu'une femme enceinte se présente pour une consultation, pouvez-vous me raconter, étape par étape, comment se déroule sa prise en charge ?</w:t>
-      </w:r>
-    </w:p>
-    <w:p>
-      <w:pPr>
-        <w:spacing w:after="60"/>
-        <w:ind w:left="220"/>
-      </w:pPr>
-      <w:r>
-        <w:rPr>
-          <w:b/>
-          <w:bCs/>
-          <w:color w:val="1A5276"/>
-          <w:sz w:val="20"/>
-          <w:szCs w:val="20"/>
-        </w:rPr>
-        <w:t xml:space="preserve">P21 : </w:t>
-      </w:r>
-      <w:r>
-        <w:rPr>
-          <w:i w:val="false"/>
-          <w:iCs w:val="false"/>
-          <w:sz w:val="20"/>
-          <w:szCs w:val="20"/>
-        </w:rPr>
-        <w:t xml:space="preserve">Inscription, poids, tension, examen, bandelette urinaire, médicaments, rendez-vous. Et pour les femmes à qui on a trouvé une tension élevée, une inscription dans un cahier à part.</w:t>
-      </w:r>
-    </w:p>
-    <w:p>
-      <w:pPr>
-        <w:spacing w:after="60" w:before="160"/>
-      </w:pPr>
-      <w:r>
-        <w:rPr>
-          <w:b/>
-          <w:bCs/>
-          <w:sz w:val="20"/>
-          <w:szCs w:val="20"/>
-        </w:rPr>
-        <w:t xml:space="preserve">Q2. Où se situe, dans ce déroulement, la mesure de la tension artérielle et la recherche d'un trouble du sucre ?</w:t>
-      </w:r>
-    </w:p>
-    <w:p>
-      <w:pPr>
-        <w:spacing w:after="60"/>
-        <w:ind w:left="220"/>
-      </w:pPr>
-      <w:r>
-        <w:rPr>
-          <w:b/>
-          <w:bCs/>
-          <w:color w:val="1A5276"/>
-          <w:sz w:val="20"/>
-          <w:szCs w:val="20"/>
-        </w:rPr>
-        <w:t xml:space="preserve">P21 : </w:t>
-      </w:r>
-      <w:r>
-        <w:rPr>
-          <w:i w:val="false"/>
-          <w:iCs w:val="false"/>
-          <w:sz w:val="20"/>
-          <w:szCs w:val="20"/>
-        </w:rPr>
-        <w:t xml:space="preserve">La tension à toutes, avec l'appareil à piles — quand il y a des piles. Il y a des semaines où il n'y en a pas, alors j'en achète moi-même au marché, parce qu'on ne peut pas faire de CPN sans tension. Le sucre, le glucomètre du laboratoire n'a pas de bandelettes en ce moment, et le technicien ne vient que deux jours par semaine.</w:t>
-      </w:r>
-    </w:p>
-    <w:p>
-      <w:pPr>
-        <w:spacing w:after="60" w:before="160"/>
-      </w:pPr>
-      <w:r>
-        <w:rPr>
-          <w:b/>
-          <w:bCs/>
-          <w:sz w:val="20"/>
-          <w:szCs w:val="20"/>
-        </w:rPr>
-        <w:t xml:space="preserve">Q3. Racontez-moi une consultation au cours de laquelle vous avez trouvé une tension élevée ou un taux de sucre anormal chez une femme enceinte. Que s'est-il passé ?</w:t>
-      </w:r>
-    </w:p>
-    <w:p>
-      <w:pPr>
-        <w:spacing w:after="60"/>
-        <w:ind w:left="220"/>
-      </w:pPr>
-      <w:r>
-        <w:rPr>
-          <w:b/>
-          <w:bCs/>
-          <w:color w:val="1A5276"/>
-          <w:sz w:val="20"/>
-          <w:szCs w:val="20"/>
-        </w:rPr>
-        <w:t xml:space="preserve">P21 : </w:t>
-      </w:r>
-      <w:r>
-        <w:rPr>
-          <w:i w:val="false"/>
-          <w:iCs w:val="false"/>
-          <w:sz w:val="20"/>
-          <w:szCs w:val="20"/>
-        </w:rPr>
-        <w:t xml:space="preserve">L'an dernier, une femme de trente-trois ans, quatrième grossesse, tension à 162 sur 104 à trente semaines. Référée, hospitalisée, accouchée à l'hôpital. Elle est revenue ici après.</w:t>
-      </w:r>
-    </w:p>
-    <w:p>
-      <w:pPr>
-        <w:spacing w:after="60"/>
-        <w:ind w:left="220"/>
-      </w:pPr>
-      <w:r>
-        <w:rPr>
-          <w:b/>
-          <w:bCs/>
-          <w:color w:val="7F8C8D"/>
-          <w:sz w:val="20"/>
-          <w:szCs w:val="20"/>
-        </w:rPr>
-        <w:t xml:space="preserve">E : </w:t>
-      </w:r>
-      <w:r>
-        <w:rPr>
-          <w:i/>
-          <w:iCs/>
-          <w:sz w:val="20"/>
-          <w:szCs w:val="20"/>
-        </w:rPr>
-        <w:t xml:space="preserve">Et ensuite ?</w:t>
-      </w:r>
-    </w:p>
-    <w:p>
-      <w:pPr>
-        <w:spacing w:after="60"/>
-        <w:ind w:left="220"/>
-      </w:pPr>
-      <w:r>
-        <w:rPr>
-          <w:b/>
-          <w:bCs/>
-          <w:color w:val="1A5276"/>
-          <w:sz w:val="20"/>
-          <w:szCs w:val="20"/>
-        </w:rPr>
-        <w:t xml:space="preserve">P21 : </w:t>
-      </w:r>
-      <w:r>
-        <w:rPr>
-          <w:i w:val="false"/>
-          <w:iCs w:val="false"/>
-          <w:sz w:val="20"/>
-          <w:szCs w:val="20"/>
-        </w:rPr>
-        <w:t xml:space="preserve">C'est là que j'ai commencé le cahier. Elle m'a demandé : « et maintenant, je fais quoi pour ma tension ? ». Je n'avais rien à lui proposer. Alors j'ai ouvert un cahier où j'écris les femmes à qui on a trouvé une tension haute pendant la grossesse, et je leur demande de revenir la faire mesurer à trois mois, à six mois, à un an.</w:t>
-      </w:r>
-    </w:p>
-    <w:p>
-      <w:pPr>
-        <w:spacing w:after="60" w:before="160"/>
-      </w:pPr>
-      <w:r>
-        <w:rPr>
-          <w:b/>
-          <w:bCs/>
-          <w:sz w:val="20"/>
-          <w:szCs w:val="20"/>
-        </w:rPr>
-        <w:t xml:space="preserve">Q4. À ce moment-là, qu'avez-vous expliqué à cette femme ?</w:t>
-      </w:r>
-    </w:p>
-    <w:p>
-      <w:pPr>
-        <w:spacing w:after="60"/>
-        <w:ind w:left="220"/>
-      </w:pPr>
-      <w:r>
-        <w:rPr>
-          <w:b/>
-          <w:bCs/>
-          <w:color w:val="1A5276"/>
-          <w:sz w:val="20"/>
-          <w:szCs w:val="20"/>
-        </w:rPr>
-        <w:t xml:space="preserve">P21 : </w:t>
-      </w:r>
-      <w:r>
-        <w:rPr>
-          <w:i w:val="false"/>
-          <w:iCs w:val="false"/>
-          <w:sz w:val="20"/>
-          <w:szCs w:val="20"/>
-        </w:rPr>
-        <w:t xml:space="preserve">Que sa tension était trop haute, dangereuse pour elle et pour l'enfant, qu'il fallait aller à l'hôpital, et — depuis le cahier — que même après l'accouchement il faudra continuer à la surveiller.</w:t>
-      </w:r>
-    </w:p>
-    <w:p>
-      <w:pPr>
-        <w:spacing w:after="60" w:before="160"/>
-      </w:pPr>
-      <w:r>
-        <w:rPr>
-          <w:b/>
-          <w:bCs/>
-          <w:sz w:val="20"/>
-          <w:szCs w:val="20"/>
-        </w:rPr>
-        <w:t xml:space="preserve">Q5. Selon vous, que comprend une femme enceinte de ce que vous lui dites dans ces situations ?</w:t>
-      </w:r>
-    </w:p>
-    <w:p>
-      <w:pPr>
-        <w:spacing w:after="60"/>
-        <w:ind w:left="220"/>
-      </w:pPr>
-      <w:r>
-        <w:rPr>
-          <w:b/>
-          <w:bCs/>
-          <w:color w:val="1A5276"/>
-          <w:sz w:val="20"/>
-          <w:szCs w:val="20"/>
-        </w:rPr>
-        <w:t xml:space="preserve">P21 : </w:t>
-      </w:r>
-      <w:r>
-        <w:rPr>
-          <w:i w:val="false"/>
-          <w:iCs w:val="false"/>
-          <w:sz w:val="20"/>
-          <w:szCs w:val="20"/>
-        </w:rPr>
-        <w:t xml:space="preserve">Elles comprennent le danger. L'après, elles le comprennent mieux depuis que je leur donne une date précise : « reviens à la fête de telle date ». Une date, ça se retient mieux qu'un conseil.</w:t>
-      </w:r>
-    </w:p>
-    <w:p>
-      <w:pPr>
-        <w:spacing w:after="60"/>
-        <w:ind w:left="220"/>
-      </w:pPr>
-      <w:r>
-        <w:rPr>
-          <w:b/>
-          <w:bCs/>
-          <w:color w:val="7F8C8D"/>
-          <w:sz w:val="20"/>
-          <w:szCs w:val="20"/>
-        </w:rPr>
-        <w:t xml:space="preserve">E : </w:t>
-      </w:r>
-      <w:r>
-        <w:rPr>
-          <w:i/>
-          <w:iCs/>
-          <w:sz w:val="20"/>
-          <w:szCs w:val="20"/>
-        </w:rPr>
-        <w:t xml:space="preserve">Et qu'aimeriez-vous qu'elle comprenne ?</w:t>
-      </w:r>
-    </w:p>
-    <w:p>
-      <w:pPr>
-        <w:spacing w:after="60"/>
-        <w:ind w:left="220"/>
-      </w:pPr>
-      <w:r>
-        <w:rPr>
-          <w:b/>
-          <w:bCs/>
-          <w:color w:val="1A5276"/>
-          <w:sz w:val="20"/>
-          <w:szCs w:val="20"/>
-        </w:rPr>
-        <w:t xml:space="preserve">P21 : </w:t>
-      </w:r>
-      <w:r>
-        <w:rPr>
-          <w:i w:val="false"/>
-          <w:iCs w:val="false"/>
-          <w:sz w:val="20"/>
-          <w:szCs w:val="20"/>
-        </w:rPr>
-        <w:t xml:space="preserve">Que sa tension la concerne toute sa vie, pas seulement pendant la grossesse.</w:t>
-      </w:r>
-    </w:p>
-    <w:p>
-      <w:pPr>
-        <w:spacing w:after="60" w:before="160"/>
-      </w:pPr>
-      <w:r>
-        <w:rPr>
-          <w:b/>
-          <w:bCs/>
-          <w:sz w:val="20"/>
-          <w:szCs w:val="20"/>
-        </w:rPr>
-        <w:t xml:space="preserve">Q6. Ce que vous expliquez à une femme, l'adaptez-vous selon les personnes ? Comment ?</w:t>
-      </w:r>
-    </w:p>
-    <w:p>
-      <w:pPr>
-        <w:spacing w:after="60"/>
-        <w:ind w:left="220"/>
-      </w:pPr>
-      <w:r>
-        <w:rPr>
-          <w:b/>
-          <w:bCs/>
-          <w:color w:val="1A5276"/>
-          <w:sz w:val="20"/>
-          <w:szCs w:val="20"/>
-        </w:rPr>
-        <w:t xml:space="preserve">P21 : </w:t>
-      </w:r>
-      <w:r>
-        <w:rPr>
-          <w:i w:val="false"/>
-          <w:iCs w:val="false"/>
-          <w:sz w:val="20"/>
-          <w:szCs w:val="20"/>
-        </w:rPr>
-        <w:t xml:space="preserve">Oui. Avec celles qui vivent très loin, je passe par l'agent de santé communautaire [umujyanama w'ubuzima] du village : je lui explique, et il répète à la femme et à la famille. Il parle leur langue de tous les jours mieux que moi.</w:t>
-      </w:r>
-    </w:p>
-    <w:p>
-      <w:pPr>
-        <w:spacing w:after="60" w:before="160"/>
-      </w:pPr>
-      <w:r>
-        <w:rPr>
-          <w:b/>
-          <w:bCs/>
-          <w:sz w:val="20"/>
-          <w:szCs w:val="20"/>
-        </w:rPr>
-        <w:t xml:space="preserve">Q7. Pour vous, que représente ce dépistage dans votre travail, si vous le comparez aux autres choses ou tâches que vous devez faire pendant une consultation prénatale ?</w:t>
-      </w:r>
-    </w:p>
-    <w:p>
-      <w:pPr>
-        <w:spacing w:after="60"/>
-        <w:ind w:left="220"/>
-      </w:pPr>
-      <w:r>
-        <w:rPr>
-          <w:b/>
-          <w:bCs/>
-          <w:color w:val="1A5276"/>
-          <w:sz w:val="20"/>
-          <w:szCs w:val="20"/>
-        </w:rPr>
-        <w:t xml:space="preserve">P21 : </w:t>
-      </w:r>
-      <w:r>
-        <w:rPr>
-          <w:i w:val="false"/>
-          <w:iCs w:val="false"/>
-          <w:sz w:val="20"/>
-          <w:szCs w:val="20"/>
-        </w:rPr>
-        <w:t xml:space="preserve">Pour moi c'est une priorité, parce qu'ici une prééclampsie trouvée tard, c'est une femme qu'on ne peut pas transporter à temps. Plus on est loin, plus le dépistage compte.</w:t>
-      </w:r>
-    </w:p>
-    <w:p>
-      <w:pPr>
-        <w:spacing w:after="60" w:before="160"/>
-      </w:pPr>
-      <w:r>
-        <w:rPr>
-          <w:b/>
-          <w:bCs/>
-          <w:sz w:val="20"/>
-          <w:szCs w:val="20"/>
-        </w:rPr>
-        <w:t xml:space="preserve">Q8. Dépister l'hypertension et le diabète, est-ce que cela fait partie, selon vous, du rôle d'une consultation prénatale ?</w:t>
-      </w:r>
-    </w:p>
-    <w:p>
-      <w:pPr>
-        <w:spacing w:after="60"/>
-        <w:ind w:left="220"/>
-      </w:pPr>
-      <w:r>
-        <w:rPr>
-          <w:b/>
-          <w:bCs/>
-          <w:color w:val="1A5276"/>
-          <w:sz w:val="20"/>
-          <w:szCs w:val="20"/>
-        </w:rPr>
-        <w:t xml:space="preserve">P21 : </w:t>
-      </w:r>
-      <w:r>
-        <w:rPr>
-          <w:i w:val="false"/>
-          <w:iCs w:val="false"/>
-          <w:sz w:val="20"/>
-          <w:szCs w:val="20"/>
-        </w:rPr>
-        <w:t xml:space="preserve">Oui. Et même au-delà de la grossesse : c'est pour ça que j'ai fait le cahier.</w:t>
-      </w:r>
-    </w:p>
-    <w:p>
-      <w:pPr>
-        <w:pStyle w:val="Heading2"/>
-        <w:spacing w:after="120" w:before="220"/>
-      </w:pPr>
-      <w:r>
-        <w:t xml:space="preserve">Axe 2 — Conditions de réalisation, transformations et jugement de valeur (objectif spécifique 2)</w:t>
-      </w:r>
-    </w:p>
-    <w:p>
-      <w:pPr>
-        <w:spacing w:after="60" w:before="160"/>
-      </w:pPr>
-      <w:r>
-        <w:rPr>
-          <w:b/>
-          <w:bCs/>
-          <w:sz w:val="20"/>
-          <w:szCs w:val="20"/>
-        </w:rPr>
-        <w:t xml:space="preserve">Q9. Qu'est-ce qui, dans votre travail, vous permet de faire ce dépistage comme vous souhaiteriez le faire ?</w:t>
-      </w:r>
-    </w:p>
-    <w:p>
-      <w:pPr>
-        <w:spacing w:after="60"/>
-        <w:ind w:left="220"/>
-      </w:pPr>
-      <w:r>
-        <w:rPr>
-          <w:b/>
-          <w:bCs/>
-          <w:color w:val="1A5276"/>
-          <w:sz w:val="20"/>
-          <w:szCs w:val="20"/>
-        </w:rPr>
-        <w:t xml:space="preserve">P21 : </w:t>
-      </w:r>
-      <w:r>
-        <w:rPr>
-          <w:i w:val="false"/>
-          <w:iCs w:val="false"/>
-          <w:sz w:val="20"/>
-          <w:szCs w:val="20"/>
-        </w:rPr>
-        <w:t xml:space="preserve">Les agents de santé communautaire, qui me signalent les femmes qui ne reviennent pas. Et le cahier, qui me permet de ne pas les oublier.</w:t>
-      </w:r>
-    </w:p>
-    <w:p>
-      <w:pPr>
-        <w:spacing w:after="60" w:before="160"/>
-      </w:pPr>
-      <w:r>
-        <w:rPr>
-          <w:b/>
-          <w:bCs/>
-          <w:sz w:val="20"/>
-          <w:szCs w:val="20"/>
-        </w:rPr>
-        <w:t xml:space="preserve">Q10. Racontez-moi une situation où vous n'avez pas pu réaliser ce dépistage, ou pas comme vous l'auriez voulu. Comment l'expliquez-vous ?</w:t>
-      </w:r>
-    </w:p>
-    <w:p>
-      <w:pPr>
-        <w:spacing w:after="60"/>
-        <w:ind w:left="220"/>
-      </w:pPr>
-      <w:r>
-        <w:rPr>
-          <w:b/>
-          <w:bCs/>
-          <w:color w:val="1A5276"/>
-          <w:sz w:val="20"/>
-          <w:szCs w:val="20"/>
-        </w:rPr>
-        <w:t xml:space="preserve">P21 : </w:t>
-      </w:r>
-      <w:r>
-        <w:rPr>
-          <w:i w:val="false"/>
-          <w:iCs w:val="false"/>
-          <w:sz w:val="20"/>
-          <w:szCs w:val="20"/>
-        </w:rPr>
-        <w:t xml:space="preserve">Les semaines sans piles. Et le sucre, toujours.</w:t>
-      </w:r>
-    </w:p>
-    <w:p>
-      <w:pPr>
-        <w:spacing w:after="60"/>
-        <w:ind w:left="220"/>
-      </w:pPr>
-      <w:r>
-        <w:rPr>
-          <w:b/>
-          <w:bCs/>
-          <w:color w:val="7F8C8D"/>
-          <w:sz w:val="20"/>
-          <w:szCs w:val="20"/>
-        </w:rPr>
-        <w:t xml:space="preserve">E : </w:t>
-      </w:r>
-      <w:r>
-        <w:rPr>
-          <w:i/>
-          <w:iCs/>
-          <w:sz w:val="20"/>
-          <w:szCs w:val="20"/>
-        </w:rPr>
-        <w:t xml:space="preserve">Comment l'expliquez-vous ?</w:t>
-      </w:r>
-    </w:p>
-    <w:p>
-      <w:pPr>
-        <w:spacing w:after="60"/>
-        <w:ind w:left="220"/>
-      </w:pPr>
-      <w:r>
-        <w:rPr>
-          <w:b/>
-          <w:bCs/>
-          <w:color w:val="1A5276"/>
-          <w:sz w:val="20"/>
-          <w:szCs w:val="20"/>
-        </w:rPr>
-        <w:t xml:space="preserve">P21 : </w:t>
-      </w:r>
-      <w:r>
-        <w:rPr>
-          <w:i w:val="false"/>
-          <w:iCs w:val="false"/>
-          <w:sz w:val="20"/>
-          <w:szCs w:val="20"/>
-        </w:rPr>
-        <w:t xml:space="preserve">Les piles, personne n'y pense dans les commandes : on commande des appareils, pas les piles qui les font marcher. Le sucre, nous sommes trop loin pour qu'on pense à nous.</w:t>
-      </w:r>
-    </w:p>
-    <w:p>
-      <w:pPr>
-        <w:spacing w:after="60" w:before="160"/>
-      </w:pPr>
-      <w:r>
-        <w:rPr>
-          <w:b/>
-          <w:bCs/>
-          <w:sz w:val="20"/>
-          <w:szCs w:val="20"/>
-        </w:rPr>
-        <w:t xml:space="preserve">Q11. Parlez-moi des femmes que vous recevez en consultation prénatale. Y a-t-il des différences entre elles dans la manière dont se passe ce dépistage ?</w:t>
-      </w:r>
-    </w:p>
-    <w:p>
-      <w:pPr>
-        <w:spacing w:after="60"/>
-        <w:ind w:left="220"/>
-      </w:pPr>
-      <w:r>
-        <w:rPr>
-          <w:b/>
-          <w:bCs/>
-          <w:color w:val="1A5276"/>
-          <w:sz w:val="20"/>
-          <w:szCs w:val="20"/>
-        </w:rPr>
-        <w:t xml:space="preserve">P21 : </w:t>
-      </w:r>
-      <w:r>
-        <w:rPr>
-          <w:i w:val="false"/>
-          <w:iCs w:val="false"/>
-          <w:sz w:val="20"/>
-          <w:szCs w:val="20"/>
-        </w:rPr>
-        <w:t xml:space="preserve">Ici toutes les femmes sont loin de tout. La différence, c'est entre celles qui ont un agent communautaire actif dans leur village et les autres.</w:t>
-      </w:r>
-    </w:p>
-    <w:p>
-      <w:pPr>
-        <w:spacing w:after="60" w:before="160"/>
-      </w:pPr>
-      <w:r>
-        <w:rPr>
-          <w:b/>
-          <w:bCs/>
-          <w:sz w:val="20"/>
-          <w:szCs w:val="20"/>
-        </w:rPr>
-        <w:t xml:space="preserve">Q12. Y a-t-il des femmes pour lesquelles vous savez d'avance que ce sera plus difficile ? Qu'est-ce qui fait cette difficulté ?</w:t>
-      </w:r>
-    </w:p>
-    <w:p>
-      <w:pPr>
-        <w:spacing w:after="60"/>
-        <w:ind w:left="220"/>
-      </w:pPr>
-      <w:r>
-        <w:rPr>
-          <w:b/>
-          <w:bCs/>
-          <w:color w:val="1A5276"/>
-          <w:sz w:val="20"/>
-          <w:szCs w:val="20"/>
-        </w:rPr>
-        <w:t xml:space="preserve">P21 : </w:t>
-      </w:r>
-      <w:r>
-        <w:rPr>
-          <w:i w:val="false"/>
-          <w:iCs w:val="false"/>
-          <w:sz w:val="20"/>
-          <w:szCs w:val="20"/>
-        </w:rPr>
-        <w:t xml:space="preserve">Celles des villages sans agent actif, et celles qui ont des grossesses rapprochées et beaucoup d'enfants à la maison : elles ne peuvent pas revenir facilement.</w:t>
-      </w:r>
-    </w:p>
-    <w:p>
-      <w:pPr>
-        <w:spacing w:after="60" w:before="160"/>
-      </w:pPr>
-      <w:r>
-        <w:rPr>
-          <w:b/>
-          <w:bCs/>
-          <w:sz w:val="20"/>
-          <w:szCs w:val="20"/>
-        </w:rPr>
-        <w:t xml:space="preserve">Q13. Que se passe-t-il, concrètement, lorsque vous détectez un cas ? Jusqu'où va votre rôle, et que devient la femme ensuite ?</w:t>
-      </w:r>
-    </w:p>
-    <w:p>
-      <w:pPr>
-        <w:spacing w:after="60"/>
-        <w:ind w:left="220"/>
-      </w:pPr>
-      <w:r>
-        <w:rPr>
-          <w:b/>
-          <w:bCs/>
-          <w:color w:val="1A5276"/>
-          <w:sz w:val="20"/>
-          <w:szCs w:val="20"/>
-        </w:rPr>
-        <w:t xml:space="preserve">P21 : </w:t>
-      </w:r>
-      <w:r>
-        <w:rPr>
-          <w:i w:val="false"/>
-          <w:iCs w:val="false"/>
-          <w:sz w:val="20"/>
-          <w:szCs w:val="20"/>
-        </w:rPr>
-        <w:t xml:space="preserve">Je confirme, je réfère, je cherche le transport — c'est le plus long. Et j'écris dans le cahier. Mon rôle ne s'arrête pas à la référence : il continue avec le cahier, après l'accouchement.</w:t>
-      </w:r>
-    </w:p>
-    <w:p>
-      <w:pPr>
-        <w:spacing w:after="60" w:before="160"/>
-      </w:pPr>
-      <w:r>
-        <w:rPr>
-          <w:b/>
-          <w:bCs/>
-          <w:sz w:val="20"/>
-          <w:szCs w:val="20"/>
-        </w:rPr>
-        <w:t xml:space="preserve">Q14. Certaines femmes arrivent tard dans la grossesse, ou ne reviennent pas. D'après vous, pourquoi ?</w:t>
-      </w:r>
-    </w:p>
-    <w:p>
-      <w:pPr>
-        <w:spacing w:after="60"/>
-        <w:ind w:left="220"/>
-      </w:pPr>
-      <w:r>
-        <w:rPr>
-          <w:b/>
-          <w:bCs/>
-          <w:color w:val="1A5276"/>
-          <w:sz w:val="20"/>
-          <w:szCs w:val="20"/>
-        </w:rPr>
-        <w:t xml:space="preserve">P21 : </w:t>
-      </w:r>
-      <w:r>
-        <w:rPr>
-          <w:i w:val="false"/>
-          <w:iCs w:val="false"/>
-          <w:sz w:val="20"/>
-          <w:szCs w:val="20"/>
-        </w:rPr>
-        <w:t xml:space="preserve">La distance, avant tout. Il y a des femmes à trois heures de marche. Et l'argent, et les enfants.</w:t>
-      </w:r>
-    </w:p>
-    <w:p>
-      <w:pPr>
-        <w:spacing w:after="60" w:before="160"/>
-      </w:pPr>
-      <w:r>
-        <w:rPr>
-          <w:b/>
-          <w:bCs/>
-          <w:sz w:val="20"/>
-          <w:szCs w:val="20"/>
-        </w:rPr>
-        <w:t xml:space="preserve">Q15. Comment votre centre de santé vous a-t-il préparé à dépister ces deux maladies chez la femme enceinte ?</w:t>
-      </w:r>
-    </w:p>
-    <w:p>
-      <w:pPr>
-        <w:spacing w:after="60"/>
-        <w:ind w:left="220"/>
-      </w:pPr>
-      <w:r>
-        <w:rPr>
-          <w:b/>
-          <w:bCs/>
-          <w:color w:val="1A5276"/>
-          <w:sz w:val="20"/>
-          <w:szCs w:val="20"/>
-        </w:rPr>
-        <w:t xml:space="preserve">P21 : </w:t>
-      </w:r>
-      <w:r>
-        <w:rPr>
-          <w:i w:val="false"/>
-          <w:iCs w:val="false"/>
-          <w:sz w:val="20"/>
-          <w:szCs w:val="20"/>
-        </w:rPr>
-        <w:t xml:space="preserve">Pas de formation. J'ai appris avec les cas, et en appelant une amie sage-femme à l'hôpital quand je doute.</w:t>
-      </w:r>
-    </w:p>
-    <w:p>
-      <w:pPr>
-        <w:spacing w:after="60" w:before="160"/>
-      </w:pPr>
-      <w:r>
-        <w:rPr>
-          <w:b/>
-          <w:bCs/>
-          <w:sz w:val="20"/>
-          <w:szCs w:val="20"/>
-        </w:rPr>
-        <w:t xml:space="preserve">Q16. Selon vous, comment ce dépistage est-il considéré par les personnes qui organisent et supervisent votre travail ?</w:t>
-      </w:r>
-    </w:p>
-    <w:p>
-      <w:pPr>
-        <w:spacing w:after="60"/>
-        <w:ind w:left="220"/>
-      </w:pPr>
-      <w:r>
-        <w:rPr>
-          <w:b/>
-          <w:bCs/>
-          <w:color w:val="1A5276"/>
-          <w:sz w:val="20"/>
-          <w:szCs w:val="20"/>
-        </w:rPr>
-        <w:t xml:space="preserve">P21 : </w:t>
-      </w:r>
-      <w:r>
-        <w:rPr>
-          <w:i w:val="false"/>
-          <w:iCs w:val="false"/>
-          <w:sz w:val="20"/>
-          <w:szCs w:val="20"/>
-        </w:rPr>
-        <w:t xml:space="preserve">Le district vient rarement, c'est loin. Quand ils viennent, ils regardent les registres officiels. Le cahier de suivi, je leur ai montré : ils ont dit que c'était bien, mais que ce n'était pas un outil officiel.</w:t>
-      </w:r>
-    </w:p>
-    <w:p>
-      <w:pPr>
-        <w:spacing w:after="60" w:before="160"/>
-      </w:pPr>
-      <w:r>
-        <w:rPr>
-          <w:b/>
-          <w:bCs/>
-          <w:sz w:val="20"/>
-          <w:szCs w:val="20"/>
-        </w:rPr>
-        <w:t xml:space="preserve">Q17. Si vous pouviez changer une seule chose pour que ce dépistage se fasse mieux dans votre centre, quelle serait-elle, et pourquoi celle-là plutôt qu'une autre ?</w:t>
-      </w:r>
-    </w:p>
-    <w:p>
-      <w:pPr>
-        <w:spacing w:after="60"/>
-        <w:ind w:left="220"/>
-      </w:pPr>
-      <w:r>
-        <w:rPr>
-          <w:b/>
-          <w:bCs/>
-          <w:color w:val="1A5276"/>
-          <w:sz w:val="20"/>
-          <w:szCs w:val="20"/>
-        </w:rPr>
-        <w:t xml:space="preserve">P21 : </w:t>
-      </w:r>
-      <w:r>
-        <w:rPr>
-          <w:i w:val="false"/>
-          <w:iCs w:val="false"/>
-          <w:sz w:val="20"/>
-          <w:szCs w:val="20"/>
-        </w:rPr>
-        <w:t xml:space="preserve">Que le suivi après l'accouchement devienne officiel, avec un support. Pourquoi ? Parce que mon cahier repose sur moi. Si je pars, il s'arrête. Et pourtant c'est la seule chose ici qui suit ces femmes après la grossesse.</w:t>
-      </w:r>
-    </w:p>
-    <w:p>
-      <w:pPr>
-        <w:spacing w:after="60" w:before="160"/>
-      </w:pPr>
-      <w:r>
-        <w:rPr>
-          <w:b/>
-          <w:bCs/>
-          <w:sz w:val="20"/>
-          <w:szCs w:val="20"/>
-        </w:rPr>
-        <w:t xml:space="preserve">Q18. Qu'attendriez-vous de ceux qui prennent les décisions, au niveau du district ou au niveau national ?</w:t>
-      </w:r>
-    </w:p>
-    <w:p>
-      <w:pPr>
-        <w:spacing w:after="60"/>
-        <w:ind w:left="220"/>
-      </w:pPr>
-      <w:r>
-        <w:rPr>
-          <w:b/>
-          <w:bCs/>
-          <w:color w:val="1A5276"/>
-          <w:sz w:val="20"/>
-          <w:szCs w:val="20"/>
-        </w:rPr>
-        <w:t xml:space="preserve">P21 : </w:t>
-      </w:r>
-      <w:r>
-        <w:rPr>
-          <w:i w:val="false"/>
-          <w:iCs w:val="false"/>
-          <w:sz w:val="20"/>
-          <w:szCs w:val="20"/>
-        </w:rPr>
-        <w:t xml:space="preserve">Des piles dans les commandes — ça paraît petit, mais c'est la tension de toutes les femmes. Des bandelettes pour les laboratoires des centres éloignés. Et un outil officiel de suivi après l'accouchement.</w:t>
-      </w:r>
-    </w:p>
-    <w:p>
-      <w:pPr>
-        <w:spacing w:after="60" w:before="160"/>
-      </w:pPr>
-      <w:r>
-        <w:rPr>
-          <w:b/>
-          <w:bCs/>
-          <w:sz w:val="20"/>
-          <w:szCs w:val="20"/>
-        </w:rPr>
-        <w:t xml:space="preserve">Q19. Vous m'avez décrit des situations où le dépistage se passe bien et d'autres où il se passe mal. Trouvez-vous cela normal ?</w:t>
-      </w:r>
-    </w:p>
-    <w:p>
-      <w:pPr>
-        <w:spacing w:after="60"/>
-        <w:ind w:left="220"/>
-      </w:pPr>
-      <w:r>
-        <w:rPr>
-          <w:b/>
-          <w:bCs/>
-          <w:color w:val="1A5276"/>
-          <w:sz w:val="20"/>
-          <w:szCs w:val="20"/>
-        </w:rPr>
-        <w:t xml:space="preserve">P21 : </w:t>
-      </w:r>
-      <w:r>
-        <w:rPr>
-          <w:i w:val="false"/>
-          <w:iCs w:val="false"/>
-          <w:sz w:val="20"/>
-          <w:szCs w:val="20"/>
-        </w:rPr>
-        <w:t xml:space="preserve">Non, ce n'est pas normal. Une femme d'ici a droit à la même chose qu'une femme de Kibungo. Alors j'ai fait ce que je pouvais avec ce que j'avais : le cahier, les piles, les agents. Ça ne remplace pas ce qui manque, mais je ne pouvais pas rester sans rien faire.</w:t>
-      </w:r>
-    </w:p>
-    <w:p>
-      <w:pPr>
-        <w:spacing w:after="60"/>
-        <w:ind w:left="220"/>
-      </w:pPr>
-      <w:r>
-        <w:rPr>
-          <w:b/>
-          <w:bCs/>
-          <w:color w:val="7F8C8D"/>
-          <w:sz w:val="20"/>
-          <w:szCs w:val="20"/>
-        </w:rPr>
-        <w:t xml:space="preserve">E : </w:t>
-      </w:r>
-      <w:r>
-        <w:rPr>
-          <w:i/>
-          <w:iCs/>
-          <w:sz w:val="20"/>
-          <w:szCs w:val="20"/>
-        </w:rPr>
-        <w:t xml:space="preserve">Selon vous, cela dépend de quoi ?</w:t>
-      </w:r>
-    </w:p>
-    <w:p>
-      <w:pPr>
-        <w:spacing w:after="60"/>
-        <w:ind w:left="220"/>
-      </w:pPr>
-      <w:r>
-        <w:rPr>
-          <w:b/>
-          <w:bCs/>
-          <w:color w:val="1A5276"/>
-          <w:sz w:val="20"/>
-          <w:szCs w:val="20"/>
-        </w:rPr>
-        <w:t xml:space="preserve">P21 : </w:t>
-      </w:r>
-      <w:r>
-        <w:rPr>
-          <w:i w:val="false"/>
-          <w:iCs w:val="false"/>
-          <w:sz w:val="20"/>
-          <w:szCs w:val="20"/>
-        </w:rPr>
-        <w:t xml:space="preserve">De la distance, du matériel, et de qui est titulaire. C'est ça qui n'est pas juste : que ça dépende de qui est titulaire.</w:t>
-      </w:r>
-    </w:p>
-    <w:p>
-      <w:pPr>
-        <w:pStyle w:val="Heading2"/>
-        <w:spacing w:after="120" w:before="220"/>
-      </w:pPr>
-      <w:r>
-        <w:t xml:space="preserve">Clôture</w:t>
-      </w:r>
-    </w:p>
-    <w:p>
-      <w:pPr>
-        <w:spacing w:after="60" w:before="160"/>
-      </w:pPr>
-      <w:r>
-        <w:rPr>
-          <w:b/>
-          <w:bCs/>
-          <w:sz w:val="20"/>
-          <w:szCs w:val="20"/>
-        </w:rPr>
-        <w:t xml:space="preserve">Q20. Y a-t-il quelque chose d'important sur ce sujet que je ne vous ai pas demandé et que vous souhaiteriez ajouter ?</w:t>
-      </w:r>
-    </w:p>
-    <w:p>
-      <w:pPr>
-        <w:spacing w:after="60"/>
-        <w:ind w:left="220"/>
-      </w:pPr>
-      <w:r>
-        <w:rPr>
-          <w:b/>
-          <w:bCs/>
-          <w:color w:val="1A5276"/>
-          <w:sz w:val="20"/>
-          <w:szCs w:val="20"/>
-        </w:rPr>
-        <w:t xml:space="preserve">P21 : </w:t>
-      </w:r>
-      <w:r>
-        <w:rPr>
-          <w:i w:val="false"/>
-          <w:iCs w:val="false"/>
-          <w:sz w:val="20"/>
-          <w:szCs w:val="20"/>
-        </w:rPr>
-        <w:t xml:space="preserve">Oui : le suivi après l'accouchement. On parle beaucoup de trouver ; on parle peu de ce qu'on fait après avoir trouvé. Et pour nous, loin de tout, c'est là que tout se joue.</w:t>
       </w:r>
     </w:p>
     <w:sectPr>

--- a/memoire-ngoma/livrables/2_Transcriptions_verbatim_SIMULATION.docx
+++ b/memoire-ngoma/livrables/2_Transcriptions_verbatim_SIMULATION.docx
@@ -1450,7 +1450,7 @@
           <w:sz w:val="20"/>
           <w:szCs w:val="20"/>
         </w:rPr>
-        <w:t xml:space="preserve">La tension, c'est aux constantes, au tout début. C'est systématique, ça fait partie des constantes comme le poids. Le sucre… (silence) le sucre c'est différent. Le glucomètre est au laboratoire, pas chez nous : j'écris un bon, et la femme va faire la queue au labo. Et les bandelettes, le labo en a douze en ce moment. Douze. Alors on ne peut pas faire à tout le monde. On le fait quand il y a quelque chose qui nous inquiète : une femme corpulente, une femme qui a déjà eu un gros bébé, une femme dont la mère est diabétique, ou si la bandelette urinaire montre du sucre. Sinon non.</w:t>
+        <w:t xml:space="preserve">La tension, c'est aux constantes, au tout début. C'est systématique, ça fait partie des constantes comme le poids. Le sucre… (silence) le sucre c'est différent. Le glucomètre est au laboratoire, pas chez nous. À la première visite, toutes les femmes font le sucre avec le bilan : j'écris le bon, et la femme va faire la queue au labo. Ça, c'est pour toutes. Mais après, on ne le refait que quand il y a quelque chose qui nous inquiète : une femme corpulente, une femme qui a déjà eu un gros bébé, une femme dont la mère est diabétique, ou si la bandelette urinaire montre du sucre.</w:t>
       </w:r>
     </w:p>
     <w:p>
@@ -1500,7 +1500,7 @@
           <w:sz w:val="20"/>
           <w:szCs w:val="20"/>
         </w:rPr>
-        <w:t xml:space="preserve">Qu'il y a un signe qui me fait penser au diabète. Ce n'est pas écrit dans un protocole ici, c'est ce qu'on a appris à la formation de 2023, les facteurs de risque. Donc je choisis.</w:t>
+        <w:t xml:space="preserve">Qu'il y a un signe qui me fait penser au diabète. Ce n'est pas écrit dans un protocole ici, c'est ce qu'on a appris à la formation de 2023, les facteurs de risque. Donc, après la première visite, je choisis.</w:t>
       </w:r>
     </w:p>
     <w:p>
@@ -1525,7 +1525,7 @@
           <w:sz w:val="20"/>
           <w:szCs w:val="20"/>
         </w:rPr>
-        <w:t xml:space="preserve">Et quand vous écrivez le bon, la femme fait-elle le test ?</w:t>
+        <w:t xml:space="preserve">Et le test de la première visite, il suffit ?</w:t>
       </w:r>
     </w:p>
     <w:p>
@@ -1550,7 +1550,7 @@
           <w:sz w:val="20"/>
           <w:szCs w:val="20"/>
         </w:rPr>
-        <w:t xml:space="preserve">Pas toujours. Le test n'est pas dans le paquet de la CPN : au laboratoire, elle doit le payer. Celle qui n'a pas l'argent ce jour-là repart avec le bon dans son carnet, et pour ça, souvent, elle ne revient pas.</w:t>
+        <w:t xml:space="preserve">À la première visite, toutes font le sucre avec le bilan. Après, plus rien, sauf si quelque chose m'inquiète. Une femme normale à trois mois, je ne sais plus rien d'elle à sept mois. Et le diabète de la grossesse, on nous a appris qu'il vient plutôt vers le sixième mois.</w:t>
       </w:r>
     </w:p>
     <w:p>
@@ -3505,7 +3505,7 @@
           <w:sz w:val="20"/>
           <w:szCs w:val="20"/>
         </w:rPr>
-        <w:t xml:space="preserve">La tension est dans les constantes, donc au début et de façon systématique — chez nous vraiment systématique, parce qu'il y a une salle pour ça et une personne pour ça. Le sucre, non. Le glucomètre est au laboratoire, et les bandelettes sont comptées : le labo en a douze ce mois, et il les garde d'abord pour les malades chroniques. Donc la recherche du sucre, elle n'est pas dans le déroulement : elle est en dehors, elle dépend de moi, de mon jugement, de ce que je trouve à la bandelette urinaire. Et ça, c'est un problème, parce que ce qui dépend du jugement de chacune n'est pas égal d'une femme à l'autre. Et même quand je fais le bon, ce n'est pas gratuit pour elle : le test n'est pas compris dans les soins de la CPN, il faut le payer au labo. Alors certaines me disent « la prochaine fois ».</w:t>
+        <w:t xml:space="preserve">La tension est dans les constantes, donc au début et de façon systématique — chez nous vraiment systématique, parce qu'il y a une salle pour ça et une personne pour ça. Le sucre, c'est autre chose. À la première visite, il est dans le bilan, pour toutes : le labo le fait avec le reste, quand il a des bandelettes. Mais les bandelettes sont comptées : le labo en a douze ce mois, et il les garde d'abord pour les malades chroniques. Après la première visite, la recherche du sucre n'est plus dans le déroulement : elle dépend de moi, de mon jugement, de ce que je trouve à la bandelette urinaire. Et ça, c'est un problème, parce que ce qui dépend du jugement de chacune n'est pas égal d'une femme à l'autre.</w:t>
       </w:r>
     </w:p>
     <w:p>
@@ -5410,7 +5410,7 @@
           <w:sz w:val="20"/>
           <w:szCs w:val="20"/>
         </w:rPr>
-        <w:t xml:space="preserve">La tension, c'est avec le poids, au début. Le sucre… (long silence) il y a un glucomètre au laboratoire, mais il sert pour la consultation des malades chroniques. Je n'ai jamais envoyé une femme enceinte faire le sucre là-bas. Alors le sucre, je ne le fais pas.</w:t>
+        <w:t xml:space="preserve">La tension, c'est avec le poids, au début. Le sucre… (long silence) normalement, il est dans le bilan de la première visite, pour toutes. Mais il y a un seul glucomètre, au laboratoire, et il sert pour la consultation des malades chroniques. Je n'ai jamais pu envoyer une femme enceinte faire le sucre là-bas. Alors le sucre, je ne le fais pas.</w:t>
       </w:r>
     </w:p>
     <w:p>
@@ -5460,7 +5460,7 @@
           <w:sz w:val="20"/>
           <w:szCs w:val="20"/>
         </w:rPr>
-        <w:t xml:space="preserve">Je n'ai jamais fait de test de sucre depuis que je travaille ici. Jamais. Si je pense qu'il faut le faire, j'écris sur le carnet d'aller à l'hôpital. Mais je ne sais pas si elles y vont. À l'école on nous a montré comment faire, avec l'appareil, mais ici on ne me l'a jamais demandé, et le laboratoire ne le fait pas pour nous, donc… (silence) j'ai un peu oublié, pour être honnête.</w:t>
+        <w:t xml:space="preserve">Je n'ai jamais fait de test de sucre depuis que je travaille ici. Jamais. La case est sur la fiche de la première visite, mais je la laisse vide. Si je pense qu'il faut le faire, j'écris sur le carnet d'aller à l'hôpital. Mais je ne sais pas si elles y vont. À l'école on nous a montré comment faire, avec l'appareil, mais ici le laboratoire ne le fait pas pour nous, donc… (silence) j'ai un peu oublié, pour être honnête.</w:t>
       </w:r>
     </w:p>
     <w:p>
@@ -7515,7 +7515,7 @@
           <w:sz w:val="20"/>
           <w:szCs w:val="20"/>
         </w:rPr>
-        <w:t xml:space="preserve">La tension est au début, avec le poids. Quand nous sommes deux et que personne n'est appelé ailleurs, je la prends à tout le monde. Mais nous ne sommes pas toujours deux, et il n'y a qu'un tensiomètre dans le centre. Le sucre, l'appareil est au labo, pour les malades chroniques. Nous, on ne l'a pas, donc non. Quand une femme a des signes, je l'envoie à l'hôpital ; mais là-bas aussi le test se paie, il n'est pas dans ce que la CPN lui donne.</w:t>
+        <w:t xml:space="preserve">La tension est au début, avec le poids. Quand nous sommes deux et que personne n'est appelé ailleurs, je la prends à tout le monde. Mais nous ne sommes pas toujours deux, et il n'y a qu'un tensiomètre dans le centre. Le sucre, normalement c'est à toutes à la première visite. Mais l'appareil est au labo, pour les malades chroniques, et le labo ne nous le fait pas. Donc non. Quand une femme a des signes, je l'envoie à l'hôpital.</w:t>
       </w:r>
     </w:p>
     <w:p>
@@ -21100,7 +21100,7 @@
           <w:sz w:val="20"/>
           <w:szCs w:val="20"/>
         </w:rPr>
-        <w:t xml:space="preserve">La tension, à toutes, aux constantes. La glycémie, au laboratoire du centre, sur un bon de la CPN, pour les femmes qui ont un facteur de risque : surpoids, antécédent de gros bébé ou de diabète dans la famille, sucre dans les urines, âge. Le laboratoire a l'appareil et les bandelettes — en ce moment quarante-huit. Il y a une fiche de stock, une part est réservée à la CPN, et quand on descend sous vingt, on commande.</w:t>
+        <w:t xml:space="preserve">La tension, à toutes, aux constantes. La glycémie, au laboratoire du centre : à la première visite, pour toutes, avec le bilan ; ensuite, sur un bon de la CPN, pour les femmes qui ont un facteur de risque : surpoids, antécédent de gros bébé ou de diabète dans la famille, sucre dans les urines, âge. Le laboratoire a l'appareil et les bandelettes — en ce moment quarante-huit. Il y a une fiche de stock, une part est réservée à la CPN, et quand on descend sous vingt, on commande.</w:t>
       </w:r>
     </w:p>
     <w:p>
@@ -21175,7 +21175,7 @@
           <w:sz w:val="20"/>
           <w:szCs w:val="20"/>
         </w:rPr>
-        <w:t xml:space="preserve">Et pour la femme, le test a-t-il un coût ?</w:t>
+        <w:t xml:space="preserve">Et entre vingt-quatre et vingt-huit semaines ?</w:t>
       </w:r>
     </w:p>
     <w:p>
@@ -21200,7 +21200,7 @@
           <w:sz w:val="20"/>
           <w:szCs w:val="20"/>
         </w:rPr>
-        <w:t xml:space="preserve">Oui, même ici. Le test n'est pas dans le paquet de la CPN, elle le paie à la caisse du laboratoire. Le titulaire laisse passer celles qui ne peuvent pas payer, mais c'est un arrangement, ce n'est écrit nulle part.</w:t>
+        <w:t xml:space="preserve">Pas pour toutes. Le protocole parle d'une épreuve à ce moment-là, mais ici personne ne la fait : il faudrait que la femme vienne à jeun et reste deux heures. Alors on refait une glycémie simple à celles qui ont un risque. Les autres, on leur fait confiance.</w:t>
       </w:r>
     </w:p>
     <w:p>
@@ -22955,7 +22955,7 @@
           <w:sz w:val="20"/>
           <w:szCs w:val="20"/>
         </w:rPr>
-        <w:t xml:space="preserve">La tension au début, à toutes quand nous sommes deux. Le sucre, le glucomètre est à la consultation des malades chroniques, le jeudi ; pour la CPN, on ne s'en sert pas. Et je vais être honnête : même si on me le prêtait demain, je ne saurais pas à partir de quel chiffre m'inquiéter chez une femme enceinte. Je n'ai jamais été formé là-dessus.</w:t>
+        <w:t xml:space="preserve">La tension au début, à toutes quand nous sommes deux. Le sucre, normalement à la première visite pour toutes ; mais le glucomètre est à la consultation des malades chroniques, le jeudi, et pour la CPN on ne s'en sert presque pas. Et je vais être honnête : même si on me le prêtait demain, je ne saurais pas à partir de quel chiffre m'inquiéter chez une femme enceinte. Je n'ai jamais été formé là-dessus.</w:t>
       </w:r>
     </w:p>
     <w:p>
@@ -26365,7 +26365,7 @@
           <w:sz w:val="20"/>
           <w:szCs w:val="20"/>
         </w:rPr>
-        <w:t xml:space="preserve">La tension aux constantes, c'est souvent le stagiaire qui la prend. Le sucre, c'est au laboratoire : ils ont l'appareil et quelques bandelettes, cinq je crois. Je ne sais pas toujours à qui le faire. Les collègues qui sont partis savaient ; moi j'ai appris en les regardant, pendant deux mois.</w:t>
+        <w:t xml:space="preserve">La tension aux constantes, c'est souvent le stagiaire qui la prend. Le sucre, c'est au laboratoire : ils ont l'appareil et quelques bandelettes, cinq je crois. À la première visite, c'est pour toutes. Après, je ne sais pas toujours à qui le refaire. Les collègues qui sont partis savaient ; moi j'ai appris en les regardant, pendant deux mois.</w:t>
       </w:r>
     </w:p>
     <w:p>
@@ -26415,7 +26415,7 @@
           <w:sz w:val="20"/>
           <w:szCs w:val="20"/>
         </w:rPr>
-        <w:t xml:space="preserve">Il y avait une sage-femme qui faisait le test aux femmes grosses ou qui avaient eu un gros bébé. Je fais pareil. Mais je ne sais pas si c'est la règle complète ou seulement son habitude à elle. Et puis il faut payer le test au laboratoire : il n'est pas dans ce que la CPN donne aux femmes. Celles qui n'ont pas l'argent, je ne peux rien pour elles.</w:t>
+        <w:t xml:space="preserve">Il y avait une sage-femme qui refaisait le test aux femmes grosses ou qui avaient eu un gros bébé. Je fais pareil. Mais je ne sais pas si c'est la règle complète ou seulement son habitude à elle.</w:t>
       </w:r>
     </w:p>
     <w:p>
@@ -31580,7 +31580,7 @@
           <w:sz w:val="20"/>
           <w:szCs w:val="20"/>
         </w:rPr>
-        <w:t xml:space="preserve">La tension à toutes. La glycémie aux femmes à risque — le laboratoire a l'appareil et des bandelettes, quatorze en ce moment ; j'écris le bon et la femme y passe avant de repartir. Depuis la formation, je la fais selon les critères : surpoids, antécédent, âge, sucre dans les urines. Mais la femme paie le test, il n'est pas dans le paquet de la CPN. Beaucoup ici traversent la frontière pour travailler et n'ont pas d'argent sur elles ce jour-là : elles promettent de revenir.</w:t>
+        <w:t xml:space="preserve">La tension à toutes. La glycémie à toutes à la première visite, avec le bilan, puis aux femmes à risque — le laboratoire a l'appareil et des bandelettes, quatorze en ce moment ; j'écris le bon et la femme y passe avant de repartir. Depuis la formation, je la refais selon les critères : surpoids, antécédent, âge, sucre dans les urines. Mais beaucoup ici partent travailler ailleurs pendant la grossesse : au moment où il faudrait la refaire, on ne les revoit pas.</w:t>
       </w:r>
     </w:p>
     <w:p>
@@ -35140,7 +35140,7 @@
           <w:sz w:val="20"/>
           <w:szCs w:val="20"/>
         </w:rPr>
-        <w:t xml:space="preserve">La tension, normalement à toutes. Le sucre, le laboratoire a l'appareil et quelques bandelettes ; je ne fais le bon que pour les cas évidents.</w:t>
+        <w:t xml:space="preserve">La tension, normalement à toutes. Le sucre, à la première visite, avec le bilan, quand le laboratoire a des bandelettes ; après, je ne fais le bon que pour les cas évidents.</w:t>
       </w:r>
     </w:p>
     <w:p>
@@ -36845,7 +36845,7 @@
           <w:sz w:val="20"/>
           <w:szCs w:val="20"/>
         </w:rPr>
-        <w:t xml:space="preserve">La tension, avec ce vieil appareil — regardez, la poire est réparée avec du ruban. Il marche, mais il faut s'y reprendre à deux ou trois fois. Le sucre, il y a un appareil au laboratoire, pour les malades chroniques. Pour les femmes enceintes, on ne l'a jamais fait. Jamais.</w:t>
+        <w:t xml:space="preserve">La tension, avec ce vieil appareil — regardez, la poire est réparée avec du ruban. Il marche, mais il faut s'y reprendre à deux ou trois fois. Le sucre, normalement c'est pour toutes à la première visite, c'est sur la fiche. Mais l'appareil est au laboratoire, pour les malades chroniques, et les bandelettes vont d'abord à eux. Pour les femmes enceintes, ici, la case du sucre reste presque toujours vide.</w:t>
       </w:r>
     </w:p>
     <w:p>

--- a/memoire-ngoma/livrables/2_Transcriptions_verbatim_SIMULATION.docx
+++ b/memoire-ngoma/livrables/2_Transcriptions_verbatim_SIMULATION.docx
@@ -6763,7 +6763,7 @@
                 <w:sz w:val="19"/>
                 <w:szCs w:val="19"/>
               </w:rPr>
-              <w:t xml:space="preserve">A2</w:t>
+              <w:t xml:space="preserve">A1</w:t>
             </w:r>
           </w:p>
         </w:tc>
@@ -7339,7 +7339,7 @@
           <w:sz w:val="20"/>
           <w:szCs w:val="20"/>
         </w:rPr>
-        <w:t xml:space="preserve">Je suis infirmière A2. J'ai commencé dans un autre district, sept ans au total. Ici trois ans, et la CPN depuis le début parce qu'on manque de monde : je ne suis pas sage-femme mais je fais la CPN, comme beaucoup d'infirmières dans les centres ruraux. On apprend sur le terrain.</w:t>
+        <w:t xml:space="preserve">Je suis infirmière A1. J'ai commencé dans un autre district, sept ans au total. Ici trois ans, et la CPN depuis le début parce qu'on manque de monde : je ne suis pas sage-femme mais je fais la CPN, comme beaucoup d'infirmières dans les centres ruraux. On apprend sur le terrain.</w:t>
       </w:r>
     </w:p>
     <w:p>
@@ -8231,7 +8231,7 @@
           <w:sz w:val="20"/>
           <w:szCs w:val="20"/>
         </w:rPr>
-        <w:t xml:space="preserve">Pas du tout. Je n'ai eu aucune formation sur ces deux maladies depuis que je travaille. On m'a peut-être mise sur une liste une fois, je ne sais pas si c'était pour ça. Je fais avec ce que j'ai appris en A2, et l'A2 c'était il y a longtemps.</w:t>
+        <w:t xml:space="preserve">Pas du tout. Je n'ai eu aucune formation sur ces deux maladies depuis que je travaille. On m'a peut-être mise sur une liste une fois, je ne sais pas si c'était pour ça. Je fais avec ce que j'ai appris à l'école, en A1, et l'école c'était il y a longtemps.</w:t>
       </w:r>
     </w:p>
     <w:p>
@@ -19883,7 +19883,7 @@
           <w:sz w:val="20"/>
           <w:szCs w:val="20"/>
         </w:rPr>
-        <w:t xml:space="preserve">Alors on la garde si on peut, ou on demande à l'agent de santé communautaire de passer chez elle. On fait comme on peut. Il n'y a pas de règle pour ça.</w:t>
+        <w:t xml:space="preserve">Alors on la garde si on peut, ou on demande à l'ASM de son village de passer chez elle. On fait comme on peut. Il n'y a pas de règle pour ça.</w:t>
       </w:r>
     </w:p>
     <w:p>
@@ -27983,7 +27983,7 @@
           <w:sz w:val="20"/>
           <w:szCs w:val="20"/>
         </w:rPr>
-        <w:t xml:space="preserve">Vingt-cinq, trente femmes. Une particularité chez nous : les agents de santé communautaire [abajyanama b'ubuzima] passent presque tous les jours. Ils nous amènent des listes, ils raccompagnent des femmes, ils nous disent qui n'est pas revenue.</w:t>
+        <w:t xml:space="preserve">Vingt-cinq, trente femmes. Une particularité chez nous : les agents de santé communautaire [abajyanama b'ubuzima] passent presque tous les jours, surtout les animatrices de santé maternelle, les ASM. Elles nous amènent la liste des femmes enceintes du village, elles raccompagnent des femmes, elles nous disent qui n'est pas revenue.</w:t>
       </w:r>
     </w:p>
     <w:p>
@@ -28070,7 +28070,7 @@
           <w:sz w:val="20"/>
           <w:szCs w:val="20"/>
         </w:rPr>
-        <w:t xml:space="preserve">La tension, à toutes. Le sucre, le glucomètre du laboratoire est en panne depuis l'an dernier. Quand je soupçonne quelque chose, je réfère pour une glycémie et je demande à l'agent de santé communautaire du village de vérifier qu'elle y est allée.</w:t>
+        <w:t xml:space="preserve">La tension, à toutes. Le sucre, le glucomètre du laboratoire est en panne depuis l'an dernier. Quand je soupçonne quelque chose, je réfère pour une glycémie et je demande à l'ASM du village, l'animatrice de santé maternelle, de vérifier qu'elle y est allée.</w:t>
       </w:r>
     </w:p>
     <w:p>
@@ -28120,7 +28120,7 @@
           <w:sz w:val="20"/>
           <w:szCs w:val="20"/>
         </w:rPr>
-        <w:t xml:space="preserve">Je lui donne le nom, il passe la voir dans la semaine. Si elle n'est pas allée, il me le dit, et il essaie de comprendre pourquoi : l'argent, le mari, la distance. Parfois il arrive à arranger les choses, parfois non. Mais au moins je sais.</w:t>
+        <w:t xml:space="preserve">Je lui donne le nom, elle passe la voir dans la semaine. Si elle n'est pas allée, elle me le dit, et elle essaie de comprendre pourquoi : l'argent, le mari, la distance. Parfois elle arrive à arranger les choses, parfois non. Mais au moins je sais.</w:t>
       </w:r>
     </w:p>
     <w:p>
@@ -28159,7 +28159,7 @@
           <w:sz w:val="20"/>
           <w:szCs w:val="20"/>
         </w:rPr>
-        <w:t xml:space="preserve">Une femme, deuxième grossesse, tension à 155 sur 100, sans protéines. Je l'ai référée. Elle n'y est pas allée : le mari était en voyage et elle n'avait pas l'argent. L'agent communautaire est passé, il a parlé avec la famille, et le frère de la femme l'a accompagnée trois jours après. Elle avait une hypertension de grossesse, traitée.</w:t>
+        <w:t xml:space="preserve">Une femme, deuxième grossesse, tension à 155 sur 100, sans protéines. Je l'ai référée. Elle n'y est pas allée : le mari était en voyage et elle n'avait pas l'argent. L'ASM est passée, elle a parlé avec la famille, et le frère de la femme l'a accompagnée trois jours après. Elle avait une hypertension de grossesse, traitée.</w:t>
       </w:r>
     </w:p>
     <w:p>
@@ -28209,7 +28209,7 @@
           <w:sz w:val="20"/>
           <w:szCs w:val="20"/>
         </w:rPr>
-        <w:t xml:space="preserve">Sans l'agent, je ne l'aurais jamais su. Elle serait revenue à huit mois, ou pas du tout.</w:t>
+        <w:t xml:space="preserve">Sans l'ASM, je ne l'aurais jamais su. Elle serait revenue à huit mois, ou pas du tout.</w:t>
       </w:r>
     </w:p>
     <w:p>

--- a/memoire-ngoma/livrables/2_Transcriptions_verbatim_SIMULATION.docx
+++ b/memoire-ngoma/livrables/2_Transcriptions_verbatim_SIMULATION.docx
@@ -1416,45 +1416,6 @@
     </w:p>
     <w:p>
       <w:pPr>
-        <w:spacing w:after="60" w:before="160"/>
-      </w:pPr>
-      <w:r>
-        <w:rPr>
-          <w:b/>
-          <w:bCs/>
-          <w:sz w:val="20"/>
-          <w:szCs w:val="20"/>
-        </w:rPr>
-        <w:t xml:space="preserve">Q2. Où se situe, dans ce déroulement, la mesure de la tension artérielle et la recherche d'un trouble du sucre ?</w:t>
-      </w:r>
-    </w:p>
-    <w:p>
-      <w:pPr>
-        <w:spacing w:after="60"/>
-        <w:ind w:left="220"/>
-      </w:pPr>
-      <w:r>
-        <w:rPr>
-          <w:b/>
-          <w:bCs/>
-          <w:color w:val="1A5276"/>
-          <w:sz w:val="20"/>
-          <w:szCs w:val="20"/>
-        </w:rPr>
-        <w:t xml:space="preserve">P01 : </w:t>
-      </w:r>
-      <w:r>
-        <w:rPr>
-          <w:i w:val="false"/>
-          <w:iCs w:val="false"/>
-          <w:sz w:val="20"/>
-          <w:szCs w:val="20"/>
-        </w:rPr>
-        <w:t xml:space="preserve">La tension, c'est aux constantes, au tout début. C'est systématique, ça fait partie des constantes comme le poids. Le sucre… (silence) le sucre c'est différent. Le glucomètre est au laboratoire, pas chez nous. À la première visite, toutes les femmes font le sucre avec le bilan : j'écris le bon, et la femme va faire la queue au labo. Ça, c'est pour toutes. Mais après, on ne le refait que quand il y a quelque chose qui nous inquiète : une femme corpulente, une femme qui a déjà eu un gros bébé, une femme dont la mère est diabétique, ou si la bandelette urinaire montre du sucre.</w:t>
-      </w:r>
-    </w:p>
-    <w:p>
-      <w:pPr>
         <w:spacing w:after="60"/>
         <w:ind w:left="220"/>
       </w:pPr>
@@ -1475,7 +1436,7 @@
           <w:sz w:val="20"/>
           <w:szCs w:val="20"/>
         </w:rPr>
-        <w:t xml:space="preserve">Vous avez employé le mot « inquiète », qu'entendez-vous par là ?</w:t>
+        <w:t xml:space="preserve">Et avant la consultation elle-même, que se passe-t-il ?</w:t>
       </w:r>
     </w:p>
     <w:p>
@@ -1500,7 +1461,46 @@
           <w:sz w:val="20"/>
           <w:szCs w:val="20"/>
         </w:rPr>
-        <w:t xml:space="preserve">Qu'il y a un signe qui me fait penser au diabète. Ce n'est pas écrit dans un protocole ici, c'est ce qu'on a appris à la formation de 2023, les facteurs de risque. Donc, après la première visite, je choisis.</w:t>
+        <w:t xml:space="preserve">Trois matins par semaine, le lundi, le mercredi et le vendredi, il y a d'abord la séance d'éducation. Toutes les femmes enceintes présentes sont réunies dans la grande salle d'attente, et l'un de nous, infirmier ou sage-femme, parle pendant vingt ou trente minutes. Le thème change selon le planning du mois : l'alimentation, les signes de danger, la préparation de l'accouchement, le planning familial, le VIH, l'allaitement, la mutuelle. Dans les signes de danger, on met les maux de tête forts, les yeux qui voient flou, les pieds et le visage qui gonflent : c'est la tension, même si on ne dit pas toujours le mot. Le sucre, presque jamais.</w:t>
+      </w:r>
+    </w:p>
+    <w:p>
+      <w:pPr>
+        <w:spacing w:after="60" w:before="160"/>
+      </w:pPr>
+      <w:r>
+        <w:rPr>
+          <w:b/>
+          <w:bCs/>
+          <w:sz w:val="20"/>
+          <w:szCs w:val="20"/>
+        </w:rPr>
+        <w:t xml:space="preserve">Q2. Où se situe, dans ce déroulement, la mesure de la tension artérielle et la recherche d'un trouble du sucre ?</w:t>
+      </w:r>
+    </w:p>
+    <w:p>
+      <w:pPr>
+        <w:spacing w:after="60"/>
+        <w:ind w:left="220"/>
+      </w:pPr>
+      <w:r>
+        <w:rPr>
+          <w:b/>
+          <w:bCs/>
+          <w:color w:val="1A5276"/>
+          <w:sz w:val="20"/>
+          <w:szCs w:val="20"/>
+        </w:rPr>
+        <w:t xml:space="preserve">P01 : </w:t>
+      </w:r>
+      <w:r>
+        <w:rPr>
+          <w:i w:val="false"/>
+          <w:iCs w:val="false"/>
+          <w:sz w:val="20"/>
+          <w:szCs w:val="20"/>
+        </w:rPr>
+        <w:t xml:space="preserve">La tension, c'est aux constantes, au tout début. C'est systématique, ça fait partie des constantes comme le poids. Le sucre… (silence) le sucre c'est différent. Le glucomètre est au laboratoire, pas chez nous. À la première visite, toutes les femmes font le sucre avec le bilan : j'écris le bon, et la femme va faire la queue au labo. Ça, c'est pour toutes. Mais après, on ne le refait que quand il y a quelque chose qui nous inquiète : une femme corpulente, une femme qui a déjà eu un gros bébé, une femme dont la mère est diabétique, ou si la bandelette urinaire montre du sucre.</w:t>
       </w:r>
     </w:p>
     <w:p>
@@ -1525,7 +1525,7 @@
           <w:sz w:val="20"/>
           <w:szCs w:val="20"/>
         </w:rPr>
-        <w:t xml:space="preserve">Et le test de la première visite, il suffit ?</w:t>
+        <w:t xml:space="preserve">Vous avez employé le mot « inquiète », qu'entendez-vous par là ?</w:t>
       </w:r>
     </w:p>
     <w:p>
@@ -1550,46 +1550,7 @@
           <w:sz w:val="20"/>
           <w:szCs w:val="20"/>
         </w:rPr>
-        <w:t xml:space="preserve">À la première visite, toutes font le sucre avec le bilan. Après, plus rien, sauf si quelque chose m'inquiète. Une femme normale à trois mois, je ne sais plus rien d'elle à sept mois. Et le diabète de la grossesse, on nous a appris qu'il vient plutôt vers le sixième mois.</w:t>
-      </w:r>
-    </w:p>
-    <w:p>
-      <w:pPr>
-        <w:spacing w:after="60" w:before="160"/>
-      </w:pPr>
-      <w:r>
-        <w:rPr>
-          <w:b/>
-          <w:bCs/>
-          <w:sz w:val="20"/>
-          <w:szCs w:val="20"/>
-        </w:rPr>
-        <w:t xml:space="preserve">Q3. Racontez-moi une consultation au cours de laquelle vous avez trouvé une tension élevée ou un taux de sucre anormal chez une femme enceinte. Que s'est-il passé ?</w:t>
-      </w:r>
-    </w:p>
-    <w:p>
-      <w:pPr>
-        <w:spacing w:after="60"/>
-        <w:ind w:left="220"/>
-      </w:pPr>
-      <w:r>
-        <w:rPr>
-          <w:b/>
-          <w:bCs/>
-          <w:color w:val="1A5276"/>
-          <w:sz w:val="20"/>
-          <w:szCs w:val="20"/>
-        </w:rPr>
-        <w:t xml:space="preserve">P01 : </w:t>
-      </w:r>
-      <w:r>
-        <w:rPr>
-          <w:i w:val="false"/>
-          <w:iCs w:val="false"/>
-          <w:sz w:val="20"/>
-          <w:szCs w:val="20"/>
-        </w:rPr>
-        <w:t xml:space="preserve">Oui. Il y a deux mois, une femme de trente-quatre ans, troisième grossesse, à peu près sept mois. Aux constantes on trouve 168 sur 104. L'agent m'appelle. Je la fais asseoir, je la laisse se reposer vingt minutes, je reprends moi-même : 160 sur 100. Je fais la bandelette urinaire, il y avait des protéines, deux croix. Là j'ai su que c'était sérieux.</w:t>
+        <w:t xml:space="preserve">Qu'il y a un signe qui me fait penser au diabète. Ce n'est pas écrit dans un protocole ici, c'est ce qu'on a appris à la formation de 2023, les facteurs de risque. Donc, après la première visite, je choisis.</w:t>
       </w:r>
     </w:p>
     <w:p>
@@ -1614,7 +1575,7 @@
           <w:sz w:val="20"/>
           <w:szCs w:val="20"/>
         </w:rPr>
-        <w:t xml:space="preserve">Comment cela s'est-il passé exactement ?</w:t>
+        <w:t xml:space="preserve">Et le test de la première visite, il suffit ?</w:t>
       </w:r>
     </w:p>
     <w:p>
@@ -1639,21 +1600,21 @@
           <w:sz w:val="20"/>
           <w:szCs w:val="20"/>
         </w:rPr>
-        <w:t xml:space="preserve">J'ai rempli la fiche de référence, j'ai expliqué à la femme, et son mari était dehors — je l'ai fait entrer parce qu'il fallait qu'ils partent le jour même à Kibungo. Ils sont partis l'après-midi. Elle est revenue deux semaines après avec le traitement, elle avait été hospitalisée trois jours. Celle-là, ça s'est bien passé. Parce que le mari était là et qu'ils avaient de quoi payer le transport.</w:t>
-      </w:r>
-    </w:p>
-    <w:p>
-      <w:pPr>
-        <w:spacing w:after="60" w:before="160"/>
-      </w:pPr>
-      <w:r>
-        <w:rPr>
-          <w:b/>
-          <w:bCs/>
-          <w:sz w:val="20"/>
-          <w:szCs w:val="20"/>
-        </w:rPr>
-        <w:t xml:space="preserve">Q4. À ce moment-là, qu'avez-vous expliqué à cette femme ?</w:t>
+        <w:t xml:space="preserve">À la première visite, toutes font le sucre avec le bilan. Après, plus rien, sauf si quelque chose m'inquiète. Une femme normale à trois mois, je ne sais plus rien d'elle à sept mois. Et le diabète de la grossesse, on nous a appris qu'il vient plutôt vers le sixième mois.</w:t>
+      </w:r>
+    </w:p>
+    <w:p>
+      <w:pPr>
+        <w:spacing w:after="60" w:before="160"/>
+      </w:pPr>
+      <w:r>
+        <w:rPr>
+          <w:b/>
+          <w:bCs/>
+          <w:sz w:val="20"/>
+          <w:szCs w:val="20"/>
+        </w:rPr>
+        <w:t xml:space="preserve">Q3. Racontez-moi une consultation au cours de laquelle vous avez trouvé une tension élevée ou un taux de sucre anormal chez une femme enceinte. Que s'est-il passé ?</w:t>
       </w:r>
     </w:p>
     <w:p>
@@ -1678,46 +1639,7 @@
           <w:sz w:val="20"/>
           <w:szCs w:val="20"/>
         </w:rPr>
-        <w:t xml:space="preserve">Je lui ai dit que la pression de son sang était trop élevée, que ce n'était pas bon ni pour elle ni pour l'enfant, que ça pouvait provoquer des convulsions [kugagara] et qu'il fallait aller à l'hôpital aujourd'hui, pas demain. J'ai expliqué qu'il y avait des protéines dans ses urines et que les deux ensemble, c'est le signe d'une maladie de la grossesse qu'on appelle la prééclampsie. Je lui ai dit de ne pas attendre d'avoir mal à la tête ou de mal voir pour y aller.</w:t>
-      </w:r>
-    </w:p>
-    <w:p>
-      <w:pPr>
-        <w:spacing w:after="60" w:before="160"/>
-      </w:pPr>
-      <w:r>
-        <w:rPr>
-          <w:b/>
-          <w:bCs/>
-          <w:sz w:val="20"/>
-          <w:szCs w:val="20"/>
-        </w:rPr>
-        <w:t xml:space="preserve">Q5. Selon vous, que comprend une femme enceinte de ce que vous lui dites dans ces situations ?</w:t>
-      </w:r>
-    </w:p>
-    <w:p>
-      <w:pPr>
-        <w:spacing w:after="60"/>
-        <w:ind w:left="220"/>
-      </w:pPr>
-      <w:r>
-        <w:rPr>
-          <w:b/>
-          <w:bCs/>
-          <w:color w:val="1A5276"/>
-          <w:sz w:val="20"/>
-          <w:szCs w:val="20"/>
-        </w:rPr>
-        <w:t xml:space="preserve">P01 : </w:t>
-      </w:r>
-      <w:r>
-        <w:rPr>
-          <w:i w:val="false"/>
-          <w:iCs w:val="false"/>
-          <w:sz w:val="20"/>
-          <w:szCs w:val="20"/>
-        </w:rPr>
-        <w:t xml:space="preserve">(silence) Ça dépend beaucoup. Celle-là, je pense qu'elle a compris, parce qu'elle a posé des questions et qu'elle est partie le jour même. Mais en général… en général je crois qu'elles comprennent qu'il y a un danger et qu'il faut aller à l'hôpital. Le mot « tension », elles le connaissent. Ce qu'elles ne comprennent pas, c'est que ça peut continuer après l'accouchement. Ça, non.</w:t>
+        <w:t xml:space="preserve">Oui. Il y a deux mois, une femme de trente-quatre ans, troisième grossesse, à peu près sept mois. Aux constantes on trouve 168 sur 104. L'agent m'appelle. Je la fais asseoir, je la laisse se reposer vingt minutes, je reprends moi-même : 160 sur 100. Je fais la bandelette urinaire, il y avait des protéines, deux croix. Là j'ai su que c'était sérieux.</w:t>
       </w:r>
     </w:p>
     <w:p>
@@ -1742,7 +1664,7 @@
           <w:sz w:val="20"/>
           <w:szCs w:val="20"/>
         </w:rPr>
-        <w:t xml:space="preserve">Et qu'aimeriez-vous qu'elle comprenne ?</w:t>
+        <w:t xml:space="preserve">Comment cela s'est-il passé exactement ?</w:t>
       </w:r>
     </w:p>
     <w:p>
@@ -1767,21 +1689,21 @@
           <w:sz w:val="20"/>
           <w:szCs w:val="20"/>
         </w:rPr>
-        <w:t xml:space="preserve">Qu'une tension élevée pendant la grossesse, ce n'est pas seulement un problème de grossesse. Qu'après, il faut continuer à se faire contrôler. Parce qu'elles accouchent, tout va bien, et on ne les revoit plus jamais. Et dix ans après elles reviennent avec une hypertension installée.</w:t>
-      </w:r>
-    </w:p>
-    <w:p>
-      <w:pPr>
-        <w:spacing w:after="60" w:before="160"/>
-      </w:pPr>
-      <w:r>
-        <w:rPr>
-          <w:b/>
-          <w:bCs/>
-          <w:sz w:val="20"/>
-          <w:szCs w:val="20"/>
-        </w:rPr>
-        <w:t xml:space="preserve">Q6. Ce que vous expliquez à une femme, l'adaptez-vous selon les personnes ? Comment ?</w:t>
+        <w:t xml:space="preserve">J'ai rempli la fiche de référence, j'ai expliqué à la femme, et son mari était dehors — je l'ai fait entrer parce qu'il fallait qu'ils partent le jour même à Kibungo. Ils sont partis l'après-midi. Elle est revenue deux semaines après avec le traitement, elle avait été hospitalisée trois jours. Celle-là, ça s'est bien passé. Parce que le mari était là et qu'ils avaient de quoi payer le transport.</w:t>
+      </w:r>
+    </w:p>
+    <w:p>
+      <w:pPr>
+        <w:spacing w:after="60" w:before="160"/>
+      </w:pPr>
+      <w:r>
+        <w:rPr>
+          <w:b/>
+          <w:bCs/>
+          <w:sz w:val="20"/>
+          <w:szCs w:val="20"/>
+        </w:rPr>
+        <w:t xml:space="preserve">Q4. À ce moment-là, qu'avez-vous expliqué à cette femme ?</w:t>
       </w:r>
     </w:p>
     <w:p>
@@ -1806,7 +1728,46 @@
           <w:sz w:val="20"/>
           <w:szCs w:val="20"/>
         </w:rPr>
-        <w:t xml:space="preserve">Oui, forcément. Avec une femme qui a fait l'école, je peux aller plus loin, je peux parler du sel, du poids, du contrôle après l'accouchement. Avec quelqu'un qui n'a pas été à l'école, je réduis : je dis l'essentiel, « votre pression est élevée, il faut aller à l'hôpital ». Je ne vais pas lui expliquer la prééclampsie.</w:t>
+        <w:t xml:space="preserve">Je lui ai dit que la pression de son sang était trop élevée, que ce n'était pas bon ni pour elle ni pour l'enfant, que ça pouvait provoquer des convulsions [kugagara] et qu'il fallait aller à l'hôpital aujourd'hui, pas demain. J'ai expliqué qu'il y avait des protéines dans ses urines et que les deux ensemble, c'est le signe d'une maladie de la grossesse qu'on appelle la prééclampsie. Je lui ai dit de ne pas attendre d'avoir mal à la tête ou de mal voir pour y aller.</w:t>
+      </w:r>
+    </w:p>
+    <w:p>
+      <w:pPr>
+        <w:spacing w:after="60" w:before="160"/>
+      </w:pPr>
+      <w:r>
+        <w:rPr>
+          <w:b/>
+          <w:bCs/>
+          <w:sz w:val="20"/>
+          <w:szCs w:val="20"/>
+        </w:rPr>
+        <w:t xml:space="preserve">Q5. Selon vous, que comprend une femme enceinte de ce que vous lui dites dans ces situations ?</w:t>
+      </w:r>
+    </w:p>
+    <w:p>
+      <w:pPr>
+        <w:spacing w:after="60"/>
+        <w:ind w:left="220"/>
+      </w:pPr>
+      <w:r>
+        <w:rPr>
+          <w:b/>
+          <w:bCs/>
+          <w:color w:val="1A5276"/>
+          <w:sz w:val="20"/>
+          <w:szCs w:val="20"/>
+        </w:rPr>
+        <w:t xml:space="preserve">P01 : </w:t>
+      </w:r>
+      <w:r>
+        <w:rPr>
+          <w:i w:val="false"/>
+          <w:iCs w:val="false"/>
+          <w:sz w:val="20"/>
+          <w:szCs w:val="20"/>
+        </w:rPr>
+        <w:t xml:space="preserve">(silence) Ça dépend beaucoup. Celle-là, je pense qu'elle a compris, parce qu'elle a posé des questions et qu'elle est partie le jour même. Mais en général… en général je crois qu'elles comprennent qu'il y a un danger et qu'il faut aller à l'hôpital. Le mot « tension », elles le connaissent. Ce qu'elles ne comprennent pas, c'est que ça peut continuer après l'accouchement. Ça, non.</w:t>
       </w:r>
     </w:p>
     <w:p>
@@ -1831,6 +1792,95 @@
           <w:sz w:val="20"/>
           <w:szCs w:val="20"/>
         </w:rPr>
+        <w:t xml:space="preserve">Et qu'aimeriez-vous qu'elle comprenne ?</w:t>
+      </w:r>
+    </w:p>
+    <w:p>
+      <w:pPr>
+        <w:spacing w:after="60"/>
+        <w:ind w:left="220"/>
+      </w:pPr>
+      <w:r>
+        <w:rPr>
+          <w:b/>
+          <w:bCs/>
+          <w:color w:val="1A5276"/>
+          <w:sz w:val="20"/>
+          <w:szCs w:val="20"/>
+        </w:rPr>
+        <w:t xml:space="preserve">P01 : </w:t>
+      </w:r>
+      <w:r>
+        <w:rPr>
+          <w:i w:val="false"/>
+          <w:iCs w:val="false"/>
+          <w:sz w:val="20"/>
+          <w:szCs w:val="20"/>
+        </w:rPr>
+        <w:t xml:space="preserve">Qu'une tension élevée pendant la grossesse, ce n'est pas seulement un problème de grossesse. Qu'après, il faut continuer à se faire contrôler. Parce qu'elles accouchent, tout va bien, et on ne les revoit plus jamais. Et dix ans après elles reviennent avec une hypertension installée.</w:t>
+      </w:r>
+    </w:p>
+    <w:p>
+      <w:pPr>
+        <w:spacing w:after="60" w:before="160"/>
+      </w:pPr>
+      <w:r>
+        <w:rPr>
+          <w:b/>
+          <w:bCs/>
+          <w:sz w:val="20"/>
+          <w:szCs w:val="20"/>
+        </w:rPr>
+        <w:t xml:space="preserve">Q6. Ce que vous expliquez à une femme, l'adaptez-vous selon les personnes ? Comment ?</w:t>
+      </w:r>
+    </w:p>
+    <w:p>
+      <w:pPr>
+        <w:spacing w:after="60"/>
+        <w:ind w:left="220"/>
+      </w:pPr>
+      <w:r>
+        <w:rPr>
+          <w:b/>
+          <w:bCs/>
+          <w:color w:val="1A5276"/>
+          <w:sz w:val="20"/>
+          <w:szCs w:val="20"/>
+        </w:rPr>
+        <w:t xml:space="preserve">P01 : </w:t>
+      </w:r>
+      <w:r>
+        <w:rPr>
+          <w:i w:val="false"/>
+          <w:iCs w:val="false"/>
+          <w:sz w:val="20"/>
+          <w:szCs w:val="20"/>
+        </w:rPr>
+        <w:t xml:space="preserve">Oui, forcément. Avec une femme qui a fait l'école, je peux aller plus loin, je peux parler du sel, du poids, du contrôle après l'accouchement. Avec quelqu'un qui n'a pas été à l'école, je réduis : je dis l'essentiel, « votre pression est élevée, il faut aller à l'hôpital ». Je ne vais pas lui expliquer la prééclampsie.</w:t>
+      </w:r>
+    </w:p>
+    <w:p>
+      <w:pPr>
+        <w:spacing w:after="60"/>
+        <w:ind w:left="220"/>
+      </w:pPr>
+      <w:r>
+        <w:rPr>
+          <w:b/>
+          <w:bCs/>
+          <w:color w:val="7F8C8D"/>
+          <w:sz w:val="20"/>
+          <w:szCs w:val="20"/>
+        </w:rPr>
+        <w:t xml:space="preserve">E : </w:t>
+      </w:r>
+      <w:r>
+        <w:rPr>
+          <w:i/>
+          <w:iCs/>
+          <w:sz w:val="20"/>
+          <w:szCs w:val="20"/>
+        </w:rPr>
         <w:t xml:space="preserve">Qu'est-ce qui vous fait dire cela ?</w:t>
       </w:r>
     </w:p>
@@ -1857,6 +1907,56 @@
           <w:szCs w:val="20"/>
         </w:rPr>
         <w:t xml:space="preserve">L'expérience. Si je donne trop d'informations, elle retient la peur et pas le message. Alors je simplifie. Mais… (silence) c'est vrai que celle qui aurait le plus besoin d'explications, c'est peut-être celle-là. Je n'y avais pas pensé comme ça.</w:t>
+      </w:r>
+    </w:p>
+    <w:p>
+      <w:pPr>
+        <w:spacing w:after="60"/>
+        <w:ind w:left="220"/>
+      </w:pPr>
+      <w:r>
+        <w:rPr>
+          <w:b/>
+          <w:bCs/>
+          <w:color w:val="7F8C8D"/>
+          <w:sz w:val="20"/>
+          <w:szCs w:val="20"/>
+        </w:rPr>
+        <w:t xml:space="preserve">E : </w:t>
+      </w:r>
+      <w:r>
+        <w:rPr>
+          <w:i/>
+          <w:iCs/>
+          <w:sz w:val="20"/>
+          <w:szCs w:val="20"/>
+        </w:rPr>
+        <w:t xml:space="preserve">Et à la séance collective ?</w:t>
+      </w:r>
+    </w:p>
+    <w:p>
+      <w:pPr>
+        <w:spacing w:after="60"/>
+        <w:ind w:left="220"/>
+      </w:pPr>
+      <w:r>
+        <w:rPr>
+          <w:b/>
+          <w:bCs/>
+          <w:color w:val="1A5276"/>
+          <w:sz w:val="20"/>
+          <w:szCs w:val="20"/>
+        </w:rPr>
+        <w:t xml:space="preserve">P01 : </w:t>
+      </w:r>
+      <w:r>
+        <w:rPr>
+          <w:i w:val="false"/>
+          <w:iCs w:val="false"/>
+          <w:sz w:val="20"/>
+          <w:szCs w:val="20"/>
+        </w:rPr>
+        <w:t xml:space="preserve">À la séance, c'est la même chose pour toutes, c'est son avantage : celle qui a fait l'université et celle qui n'a pas fini le primaire entendent les mêmes mots. Mais c'est général. La séance ne dit à personne que sa tension à elle est haute. Ça, c'est à la table, en tête-à-tête, et là on revient à ce que je vous ai dit : ça dépend du temps et de la femme.</w:t>
       </w:r>
     </w:p>
     <w:p>
@@ -2488,45 +2588,6 @@
     </w:p>
     <w:p>
       <w:pPr>
-        <w:spacing w:after="60" w:before="160"/>
-      </w:pPr>
-      <w:r>
-        <w:rPr>
-          <w:b/>
-          <w:bCs/>
-          <w:sz w:val="20"/>
-          <w:szCs w:val="20"/>
-        </w:rPr>
-        <w:t xml:space="preserve">Q19. Vous m'avez décrit des situations où le dépistage se passe bien et d'autres où il se passe mal. Trouvez-vous cela normal ?</w:t>
-      </w:r>
-    </w:p>
-    <w:p>
-      <w:pPr>
-        <w:spacing w:after="60"/>
-        <w:ind w:left="220"/>
-      </w:pPr>
-      <w:r>
-        <w:rPr>
-          <w:b/>
-          <w:bCs/>
-          <w:color w:val="1A5276"/>
-          <w:sz w:val="20"/>
-          <w:szCs w:val="20"/>
-        </w:rPr>
-        <w:t xml:space="preserve">P01 : </w:t>
-      </w:r>
-      <w:r>
-        <w:rPr>
-          <w:i w:val="false"/>
-          <w:iCs w:val="false"/>
-          <w:sz w:val="20"/>
-          <w:szCs w:val="20"/>
-        </w:rPr>
-        <w:t xml:space="preserve">(silence) Non. Ce n'est pas normal. Deux femmes entrent le même matin dans la même salle, et l'une a un dépistage complet et l'autre non — ce n'est pas normal. Mais je vais vous dire : ce n'est pas nous. Moi je ne choisis pas les bandelettes que je reçois.</w:t>
-      </w:r>
-    </w:p>
-    <w:p>
-      <w:pPr>
         <w:spacing w:after="60"/>
         <w:ind w:left="220"/>
       </w:pPr>
@@ -2547,7 +2608,7 @@
           <w:sz w:val="20"/>
           <w:szCs w:val="20"/>
         </w:rPr>
-        <w:t xml:space="preserve">Qu'est-ce qui vous fait dire cela ?</w:t>
+        <w:t xml:space="preserve">Et au niveau des villages ?</w:t>
       </w:r>
     </w:p>
     <w:p>
@@ -2572,7 +2633,46 @@
           <w:sz w:val="20"/>
           <w:szCs w:val="20"/>
         </w:rPr>
-        <w:t xml:space="preserve">Parce que quand j'ai les moyens, je le fais pour tout le monde, sans distinction. Quand je n'en ai pas, je dois choisir, et choisir c'est déjà injuste. Ce n'est pas moi qui ai créé ce choix.</w:t>
+        <w:t xml:space="preserve">Il y a l'umugoroba w'ababyeyi, la soirée des parents, chaque semaine dans les villages. On y parle de nutrition, de violences, de planning familial. Si le district donnait aux ASM deux ou trois messages simples sur la tension et le sucre pendant la grossesse, ils arriveraient aussi aux maris, qui ne viennent pas aux séances du centre.</w:t>
+      </w:r>
+    </w:p>
+    <w:p>
+      <w:pPr>
+        <w:spacing w:after="60" w:before="160"/>
+      </w:pPr>
+      <w:r>
+        <w:rPr>
+          <w:b/>
+          <w:bCs/>
+          <w:sz w:val="20"/>
+          <w:szCs w:val="20"/>
+        </w:rPr>
+        <w:t xml:space="preserve">Q19. Vous m'avez décrit des situations où le dépistage se passe bien et d'autres où il se passe mal. Trouvez-vous cela normal ?</w:t>
+      </w:r>
+    </w:p>
+    <w:p>
+      <w:pPr>
+        <w:spacing w:after="60"/>
+        <w:ind w:left="220"/>
+      </w:pPr>
+      <w:r>
+        <w:rPr>
+          <w:b/>
+          <w:bCs/>
+          <w:color w:val="1A5276"/>
+          <w:sz w:val="20"/>
+          <w:szCs w:val="20"/>
+        </w:rPr>
+        <w:t xml:space="preserve">P01 : </w:t>
+      </w:r>
+      <w:r>
+        <w:rPr>
+          <w:i w:val="false"/>
+          <w:iCs w:val="false"/>
+          <w:sz w:val="20"/>
+          <w:szCs w:val="20"/>
+        </w:rPr>
+        <w:t xml:space="preserve">(silence) Non. Ce n'est pas normal. Deux femmes entrent le même matin dans la même salle, et l'une a un dépistage complet et l'autre non — ce n'est pas normal. Mais je vais vous dire : ce n'est pas nous. Moi je ne choisis pas les bandelettes que je reçois.</w:t>
       </w:r>
     </w:p>
     <w:p>
@@ -2597,6 +2697,56 @@
           <w:sz w:val="20"/>
           <w:szCs w:val="20"/>
         </w:rPr>
+        <w:t xml:space="preserve">Qu'est-ce qui vous fait dire cela ?</w:t>
+      </w:r>
+    </w:p>
+    <w:p>
+      <w:pPr>
+        <w:spacing w:after="60"/>
+        <w:ind w:left="220"/>
+      </w:pPr>
+      <w:r>
+        <w:rPr>
+          <w:b/>
+          <w:bCs/>
+          <w:color w:val="1A5276"/>
+          <w:sz w:val="20"/>
+          <w:szCs w:val="20"/>
+        </w:rPr>
+        <w:t xml:space="preserve">P01 : </w:t>
+      </w:r>
+      <w:r>
+        <w:rPr>
+          <w:i w:val="false"/>
+          <w:iCs w:val="false"/>
+          <w:sz w:val="20"/>
+          <w:szCs w:val="20"/>
+        </w:rPr>
+        <w:t xml:space="preserve">Parce que quand j'ai les moyens, je le fais pour tout le monde, sans distinction. Quand je n'en ai pas, je dois choisir, et choisir c'est déjà injuste. Ce n'est pas moi qui ai créé ce choix.</w:t>
+      </w:r>
+    </w:p>
+    <w:p>
+      <w:pPr>
+        <w:spacing w:after="60"/>
+        <w:ind w:left="220"/>
+      </w:pPr>
+      <w:r>
+        <w:rPr>
+          <w:b/>
+          <w:bCs/>
+          <w:color w:val="7F8C8D"/>
+          <w:sz w:val="20"/>
+          <w:szCs w:val="20"/>
+        </w:rPr>
+        <w:t xml:space="preserve">E : </w:t>
+      </w:r>
+      <w:r>
+        <w:rPr>
+          <w:i/>
+          <w:iCs/>
+          <w:sz w:val="20"/>
+          <w:szCs w:val="20"/>
+        </w:rPr>
         <w:t xml:space="preserve">Selon vous, cela dépend de quoi ?</w:t>
       </w:r>
     </w:p>
@@ -2671,6 +2821,56 @@
           <w:szCs w:val="20"/>
         </w:rPr>
         <w:t xml:space="preserve">Une chose. On parle de dépister, mais on ne parle jamais de ce qui vient après. Une femme que j'ai dépistée hypertendue, après son accouchement, personne ne la suit. Elle n'est plus enceinte, donc elle ne relève plus de la CPN ; et la consultation des maladies chroniques, elle ne sait pas qu'elle existe. On la trouve, et on la perd. Ça, ça me dérange plus que les bandelettes.</w:t>
+      </w:r>
+    </w:p>
+    <w:p>
+      <w:pPr>
+        <w:spacing w:after="60"/>
+        <w:ind w:left="220"/>
+      </w:pPr>
+      <w:r>
+        <w:rPr>
+          <w:b/>
+          <w:bCs/>
+          <w:color w:val="7F8C8D"/>
+          <w:sz w:val="20"/>
+          <w:szCs w:val="20"/>
+        </w:rPr>
+        <w:t xml:space="preserve">E : </w:t>
+      </w:r>
+      <w:r>
+        <w:rPr>
+          <w:i/>
+          <w:iCs/>
+          <w:sz w:val="20"/>
+          <w:szCs w:val="20"/>
+        </w:rPr>
+        <w:t xml:space="preserve">Autre chose ?</w:t>
+      </w:r>
+    </w:p>
+    <w:p>
+      <w:pPr>
+        <w:spacing w:after="60"/>
+        <w:ind w:left="220"/>
+      </w:pPr>
+      <w:r>
+        <w:rPr>
+          <w:b/>
+          <w:bCs/>
+          <w:color w:val="1A5276"/>
+          <w:sz w:val="20"/>
+          <w:szCs w:val="20"/>
+        </w:rPr>
+        <w:t xml:space="preserve">P01 : </w:t>
+      </w:r>
+      <w:r>
+        <w:rPr>
+          <w:i w:val="false"/>
+          <w:iCs w:val="false"/>
+          <w:sz w:val="20"/>
+          <w:szCs w:val="20"/>
+        </w:rPr>
+        <w:t xml:space="preserve">Oui. Quand il y a la campagne de dépistage des maladies non transmissibles, au marché ou au terrain de football, on mesure la tension et le sucre gratuitement à tout le monde. Les femmes enceintes passent comme les autres, personne ne leur demande si elles sont enceintes, et le résultat ne revient jamais à la CPN. Deux dépistages pour la même femme, qui ne se parlent pas.</w:t>
       </w:r>
     </w:p>
     <w:p>
@@ -5871,6 +6071,56 @@
     </w:p>
     <w:p>
       <w:pPr>
+        <w:spacing w:after="60"/>
+        <w:ind w:left="220"/>
+      </w:pPr>
+      <w:r>
+        <w:rPr>
+          <w:b/>
+          <w:bCs/>
+          <w:color w:val="7F8C8D"/>
+          <w:sz w:val="20"/>
+          <w:szCs w:val="20"/>
+        </w:rPr>
+        <w:t xml:space="preserve">E : </w:t>
+      </w:r>
+      <w:r>
+        <w:rPr>
+          <w:i/>
+          <w:iCs/>
+          <w:sz w:val="20"/>
+          <w:szCs w:val="20"/>
+        </w:rPr>
+        <w:t xml:space="preserve">Et la séance d'éducation du matin, toutes les femmes y assistent-elles ?</w:t>
+      </w:r>
+    </w:p>
+    <w:p>
+      <w:pPr>
+        <w:spacing w:after="60"/>
+        <w:ind w:left="220"/>
+      </w:pPr>
+      <w:r>
+        <w:rPr>
+          <w:b/>
+          <w:bCs/>
+          <w:color w:val="1A5276"/>
+          <w:sz w:val="20"/>
+          <w:szCs w:val="20"/>
+        </w:rPr>
+        <w:t xml:space="preserve">P03 : </w:t>
+      </w:r>
+      <w:r>
+        <w:rPr>
+          <w:i w:val="false"/>
+          <w:iCs w:val="false"/>
+          <w:sz w:val="20"/>
+          <w:szCs w:val="20"/>
+        </w:rPr>
+        <w:t xml:space="preserve">Non. On la fait à huit heures, deux fois par semaine, parce qu'après il faut commencer les consultations. Les femmes des collines du fond arrivent à dix heures, parfois onze heures, après deux heures de marche. Elles ont raté la séance. Et ce sont justement celles qui en auraient le plus besoin. Quand j'ai le temps, je leur résume en deux phrases à la table. Quand je n'ai pas le temps, elles repartent sans rien.</w:t>
+      </w:r>
+    </w:p>
+    <w:p>
+      <w:pPr>
         <w:spacing w:after="60" w:before="160"/>
       </w:pPr>
       <w:r>
@@ -12129,6 +12379,56 @@
     </w:p>
     <w:p>
       <w:pPr>
+        <w:spacing w:after="60"/>
+        <w:ind w:left="220"/>
+      </w:pPr>
+      <w:r>
+        <w:rPr>
+          <w:b/>
+          <w:bCs/>
+          <w:color w:val="7F8C8D"/>
+          <w:sz w:val="20"/>
+          <w:szCs w:val="20"/>
+        </w:rPr>
+        <w:t xml:space="preserve">E : </w:t>
+      </w:r>
+      <w:r>
+        <w:rPr>
+          <w:i/>
+          <w:iCs/>
+          <w:sz w:val="20"/>
+          <w:szCs w:val="20"/>
+        </w:rPr>
+        <w:t xml:space="preserve">Le niveau de vie des familles joue-t-il ?</w:t>
+      </w:r>
+    </w:p>
+    <w:p>
+      <w:pPr>
+        <w:spacing w:after="60"/>
+        <w:ind w:left="220"/>
+      </w:pPr>
+      <w:r>
+        <w:rPr>
+          <w:b/>
+          <w:bCs/>
+          <w:color w:val="1A5276"/>
+          <w:sz w:val="20"/>
+          <w:szCs w:val="20"/>
+        </w:rPr>
+        <w:t xml:space="preserve">P06 : </w:t>
+      </w:r>
+      <w:r>
+        <w:rPr>
+          <w:i w:val="false"/>
+          <w:iCs w:val="false"/>
+          <w:sz w:val="20"/>
+          <w:szCs w:val="20"/>
+        </w:rPr>
+        <w:t xml:space="preserve">Oui, mais pas comme on croit. Les femmes des familles classées dans les catégories les plus pauvres de l'ubudehe ont la mutuelle payée par l'État, et elles reçoivent au centre la farine Shisha Kibondo. Alors elles reviennent, régulièrement : ce sont parfois les plus fidèles de la CPN. Les plus difficiles, ce sont celles juste au-dessus : pas assez pauvres pour être aidées, pas assez riches pour payer la mutuelle à temps. Celles-là, on les perd.</w:t>
+      </w:r>
+    </w:p>
+    <w:p>
+      <w:pPr>
         <w:spacing w:after="60" w:before="160"/>
       </w:pPr>
       <w:r>
@@ -13652,45 +13952,6 @@
     </w:p>
     <w:p>
       <w:pPr>
-        <w:spacing w:after="60" w:before="160"/>
-      </w:pPr>
-      <w:r>
-        <w:rPr>
-          <w:b/>
-          <w:bCs/>
-          <w:sz w:val="20"/>
-          <w:szCs w:val="20"/>
-        </w:rPr>
-        <w:t xml:space="preserve">Q6. Ce que vous expliquez à une femme, l'adaptez-vous selon les personnes ? Comment ?</w:t>
-      </w:r>
-    </w:p>
-    <w:p>
-      <w:pPr>
-        <w:spacing w:after="60"/>
-        <w:ind w:left="220"/>
-      </w:pPr>
-      <w:r>
-        <w:rPr>
-          <w:b/>
-          <w:bCs/>
-          <w:color w:val="1A5276"/>
-          <w:sz w:val="20"/>
-          <w:szCs w:val="20"/>
-        </w:rPr>
-        <w:t xml:space="preserve">P07 : </w:t>
-      </w:r>
-      <w:r>
-        <w:rPr>
-          <w:i w:val="false"/>
-          <w:iCs w:val="false"/>
-          <w:sz w:val="20"/>
-          <w:szCs w:val="20"/>
-        </w:rPr>
-        <w:t xml:space="preserve">Oui, et j'ai réfléchi à cette question. Avant, j'adaptais au niveau d'instruction, comme tout le monde : plus d'explications aux instruites. Depuis la formation de 2022, j'essaie de faire l'inverse — plus de temps à celles qui comprennent le moins, parce que ce sont elles qui n'ont pas d'autre source. Mais je ne tiens pas ça tous les jours. Un vendredi à onze heures, je fais comme les autres.</w:t>
-      </w:r>
-    </w:p>
-    <w:p>
-      <w:pPr>
         <w:spacing w:after="60"/>
         <w:ind w:left="220"/>
       </w:pPr>
@@ -13711,6 +13972,95 @@
           <w:sz w:val="20"/>
           <w:szCs w:val="20"/>
         </w:rPr>
+        <w:t xml:space="preserve">Et la séance collective, elle ne suffit pas ?</w:t>
+      </w:r>
+    </w:p>
+    <w:p>
+      <w:pPr>
+        <w:spacing w:after="60"/>
+        <w:ind w:left="220"/>
+      </w:pPr>
+      <w:r>
+        <w:rPr>
+          <w:b/>
+          <w:bCs/>
+          <w:color w:val="1A5276"/>
+          <w:sz w:val="20"/>
+          <w:szCs w:val="20"/>
+        </w:rPr>
+        <w:t xml:space="preserve">P07 : </w:t>
+      </w:r>
+      <w:r>
+        <w:rPr>
+          <w:i w:val="false"/>
+          <w:iCs w:val="false"/>
+          <w:sz w:val="20"/>
+          <w:szCs w:val="20"/>
+        </w:rPr>
+        <w:t xml:space="preserve">C'est le piège. On se dit : je l'ai dit à la séance, les signes de la prééclampsie, je les ai expliqués à quarante femmes ce matin. Mais la séance parle des femmes en général. La femme qui a 145 sur 95 a besoin qu'on lui dise que c'est d'elle qu'il s'agit, aujourd'hui, et ce qu'elle doit faire. La séance prépare le terrain ; elle ne remplace pas la restitution du résultat. Je vois des collègues qui s'en servent comme d'une excuse, et je l'ai fait moi aussi les jours de grande affluence.</w:t>
+      </w:r>
+    </w:p>
+    <w:p>
+      <w:pPr>
+        <w:spacing w:after="60" w:before="160"/>
+      </w:pPr>
+      <w:r>
+        <w:rPr>
+          <w:b/>
+          <w:bCs/>
+          <w:sz w:val="20"/>
+          <w:szCs w:val="20"/>
+        </w:rPr>
+        <w:t xml:space="preserve">Q6. Ce que vous expliquez à une femme, l'adaptez-vous selon les personnes ? Comment ?</w:t>
+      </w:r>
+    </w:p>
+    <w:p>
+      <w:pPr>
+        <w:spacing w:after="60"/>
+        <w:ind w:left="220"/>
+      </w:pPr>
+      <w:r>
+        <w:rPr>
+          <w:b/>
+          <w:bCs/>
+          <w:color w:val="1A5276"/>
+          <w:sz w:val="20"/>
+          <w:szCs w:val="20"/>
+        </w:rPr>
+        <w:t xml:space="preserve">P07 : </w:t>
+      </w:r>
+      <w:r>
+        <w:rPr>
+          <w:i w:val="false"/>
+          <w:iCs w:val="false"/>
+          <w:sz w:val="20"/>
+          <w:szCs w:val="20"/>
+        </w:rPr>
+        <w:t xml:space="preserve">Oui, et j'ai réfléchi à cette question. Avant, j'adaptais au niveau d'instruction, comme tout le monde : plus d'explications aux instruites. Depuis la formation de 2022, j'essaie de faire l'inverse — plus de temps à celles qui comprennent le moins, parce que ce sont elles qui n'ont pas d'autre source. Mais je ne tiens pas ça tous les jours. Un vendredi à onze heures, je fais comme les autres.</w:t>
+      </w:r>
+    </w:p>
+    <w:p>
+      <w:pPr>
+        <w:spacing w:after="60"/>
+        <w:ind w:left="220"/>
+      </w:pPr>
+      <w:r>
+        <w:rPr>
+          <w:b/>
+          <w:bCs/>
+          <w:color w:val="7F8C8D"/>
+          <w:sz w:val="20"/>
+          <w:szCs w:val="20"/>
+        </w:rPr>
+        <w:t xml:space="preserve">E : </w:t>
+      </w:r>
+      <w:r>
+        <w:rPr>
+          <w:i/>
+          <w:iCs/>
+          <w:sz w:val="20"/>
+          <w:szCs w:val="20"/>
+        </w:rPr>
         <w:t xml:space="preserve">Qu'est-ce qui vous fait dire cela ?</w:t>
       </w:r>
     </w:p>
@@ -14158,6 +14508,56 @@
           <w:szCs w:val="20"/>
         </w:rPr>
         <w:t xml:space="preserve">Pour les premières visites tardives : la croyance qu'on vient quand ça se voit ; la crainte de l'annoncer trop tôt ; et pour les multipares, la confiance dans l'expérience. Pour les non-retours : le coût direct et indirect, la durée de l'attente chez nous, et le sentiment que rien ne s'est passé lors de la visite précédente. Une femme qui attend trois heures pour qu'on lui dise « tout va bien », elle calcule.</w:t>
+      </w:r>
+    </w:p>
+    <w:p>
+      <w:pPr>
+        <w:spacing w:after="60"/>
+        <w:ind w:left="220"/>
+      </w:pPr>
+      <w:r>
+        <w:rPr>
+          <w:b/>
+          <w:bCs/>
+          <w:color w:val="7F8C8D"/>
+          <w:sz w:val="20"/>
+          <w:szCs w:val="20"/>
+        </w:rPr>
+        <w:t xml:space="preserve">E : </w:t>
+      </w:r>
+      <w:r>
+        <w:rPr>
+          <w:i/>
+          <w:iCs/>
+          <w:sz w:val="20"/>
+          <w:szCs w:val="20"/>
+        </w:rPr>
+        <w:t xml:space="preserve">Y a-t-il d'autres raisons aux premières visites tardives ?</w:t>
+      </w:r>
+    </w:p>
+    <w:p>
+      <w:pPr>
+        <w:spacing w:after="60"/>
+        <w:ind w:left="220"/>
+      </w:pPr>
+      <w:r>
+        <w:rPr>
+          <w:b/>
+          <w:bCs/>
+          <w:color w:val="1A5276"/>
+          <w:sz w:val="20"/>
+          <w:szCs w:val="20"/>
+        </w:rPr>
+        <w:t xml:space="preserve">P07 : </w:t>
+      </w:r>
+      <w:r>
+        <w:rPr>
+          <w:i w:val="false"/>
+          <w:iCs w:val="false"/>
+          <w:sz w:val="20"/>
+          <w:szCs w:val="20"/>
+        </w:rPr>
+        <w:t xml:space="preserve">Une raison très rwandaise : la première visite se fait en couple, parce qu'on propose le test VIH aux deux. Beaucoup de femmes ont compris que sans le mari on ne les recevrait pas. Alors elles attendent qu'il soit libre, qu'il revienne du chantier ou de la ville, et elles arrivent à quatre ou cinq mois. Nous, nous recevons la femme seule et nous lui donnons une invitation pour le mari, mais le message qui circule dans les villages, c'est : « sans mari, pas de CPN ». Et une première visite tardive, c'est aussi une glycémie tardive.</w:t>
       </w:r>
     </w:p>
     <w:p>
@@ -15468,6 +15868,56 @@
     </w:p>
     <w:p>
       <w:pPr>
+        <w:spacing w:after="60"/>
+        <w:ind w:left="220"/>
+      </w:pPr>
+      <w:r>
+        <w:rPr>
+          <w:b/>
+          <w:bCs/>
+          <w:color w:val="7F8C8D"/>
+          <w:sz w:val="20"/>
+          <w:szCs w:val="20"/>
+        </w:rPr>
+        <w:t xml:space="preserve">E : </w:t>
+      </w:r>
+      <w:r>
+        <w:rPr>
+          <w:i/>
+          <w:iCs/>
+          <w:sz w:val="20"/>
+          <w:szCs w:val="20"/>
+        </w:rPr>
+        <w:t xml:space="preserve">Et quand vous n'avez pas le temps d'expliquer ?</w:t>
+      </w:r>
+    </w:p>
+    <w:p>
+      <w:pPr>
+        <w:spacing w:after="60"/>
+        <w:ind w:left="220"/>
+      </w:pPr>
+      <w:r>
+        <w:rPr>
+          <w:b/>
+          <w:bCs/>
+          <w:color w:val="1A5276"/>
+          <w:sz w:val="20"/>
+          <w:szCs w:val="20"/>
+        </w:rPr>
+        <w:t xml:space="preserve">P08 : </w:t>
+      </w:r>
+      <w:r>
+        <w:rPr>
+          <w:i w:val="false"/>
+          <w:iCs w:val="false"/>
+          <w:sz w:val="20"/>
+          <w:szCs w:val="20"/>
+        </w:rPr>
+        <w:t xml:space="preserve">Je dis : « Tu as entendu à la séance ce matin ? C'est ça. » Pour moi, la séance, c'est l'explication. À la table, je fais les mesures et j'écris. Si c'est grave, je l'envoie chez la sage-femme.</w:t>
+      </w:r>
+    </w:p>
+    <w:p>
+      <w:pPr>
         <w:spacing w:after="60" w:before="160"/>
       </w:pPr>
       <w:r>
@@ -18000,123 +18450,6 @@
     </w:p>
     <w:p>
       <w:pPr>
-        <w:spacing w:after="60" w:before="160"/>
-      </w:pPr>
-      <w:r>
-        <w:rPr>
-          <w:b/>
-          <w:bCs/>
-          <w:sz w:val="20"/>
-          <w:szCs w:val="20"/>
-        </w:rPr>
-        <w:t xml:space="preserve">Q17. Si vous pouviez changer une seule chose pour que ce dépistage se fasse mieux dans votre centre, quelle serait-elle, et pourquoi celle-là plutôt qu'une autre ?</w:t>
-      </w:r>
-    </w:p>
-    <w:p>
-      <w:pPr>
-        <w:spacing w:after="60"/>
-        <w:ind w:left="220"/>
-      </w:pPr>
-      <w:r>
-        <w:rPr>
-          <w:b/>
-          <w:bCs/>
-          <w:color w:val="1A5276"/>
-          <w:sz w:val="20"/>
-          <w:szCs w:val="20"/>
-        </w:rPr>
-        <w:t xml:space="preserve">P09 : </w:t>
-      </w:r>
-      <w:r>
-        <w:rPr>
-          <w:i w:val="false"/>
-          <w:iCs w:val="false"/>
-          <w:sz w:val="20"/>
-          <w:szCs w:val="20"/>
-        </w:rPr>
-        <w:t xml:space="preserve">Qu'il y ait un indicateur. Une seule ligne dans le rapport mensuel : nombre de femmes dont la tension a été mesurée, nombre de tensions élevées trouvées, nombre référées. Pourquoi celle-là plutôt qu'un appareil ? Parce que si le chiffre est demandé, l'appareil sera réparé, les bandelettes arriveront, et la formation suivra. J'ai vu ça se produire pour la vaccination et pour le planning familial. Ce qui est compté existe.</w:t>
-      </w:r>
-    </w:p>
-    <w:p>
-      <w:pPr>
-        <w:spacing w:after="60" w:before="160"/>
-      </w:pPr>
-      <w:r>
-        <w:rPr>
-          <w:b/>
-          <w:bCs/>
-          <w:sz w:val="20"/>
-          <w:szCs w:val="20"/>
-        </w:rPr>
-        <w:t xml:space="preserve">Q18. Qu'attendriez-vous de ceux qui prennent les décisions, au niveau du district ou au niveau national ?</w:t>
-      </w:r>
-    </w:p>
-    <w:p>
-      <w:pPr>
-        <w:spacing w:after="60"/>
-        <w:ind w:left="220"/>
-      </w:pPr>
-      <w:r>
-        <w:rPr>
-          <w:b/>
-          <w:bCs/>
-          <w:color w:val="1A5276"/>
-          <w:sz w:val="20"/>
-          <w:szCs w:val="20"/>
-        </w:rPr>
-        <w:t xml:space="preserve">P09 : </w:t>
-      </w:r>
-      <w:r>
-        <w:rPr>
-          <w:i w:val="false"/>
-          <w:iCs w:val="false"/>
-          <w:sz w:val="20"/>
-          <w:szCs w:val="20"/>
-        </w:rPr>
-        <w:t xml:space="preserve">Qu'ils ajoutent cette ligne au rapport, qu'ils organisent la maintenance des appareils, et qu'ils lisent les observations que nous écrivons. Nous écrivons, chaque mois. Si personne ne lit, nous finissons par ne plus écrire.</w:t>
-      </w:r>
-    </w:p>
-    <w:p>
-      <w:pPr>
-        <w:spacing w:after="60" w:before="160"/>
-      </w:pPr>
-      <w:r>
-        <w:rPr>
-          <w:b/>
-          <w:bCs/>
-          <w:sz w:val="20"/>
-          <w:szCs w:val="20"/>
-        </w:rPr>
-        <w:t xml:space="preserve">Q19. Vous m'avez décrit des situations où le dépistage se passe bien et d'autres où il se passe mal. Trouvez-vous cela normal ?</w:t>
-      </w:r>
-    </w:p>
-    <w:p>
-      <w:pPr>
-        <w:spacing w:after="60"/>
-        <w:ind w:left="220"/>
-      </w:pPr>
-      <w:r>
-        <w:rPr>
-          <w:b/>
-          <w:bCs/>
-          <w:color w:val="1A5276"/>
-          <w:sz w:val="20"/>
-          <w:szCs w:val="20"/>
-        </w:rPr>
-        <w:t xml:space="preserve">P09 : </w:t>
-      </w:r>
-      <w:r>
-        <w:rPr>
-          <w:i w:val="false"/>
-          <w:iCs w:val="false"/>
-          <w:sz w:val="20"/>
-          <w:szCs w:val="20"/>
-        </w:rPr>
-        <w:t xml:space="preserve">Non, ce n'est pas normal. Et je vais préciser pourquoi : la différence ne vient pas des femmes, elle vient de l'endroit où elles habitent et du mois où elles tombent enceintes. Une femme de la colline enceinte cette année, avec un glucomètre en panne, n'aura pas le même dépistage qu'une femme du centre-ville l'année prochaine si le matériel arrive. Ce n'est ni son mérite ni sa faute. Ce n'est pas normal.</w:t>
-      </w:r>
-    </w:p>
-    <w:p>
-      <w:pPr>
         <w:spacing w:after="60"/>
         <w:ind w:left="220"/>
       </w:pPr>
@@ -18137,7 +18470,7 @@
           <w:sz w:val="20"/>
           <w:szCs w:val="20"/>
         </w:rPr>
-        <w:t xml:space="preserve">Qu'est-ce qui vous fait dire cela ?</w:t>
+        <w:t xml:space="preserve">Et les séances d'éducation, la supervision les suit-elle ?</w:t>
       </w:r>
     </w:p>
     <w:p>
@@ -18162,7 +18495,124 @@
           <w:sz w:val="20"/>
           <w:szCs w:val="20"/>
         </w:rPr>
-        <w:t xml:space="preserve">Parce que l'équité, si je comprends bien ce mot — vous ne l'avez pas employé, c'est moi qui le dis — ce n'est pas donner la même chose à tout le monde, c'est faire que le lieu où tu vis ne décide pas de ce que tu reçois. Ici, le lieu décide.</w:t>
+        <w:t xml:space="preserve">Oui, et c'est intéressant. Le cahier des séances, avec la date, le thème et le nombre de femmes présentes, le superviseur le regarde à chaque passage, il signe. La séance est regardée, donc elle se fait, même les jours où on manque de monde. Le dépistage, lui, personne ne le regarde. Vous voyez, c'est encore la même chose : ce qu'on regarde existe.</w:t>
+      </w:r>
+    </w:p>
+    <w:p>
+      <w:pPr>
+        <w:spacing w:after="60" w:before="160"/>
+      </w:pPr>
+      <w:r>
+        <w:rPr>
+          <w:b/>
+          <w:bCs/>
+          <w:sz w:val="20"/>
+          <w:szCs w:val="20"/>
+        </w:rPr>
+        <w:t xml:space="preserve">Q17. Si vous pouviez changer une seule chose pour que ce dépistage se fasse mieux dans votre centre, quelle serait-elle, et pourquoi celle-là plutôt qu'une autre ?</w:t>
+      </w:r>
+    </w:p>
+    <w:p>
+      <w:pPr>
+        <w:spacing w:after="60"/>
+        <w:ind w:left="220"/>
+      </w:pPr>
+      <w:r>
+        <w:rPr>
+          <w:b/>
+          <w:bCs/>
+          <w:color w:val="1A5276"/>
+          <w:sz w:val="20"/>
+          <w:szCs w:val="20"/>
+        </w:rPr>
+        <w:t xml:space="preserve">P09 : </w:t>
+      </w:r>
+      <w:r>
+        <w:rPr>
+          <w:i w:val="false"/>
+          <w:iCs w:val="false"/>
+          <w:sz w:val="20"/>
+          <w:szCs w:val="20"/>
+        </w:rPr>
+        <w:t xml:space="preserve">Qu'il y ait un indicateur. Une seule ligne dans le rapport mensuel : nombre de femmes dont la tension a été mesurée, nombre de tensions élevées trouvées, nombre référées. Pourquoi celle-là plutôt qu'un appareil ? Parce que si le chiffre est demandé, l'appareil sera réparé, les bandelettes arriveront, et la formation suivra. J'ai vu ça se produire pour la vaccination et pour le planning familial. Ce qui est compté existe.</w:t>
+      </w:r>
+    </w:p>
+    <w:p>
+      <w:pPr>
+        <w:spacing w:after="60" w:before="160"/>
+      </w:pPr>
+      <w:r>
+        <w:rPr>
+          <w:b/>
+          <w:bCs/>
+          <w:sz w:val="20"/>
+          <w:szCs w:val="20"/>
+        </w:rPr>
+        <w:t xml:space="preserve">Q18. Qu'attendriez-vous de ceux qui prennent les décisions, au niveau du district ou au niveau national ?</w:t>
+      </w:r>
+    </w:p>
+    <w:p>
+      <w:pPr>
+        <w:spacing w:after="60"/>
+        <w:ind w:left="220"/>
+      </w:pPr>
+      <w:r>
+        <w:rPr>
+          <w:b/>
+          <w:bCs/>
+          <w:color w:val="1A5276"/>
+          <w:sz w:val="20"/>
+          <w:szCs w:val="20"/>
+        </w:rPr>
+        <w:t xml:space="preserve">P09 : </w:t>
+      </w:r>
+      <w:r>
+        <w:rPr>
+          <w:i w:val="false"/>
+          <w:iCs w:val="false"/>
+          <w:sz w:val="20"/>
+          <w:szCs w:val="20"/>
+        </w:rPr>
+        <w:t xml:space="preserve">Qu'ils ajoutent cette ligne au rapport, qu'ils organisent la maintenance des appareils, et qu'ils lisent les observations que nous écrivons. Nous écrivons, chaque mois. Si personne ne lit, nous finissons par ne plus écrire.</w:t>
+      </w:r>
+    </w:p>
+    <w:p>
+      <w:pPr>
+        <w:spacing w:after="60" w:before="160"/>
+      </w:pPr>
+      <w:r>
+        <w:rPr>
+          <w:b/>
+          <w:bCs/>
+          <w:sz w:val="20"/>
+          <w:szCs w:val="20"/>
+        </w:rPr>
+        <w:t xml:space="preserve">Q19. Vous m'avez décrit des situations où le dépistage se passe bien et d'autres où il se passe mal. Trouvez-vous cela normal ?</w:t>
+      </w:r>
+    </w:p>
+    <w:p>
+      <w:pPr>
+        <w:spacing w:after="60"/>
+        <w:ind w:left="220"/>
+      </w:pPr>
+      <w:r>
+        <w:rPr>
+          <w:b/>
+          <w:bCs/>
+          <w:color w:val="1A5276"/>
+          <w:sz w:val="20"/>
+          <w:szCs w:val="20"/>
+        </w:rPr>
+        <w:t xml:space="preserve">P09 : </w:t>
+      </w:r>
+      <w:r>
+        <w:rPr>
+          <w:i w:val="false"/>
+          <w:iCs w:val="false"/>
+          <w:sz w:val="20"/>
+          <w:szCs w:val="20"/>
+        </w:rPr>
+        <w:t xml:space="preserve">Non, ce n'est pas normal. Et je vais préciser pourquoi : la différence ne vient pas des femmes, elle vient de l'endroit où elles habitent et du mois où elles tombent enceintes. Une femme de la colline enceinte cette année, avec un glucomètre en panne, n'aura pas le même dépistage qu'une femme du centre-ville l'année prochaine si le matériel arrive. Ce n'est ni son mérite ni sa faute. Ce n'est pas normal.</w:t>
       </w:r>
     </w:p>
     <w:p>
@@ -18187,6 +18637,56 @@
           <w:sz w:val="20"/>
           <w:szCs w:val="20"/>
         </w:rPr>
+        <w:t xml:space="preserve">Qu'est-ce qui vous fait dire cela ?</w:t>
+      </w:r>
+    </w:p>
+    <w:p>
+      <w:pPr>
+        <w:spacing w:after="60"/>
+        <w:ind w:left="220"/>
+      </w:pPr>
+      <w:r>
+        <w:rPr>
+          <w:b/>
+          <w:bCs/>
+          <w:color w:val="1A5276"/>
+          <w:sz w:val="20"/>
+          <w:szCs w:val="20"/>
+        </w:rPr>
+        <w:t xml:space="preserve">P09 : </w:t>
+      </w:r>
+      <w:r>
+        <w:rPr>
+          <w:i w:val="false"/>
+          <w:iCs w:val="false"/>
+          <w:sz w:val="20"/>
+          <w:szCs w:val="20"/>
+        </w:rPr>
+        <w:t xml:space="preserve">Parce que l'équité, si je comprends bien ce mot — vous ne l'avez pas employé, c'est moi qui le dis — ce n'est pas donner la même chose à tout le monde, c'est faire que le lieu où tu vis ne décide pas de ce que tu reçois. Ici, le lieu décide.</w:t>
+      </w:r>
+    </w:p>
+    <w:p>
+      <w:pPr>
+        <w:spacing w:after="60"/>
+        <w:ind w:left="220"/>
+      </w:pPr>
+      <w:r>
+        <w:rPr>
+          <w:b/>
+          <w:bCs/>
+          <w:color w:val="7F8C8D"/>
+          <w:sz w:val="20"/>
+          <w:szCs w:val="20"/>
+        </w:rPr>
+        <w:t xml:space="preserve">E : </w:t>
+      </w:r>
+      <w:r>
+        <w:rPr>
+          <w:i/>
+          <w:iCs/>
+          <w:sz w:val="20"/>
+          <w:szCs w:val="20"/>
+        </w:rPr>
         <w:t xml:space="preserve">Selon vous, cela dépend de quoi ?</w:t>
       </w:r>
     </w:p>
@@ -18261,6 +18761,56 @@
           <w:szCs w:val="20"/>
         </w:rPr>
         <w:t xml:space="preserve">Oui, une chose : demandez aux responsables du district ce qu'ils font des observations écrites dans les rapports mensuels. Nous signalons depuis des années. Si votre travail pouvait faire remonter cela, il aurait servi à plus qu'un diplôme.</w:t>
+      </w:r>
+    </w:p>
+    <w:p>
+      <w:pPr>
+        <w:spacing w:after="60"/>
+        <w:ind w:left="220"/>
+      </w:pPr>
+      <w:r>
+        <w:rPr>
+          <w:b/>
+          <w:bCs/>
+          <w:color w:val="7F8C8D"/>
+          <w:sz w:val="20"/>
+          <w:szCs w:val="20"/>
+        </w:rPr>
+        <w:t xml:space="preserve">E : </w:t>
+      </w:r>
+      <w:r>
+        <w:rPr>
+          <w:i/>
+          <w:iCs/>
+          <w:sz w:val="20"/>
+          <w:szCs w:val="20"/>
+        </w:rPr>
+        <w:t xml:space="preserve">Une dernière idée ?</w:t>
+      </w:r>
+    </w:p>
+    <w:p>
+      <w:pPr>
+        <w:spacing w:after="60"/>
+        <w:ind w:left="220"/>
+      </w:pPr>
+      <w:r>
+        <w:rPr>
+          <w:b/>
+          <w:bCs/>
+          <w:color w:val="1A5276"/>
+          <w:sz w:val="20"/>
+          <w:szCs w:val="20"/>
+        </w:rPr>
+        <w:t xml:space="preserve">P09 : </w:t>
+      </w:r>
+      <w:r>
+        <w:rPr>
+          <w:i w:val="false"/>
+          <w:iCs w:val="false"/>
+          <w:sz w:val="20"/>
+          <w:szCs w:val="20"/>
+        </w:rPr>
+        <w:t xml:space="preserve">La séance d'éducation n'atteint que les femmes qui viennent. Les maris, les belles-mères, ceux qui décident si la femme ira à l'hôpital, on ne les voit jamais. Il faudrait passer par l'umugoroba w'ababyeyi, dans les villages. Là, on parle à toute la famille.</w:t>
       </w:r>
     </w:p>
     <w:p>
@@ -19888,6 +20438,56 @@
     </w:p>
     <w:p>
       <w:pPr>
+        <w:spacing w:after="60"/>
+        <w:ind w:left="220"/>
+      </w:pPr>
+      <w:r>
+        <w:rPr>
+          <w:b/>
+          <w:bCs/>
+          <w:color w:val="7F8C8D"/>
+          <w:sz w:val="20"/>
+          <w:szCs w:val="20"/>
+        </w:rPr>
+        <w:t xml:space="preserve">E : </w:t>
+      </w:r>
+      <w:r>
+        <w:rPr>
+          <w:i/>
+          <w:iCs/>
+          <w:sz w:val="20"/>
+          <w:szCs w:val="20"/>
+        </w:rPr>
+        <w:t xml:space="preserve">Comment l'ASM vous prévient-elle ?</w:t>
+      </w:r>
+    </w:p>
+    <w:p>
+      <w:pPr>
+        <w:spacing w:after="60"/>
+        <w:ind w:left="220"/>
+      </w:pPr>
+      <w:r>
+        <w:rPr>
+          <w:b/>
+          <w:bCs/>
+          <w:color w:val="1A5276"/>
+          <w:sz w:val="20"/>
+          <w:szCs w:val="20"/>
+        </w:rPr>
+        <w:t xml:space="preserve">P10 : </w:t>
+      </w:r>
+      <w:r>
+        <w:rPr>
+          <w:i w:val="false"/>
+          <w:iCs w:val="false"/>
+          <w:sz w:val="20"/>
+          <w:szCs w:val="20"/>
+        </w:rPr>
+        <w:t xml:space="preserve">Par téléphone. Chaque ASM a un téléphone : elle envoie un SMS quand elle repère une nouvelle grossesse dans son village, et elle peut envoyer une alerte rouge en cas de danger — convulsions, saignement, maux de tête violents. Alors l'ambulance est demandée. Mais l'alerte, c'est pour l'urgence. Pour une femme que j'ai référée pour une tension à 150 et qui ne se plaint de rien, il n'y a pas d'alerte, pas d'ambulance : c'est la moto, à ses frais. L'urgence est bien organisée ; ce qui est entre les deux, le contrôle, ne l'est pas.</w:t>
+      </w:r>
+    </w:p>
+    <w:p>
+      <w:pPr>
         <w:spacing w:after="60" w:before="160"/>
       </w:pPr>
       <w:r>
@@ -23729,6 +24329,56 @@
       </w:r>
     </w:p>
     <w:p>
+      <w:pPr>
+        <w:spacing w:after="60"/>
+        <w:ind w:left="220"/>
+      </w:pPr>
+      <w:r>
+        <w:rPr>
+          <w:b/>
+          <w:bCs/>
+          <w:color w:val="7F8C8D"/>
+          <w:sz w:val="20"/>
+          <w:szCs w:val="20"/>
+        </w:rPr>
+        <w:t xml:space="preserve">E : </w:t>
+      </w:r>
+      <w:r>
+        <w:rPr>
+          <w:i/>
+          <w:iCs/>
+          <w:sz w:val="20"/>
+          <w:szCs w:val="20"/>
+        </w:rPr>
+        <w:t xml:space="preserve">Autre chose ?</w:t>
+      </w:r>
+    </w:p>
+    <w:p>
+      <w:pPr>
+        <w:spacing w:after="60"/>
+        <w:ind w:left="220"/>
+      </w:pPr>
+      <w:r>
+        <w:rPr>
+          <w:b/>
+          <w:bCs/>
+          <w:color w:val="1A5276"/>
+          <w:sz w:val="20"/>
+          <w:szCs w:val="20"/>
+        </w:rPr>
+        <w:t xml:space="preserve">P12 : </w:t>
+      </w:r>
+      <w:r>
+        <w:rPr>
+          <w:i w:val="false"/>
+          <w:iCs w:val="false"/>
+          <w:sz w:val="20"/>
+          <w:szCs w:val="20"/>
+        </w:rPr>
+        <w:t xml:space="preserve">Les campagnes. L'an dernier, pendant la semaine des maladies non transmissibles, l'équipe du district a fait un dépistage gratuit au marché : tension, sucre, poids. Deux femmes enceintes de notre zone avaient une tension élevée sans le savoir. On ne l'a appris que parce que l'une d'elles est venue nous montrer son papier. Ces campagnes nous aident, mais elles ne pensent pas aux femmes enceintes, et elles ne nous envoient pas les résultats.</w:t>
+      </w:r>
+    </w:p>
+    <w:p>
       <w:r>
         <w:br w:type="page"/>
       </w:r>
@@ -26986,6 +27636,56 @@
     </w:p>
     <w:p>
       <w:pPr>
+        <w:spacing w:after="60"/>
+        <w:ind w:left="220"/>
+      </w:pPr>
+      <w:r>
+        <w:rPr>
+          <w:b/>
+          <w:bCs/>
+          <w:color w:val="7F8C8D"/>
+          <w:sz w:val="20"/>
+          <w:szCs w:val="20"/>
+        </w:rPr>
+        <w:t xml:space="preserve">E : </w:t>
+      </w:r>
+      <w:r>
+        <w:rPr>
+          <w:i/>
+          <w:iCs/>
+          <w:sz w:val="20"/>
+          <w:szCs w:val="20"/>
+        </w:rPr>
+        <w:t xml:space="preserve">Et pour les séances d'éducation ?</w:t>
+      </w:r>
+    </w:p>
+    <w:p>
+      <w:pPr>
+        <w:spacing w:after="60"/>
+        <w:ind w:left="220"/>
+      </w:pPr>
+      <w:r>
+        <w:rPr>
+          <w:b/>
+          <w:bCs/>
+          <w:color w:val="1A5276"/>
+          <w:sz w:val="20"/>
+          <w:szCs w:val="20"/>
+        </w:rPr>
+        <w:t xml:space="preserve">P14 : </w:t>
+      </w:r>
+      <w:r>
+        <w:rPr>
+          <w:i w:val="false"/>
+          <w:iCs w:val="false"/>
+          <w:sz w:val="20"/>
+          <w:szCs w:val="20"/>
+        </w:rPr>
+        <w:t xml:space="preserve">Pour les séances, il y a au moins un outil : la boîte à images, que les anciens nous ont laissée, avec les messages sur la nutrition, les signes de danger, l'allaitement, le planning familial. Mais la tension et le sucre de la grossesse y tiennent en une page. Alors chacun improvise.</w:t>
+      </w:r>
+    </w:p>
+    <w:p>
+      <w:pPr>
         <w:spacing w:after="60" w:before="160"/>
       </w:pPr>
       <w:r>
@@ -30574,6 +31274,56 @@
     </w:p>
     <w:p>
       <w:pPr>
+        <w:spacing w:after="60"/>
+        <w:ind w:left="220"/>
+      </w:pPr>
+      <w:r>
+        <w:rPr>
+          <w:b/>
+          <w:bCs/>
+          <w:color w:val="7F8C8D"/>
+          <w:sz w:val="20"/>
+          <w:szCs w:val="20"/>
+        </w:rPr>
+        <w:t xml:space="preserve">E : </w:t>
+      </w:r>
+      <w:r>
+        <w:rPr>
+          <w:i/>
+          <w:iCs/>
+          <w:sz w:val="20"/>
+          <w:szCs w:val="20"/>
+        </w:rPr>
+        <w:t xml:space="preserve">Et si ce n'était pas du matériel ?</w:t>
+      </w:r>
+    </w:p>
+    <w:p>
+      <w:pPr>
+        <w:spacing w:after="60"/>
+        <w:ind w:left="220"/>
+      </w:pPr>
+      <w:r>
+        <w:rPr>
+          <w:b/>
+          <w:bCs/>
+          <w:color w:val="1A5276"/>
+          <w:sz w:val="20"/>
+          <w:szCs w:val="20"/>
+        </w:rPr>
+        <w:t xml:space="preserve">P16 : </w:t>
+      </w:r>
+      <w:r>
+        <w:rPr>
+          <w:i w:val="false"/>
+          <w:iCs w:val="false"/>
+          <w:sz w:val="20"/>
+          <w:szCs w:val="20"/>
+        </w:rPr>
+        <w:t xml:space="preserve">Alors je mettrais la tension et le sucre au programme des séances d'éducation, un thème par mois, avec une image simple. Ça ne coûte rien, et toutes les femmes présentes l'entendraient en même temps.</w:t>
+      </w:r>
+    </w:p>
+    <w:p>
+      <w:pPr>
         <w:spacing w:after="60" w:before="160"/>
       </w:pPr>
       <w:r>
@@ -31713,45 +32463,6 @@
     </w:p>
     <w:p>
       <w:pPr>
-        <w:spacing w:after="60" w:before="160"/>
-      </w:pPr>
-      <w:r>
-        <w:rPr>
-          <w:b/>
-          <w:bCs/>
-          <w:sz w:val="20"/>
-          <w:szCs w:val="20"/>
-        </w:rPr>
-        <w:t xml:space="preserve">Q5. Selon vous, que comprend une femme enceinte de ce que vous lui dites dans ces situations ?</w:t>
-      </w:r>
-    </w:p>
-    <w:p>
-      <w:pPr>
-        <w:spacing w:after="60"/>
-        <w:ind w:left="220"/>
-      </w:pPr>
-      <w:r>
-        <w:rPr>
-          <w:b/>
-          <w:bCs/>
-          <w:color w:val="1A5276"/>
-          <w:sz w:val="20"/>
-          <w:szCs w:val="20"/>
-        </w:rPr>
-        <w:t xml:space="preserve">P17 : </w:t>
-      </w:r>
-      <w:r>
-        <w:rPr>
-          <w:i w:val="false"/>
-          <w:iCs w:val="false"/>
-          <w:sz w:val="20"/>
-          <w:szCs w:val="20"/>
-        </w:rPr>
-        <w:t xml:space="preserve">Je pense qu'elle a compris. Mais comprendre ne suffit pas quand on part dans une semaine pour un endroit où on ne connaît personne.</w:t>
-      </w:r>
-    </w:p>
-    <w:p>
-      <w:pPr>
         <w:spacing w:after="60"/>
         <w:ind w:left="220"/>
       </w:pPr>
@@ -31772,6 +32483,95 @@
           <w:sz w:val="20"/>
           <w:szCs w:val="20"/>
         </w:rPr>
+        <w:t xml:space="preserve">Lui aviez-vous parlé de ces questions avant ?</w:t>
+      </w:r>
+    </w:p>
+    <w:p>
+      <w:pPr>
+        <w:spacing w:after="60"/>
+        <w:ind w:left="220"/>
+      </w:pPr>
+      <w:r>
+        <w:rPr>
+          <w:b/>
+          <w:bCs/>
+          <w:color w:val="1A5276"/>
+          <w:sz w:val="20"/>
+          <w:szCs w:val="20"/>
+        </w:rPr>
+        <w:t xml:space="preserve">P17 : </w:t>
+      </w:r>
+      <w:r>
+        <w:rPr>
+          <w:i w:val="false"/>
+          <w:iCs w:val="false"/>
+          <w:sz w:val="20"/>
+          <w:szCs w:val="20"/>
+        </w:rPr>
+        <w:t xml:space="preserve">Elle avait assisté à la séance du mardi, où j'avais parlé des signes de danger avec la boîte à images. Le sucre n'y est presque pas ; la tension, un peu : une femme qui se tient la tête, des pieds gonflés. Ce jour-là, elle m'a demandé si le sucre aussi se voyait sur les images. Il n'y a pas d'image pour le sucre.</w:t>
+      </w:r>
+    </w:p>
+    <w:p>
+      <w:pPr>
+        <w:spacing w:after="60" w:before="160"/>
+      </w:pPr>
+      <w:r>
+        <w:rPr>
+          <w:b/>
+          <w:bCs/>
+          <w:sz w:val="20"/>
+          <w:szCs w:val="20"/>
+        </w:rPr>
+        <w:t xml:space="preserve">Q5. Selon vous, que comprend une femme enceinte de ce que vous lui dites dans ces situations ?</w:t>
+      </w:r>
+    </w:p>
+    <w:p>
+      <w:pPr>
+        <w:spacing w:after="60"/>
+        <w:ind w:left="220"/>
+      </w:pPr>
+      <w:r>
+        <w:rPr>
+          <w:b/>
+          <w:bCs/>
+          <w:color w:val="1A5276"/>
+          <w:sz w:val="20"/>
+          <w:szCs w:val="20"/>
+        </w:rPr>
+        <w:t xml:space="preserve">P17 : </w:t>
+      </w:r>
+      <w:r>
+        <w:rPr>
+          <w:i w:val="false"/>
+          <w:iCs w:val="false"/>
+          <w:sz w:val="20"/>
+          <w:szCs w:val="20"/>
+        </w:rPr>
+        <w:t xml:space="preserve">Je pense qu'elle a compris. Mais comprendre ne suffit pas quand on part dans une semaine pour un endroit où on ne connaît personne.</w:t>
+      </w:r>
+    </w:p>
+    <w:p>
+      <w:pPr>
+        <w:spacing w:after="60"/>
+        <w:ind w:left="220"/>
+      </w:pPr>
+      <w:r>
+        <w:rPr>
+          <w:b/>
+          <w:bCs/>
+          <w:color w:val="7F8C8D"/>
+          <w:sz w:val="20"/>
+          <w:szCs w:val="20"/>
+        </w:rPr>
+        <w:t xml:space="preserve">E : </w:t>
+      </w:r>
+      <w:r>
+        <w:rPr>
+          <w:i/>
+          <w:iCs/>
+          <w:sz w:val="20"/>
+          <w:szCs w:val="20"/>
+        </w:rPr>
         <w:t xml:space="preserve">Et qu'aimeriez-vous qu'elle comprenne ?</w:t>
       </w:r>
     </w:p>
@@ -32208,6 +33008,56 @@
           <w:szCs w:val="20"/>
         </w:rPr>
         <w:t xml:space="preserve">Chez nous, la première raison c'est qu'elles partent. Ce n'est pas qu'elles ne veulent pas revenir : elles ne sont plus là.</w:t>
+      </w:r>
+    </w:p>
+    <w:p>
+      <w:pPr>
+        <w:spacing w:after="60"/>
+        <w:ind w:left="220"/>
+      </w:pPr>
+      <w:r>
+        <w:rPr>
+          <w:b/>
+          <w:bCs/>
+          <w:color w:val="7F8C8D"/>
+          <w:sz w:val="20"/>
+          <w:szCs w:val="20"/>
+        </w:rPr>
+        <w:t xml:space="preserve">E : </w:t>
+      </w:r>
+      <w:r>
+        <w:rPr>
+          <w:i/>
+          <w:iCs/>
+          <w:sz w:val="20"/>
+          <w:szCs w:val="20"/>
+        </w:rPr>
+        <w:t xml:space="preserve">Et le mari, intervient-il ?</w:t>
+      </w:r>
+    </w:p>
+    <w:p>
+      <w:pPr>
+        <w:spacing w:after="60"/>
+        <w:ind w:left="220"/>
+      </w:pPr>
+      <w:r>
+        <w:rPr>
+          <w:b/>
+          <w:bCs/>
+          <w:color w:val="1A5276"/>
+          <w:sz w:val="20"/>
+          <w:szCs w:val="20"/>
+        </w:rPr>
+        <w:t xml:space="preserve">P17 : </w:t>
+      </w:r>
+      <w:r>
+        <w:rPr>
+          <w:i w:val="false"/>
+          <w:iCs w:val="false"/>
+          <w:sz w:val="20"/>
+          <w:szCs w:val="20"/>
+        </w:rPr>
+        <w:t xml:space="preserve">Beaucoup de maris travaillent loin, dans les plantations ou en ville. La femme attend qu'il rentre pour faire la première visite ensemble, à cause du test du couple. Si elle vient seule, nous la recevons et nous lui donnons un papier pour qu'il vienne plus tard. Mais elle ne le sait pas toujours, et elle perd un ou deux mois.</w:t>
       </w:r>
     </w:p>
     <w:p>
@@ -37299,279 +38149,6 @@
     </w:p>
     <w:p>
       <w:pPr>
-        <w:spacing w:after="60" w:before="160"/>
-      </w:pPr>
-      <w:r>
-        <w:rPr>
-          <w:b/>
-          <w:bCs/>
-          <w:sz w:val="20"/>
-          <w:szCs w:val="20"/>
-        </w:rPr>
-        <w:t xml:space="preserve">Q13. Que se passe-t-il, concrètement, lorsque vous détectez un cas ? Jusqu'où va votre rôle, et que devient la femme ensuite ?</w:t>
-      </w:r>
-    </w:p>
-    <w:p>
-      <w:pPr>
-        <w:spacing w:after="60"/>
-        <w:ind w:left="220"/>
-      </w:pPr>
-      <w:r>
-        <w:rPr>
-          <w:b/>
-          <w:bCs/>
-          <w:color w:val="1A5276"/>
-          <w:sz w:val="20"/>
-          <w:szCs w:val="20"/>
-        </w:rPr>
-        <w:t xml:space="preserve">P20 : </w:t>
-      </w:r>
-      <w:r>
-        <w:rPr>
-          <w:i w:val="false"/>
-          <w:iCs w:val="false"/>
-          <w:sz w:val="20"/>
-          <w:szCs w:val="20"/>
-        </w:rPr>
-        <w:t xml:space="preserve">On réfère. Après, c'est l'hôpital, et c'est Dieu.</w:t>
-      </w:r>
-    </w:p>
-    <w:p>
-      <w:pPr>
-        <w:spacing w:after="60" w:before="160"/>
-      </w:pPr>
-      <w:r>
-        <w:rPr>
-          <w:b/>
-          <w:bCs/>
-          <w:sz w:val="20"/>
-          <w:szCs w:val="20"/>
-        </w:rPr>
-        <w:t xml:space="preserve">Q14. Certaines femmes arrivent tard dans la grossesse, ou ne reviennent pas. D'après vous, pourquoi ?</w:t>
-      </w:r>
-    </w:p>
-    <w:p>
-      <w:pPr>
-        <w:spacing w:after="60"/>
-        <w:ind w:left="220"/>
-      </w:pPr>
-      <w:r>
-        <w:rPr>
-          <w:b/>
-          <w:bCs/>
-          <w:color w:val="1A5276"/>
-          <w:sz w:val="20"/>
-          <w:szCs w:val="20"/>
-        </w:rPr>
-        <w:t xml:space="preserve">P20 : </w:t>
-      </w:r>
-      <w:r>
-        <w:rPr>
-          <w:i w:val="false"/>
-          <w:iCs w:val="false"/>
-          <w:sz w:val="20"/>
-          <w:szCs w:val="20"/>
-        </w:rPr>
-        <w:t xml:space="preserve">La distance, l'argent, l'habitude. Les femmes d'ici ont toujours accouché comme leurs mères. Ça change lentement.</w:t>
-      </w:r>
-    </w:p>
-    <w:p>
-      <w:pPr>
-        <w:spacing w:after="60" w:before="160"/>
-      </w:pPr>
-      <w:r>
-        <w:rPr>
-          <w:b/>
-          <w:bCs/>
-          <w:sz w:val="20"/>
-          <w:szCs w:val="20"/>
-        </w:rPr>
-        <w:t xml:space="preserve">Q15. Comment votre centre de santé vous a-t-il préparé à dépister ces deux maladies chez la femme enceinte ?</w:t>
-      </w:r>
-    </w:p>
-    <w:p>
-      <w:pPr>
-        <w:spacing w:after="60"/>
-        <w:ind w:left="220"/>
-      </w:pPr>
-      <w:r>
-        <w:rPr>
-          <w:b/>
-          <w:bCs/>
-          <w:color w:val="1A5276"/>
-          <w:sz w:val="20"/>
-          <w:szCs w:val="20"/>
-        </w:rPr>
-        <w:t xml:space="preserve">P20 : </w:t>
-      </w:r>
-      <w:r>
-        <w:rPr>
-          <w:i w:val="false"/>
-          <w:iCs w:val="false"/>
-          <w:sz w:val="20"/>
-          <w:szCs w:val="20"/>
-        </w:rPr>
-        <w:t xml:space="preserve">Pas de formation sur ces maladies. Ma formation, c'était il y a trente ans. On n'en parlait pas.</w:t>
-      </w:r>
-    </w:p>
-    <w:p>
-      <w:pPr>
-        <w:spacing w:after="60" w:before="160"/>
-      </w:pPr>
-      <w:r>
-        <w:rPr>
-          <w:b/>
-          <w:bCs/>
-          <w:sz w:val="20"/>
-          <w:szCs w:val="20"/>
-        </w:rPr>
-        <w:t xml:space="preserve">Q16. Selon vous, comment ce dépistage est-il considéré par les personnes qui organisent et supervisent votre travail ?</w:t>
-      </w:r>
-    </w:p>
-    <w:p>
-      <w:pPr>
-        <w:spacing w:after="60"/>
-        <w:ind w:left="220"/>
-      </w:pPr>
-      <w:r>
-        <w:rPr>
-          <w:b/>
-          <w:bCs/>
-          <w:color w:val="1A5276"/>
-          <w:sz w:val="20"/>
-          <w:szCs w:val="20"/>
-        </w:rPr>
-        <w:t xml:space="preserve">P20 : </w:t>
-      </w:r>
-      <w:r>
-        <w:rPr>
-          <w:i w:val="false"/>
-          <w:iCs w:val="false"/>
-          <w:sz w:val="20"/>
-          <w:szCs w:val="20"/>
-        </w:rPr>
-        <w:t xml:space="preserve">Ils regardent les chiffres. Ils ne posent pas de questions sur la tension. Ils ne m'ont jamais parlé du sucre.</w:t>
-      </w:r>
-    </w:p>
-    <w:p>
-      <w:pPr>
-        <w:spacing w:after="60" w:before="160"/>
-      </w:pPr>
-      <w:r>
-        <w:rPr>
-          <w:b/>
-          <w:bCs/>
-          <w:sz w:val="20"/>
-          <w:szCs w:val="20"/>
-        </w:rPr>
-        <w:t xml:space="preserve">Q17. Si vous pouviez changer une seule chose pour que ce dépistage se fasse mieux dans votre centre, quelle serait-elle, et pourquoi celle-là plutôt qu'une autre ?</w:t>
-      </w:r>
-    </w:p>
-    <w:p>
-      <w:pPr>
-        <w:spacing w:after="60"/>
-        <w:ind w:left="220"/>
-      </w:pPr>
-      <w:r>
-        <w:rPr>
-          <w:b/>
-          <w:bCs/>
-          <w:color w:val="1A5276"/>
-          <w:sz w:val="20"/>
-          <w:szCs w:val="20"/>
-        </w:rPr>
-        <w:t xml:space="preserve">P20 : </w:t>
-      </w:r>
-      <w:r>
-        <w:rPr>
-          <w:i w:val="false"/>
-          <w:iCs w:val="false"/>
-          <w:sz w:val="20"/>
-          <w:szCs w:val="20"/>
-        </w:rPr>
-        <w:t xml:space="preserve">Un appareil neuf. Pourquoi ? Parce que le mien a trente ans d'âge, comme mon service, et qu'on fatigue tous les deux.</w:t>
-      </w:r>
-    </w:p>
-    <w:p>
-      <w:pPr>
-        <w:spacing w:after="60" w:before="160"/>
-      </w:pPr>
-      <w:r>
-        <w:rPr>
-          <w:b/>
-          <w:bCs/>
-          <w:sz w:val="20"/>
-          <w:szCs w:val="20"/>
-        </w:rPr>
-        <w:t xml:space="preserve">Q18. Qu'attendriez-vous de ceux qui prennent les décisions, au niveau du district ou au niveau national ?</w:t>
-      </w:r>
-    </w:p>
-    <w:p>
-      <w:pPr>
-        <w:spacing w:after="60"/>
-        <w:ind w:left="220"/>
-      </w:pPr>
-      <w:r>
-        <w:rPr>
-          <w:b/>
-          <w:bCs/>
-          <w:color w:val="1A5276"/>
-          <w:sz w:val="20"/>
-          <w:szCs w:val="20"/>
-        </w:rPr>
-        <w:t xml:space="preserve">P20 : </w:t>
-      </w:r>
-      <w:r>
-        <w:rPr>
-          <w:i w:val="false"/>
-          <w:iCs w:val="false"/>
-          <w:sz w:val="20"/>
-          <w:szCs w:val="20"/>
-        </w:rPr>
-        <w:t xml:space="preserve">Un appareil, et une formation pour les jeunes. Moi je pars bientôt.</w:t>
-      </w:r>
-    </w:p>
-    <w:p>
-      <w:pPr>
-        <w:spacing w:after="60" w:before="160"/>
-      </w:pPr>
-      <w:r>
-        <w:rPr>
-          <w:b/>
-          <w:bCs/>
-          <w:sz w:val="20"/>
-          <w:szCs w:val="20"/>
-        </w:rPr>
-        <w:t xml:space="preserve">Q19. Vous m'avez décrit des situations où le dépistage se passe bien et d'autres où il se passe mal. Trouvez-vous cela normal ?</w:t>
-      </w:r>
-    </w:p>
-    <w:p>
-      <w:pPr>
-        <w:spacing w:after="60"/>
-        <w:ind w:left="220"/>
-      </w:pPr>
-      <w:r>
-        <w:rPr>
-          <w:b/>
-          <w:bCs/>
-          <w:color w:val="1A5276"/>
-          <w:sz w:val="20"/>
-          <w:szCs w:val="20"/>
-        </w:rPr>
-        <w:t xml:space="preserve">P20 : </w:t>
-      </w:r>
-      <w:r>
-        <w:rPr>
-          <w:i w:val="false"/>
-          <w:iCs w:val="false"/>
-          <w:sz w:val="20"/>
-          <w:szCs w:val="20"/>
-        </w:rPr>
-        <w:t xml:space="preserve">(silence) Normal… Ce n'est pas bien, mais c'est la vie ici. On fait ce qu'on peut avec ce qu'on a. Les choses changent lentement. J'ai vu pire, quand j'ai commencé : il n'y avait même pas d'appareil du tout.</w:t>
-      </w:r>
-    </w:p>
-    <w:p>
-      <w:pPr>
         <w:spacing w:after="60"/>
         <w:ind w:left="220"/>
       </w:pPr>
@@ -37592,7 +38169,7 @@
           <w:sz w:val="20"/>
           <w:szCs w:val="20"/>
         </w:rPr>
-        <w:t xml:space="preserve">Qu'est-ce qui vous fait dire cela ?</w:t>
+        <w:t xml:space="preserve">Et la question de l'argent ?</w:t>
       </w:r>
     </w:p>
     <w:p>
@@ -37617,7 +38194,46 @@
           <w:sz w:val="20"/>
           <w:szCs w:val="20"/>
         </w:rPr>
-        <w:t xml:space="preserve">Parce qu'en trente ans, j'ai vu que s'inquiéter ne change rien. On mesure, on réfère, et on espère.</w:t>
+        <w:t xml:space="preserve">Les plus pauvres, ceux des catégories d'en bas de l'ubudehe, l'État paie leur mutuelle, et les femmes enceintes reçoivent la farine. Ça va. Le problème, c'est le reste : le transport pour Kibungo, la journée perdue, les enfants à faire garder. Ça, aucune catégorie ne le paie.</w:t>
+      </w:r>
+    </w:p>
+    <w:p>
+      <w:pPr>
+        <w:spacing w:after="60" w:before="160"/>
+      </w:pPr>
+      <w:r>
+        <w:rPr>
+          <w:b/>
+          <w:bCs/>
+          <w:sz w:val="20"/>
+          <w:szCs w:val="20"/>
+        </w:rPr>
+        <w:t xml:space="preserve">Q13. Que se passe-t-il, concrètement, lorsque vous détectez un cas ? Jusqu'où va votre rôle, et que devient la femme ensuite ?</w:t>
+      </w:r>
+    </w:p>
+    <w:p>
+      <w:pPr>
+        <w:spacing w:after="60"/>
+        <w:ind w:left="220"/>
+      </w:pPr>
+      <w:r>
+        <w:rPr>
+          <w:b/>
+          <w:bCs/>
+          <w:color w:val="1A5276"/>
+          <w:sz w:val="20"/>
+          <w:szCs w:val="20"/>
+        </w:rPr>
+        <w:t xml:space="preserve">P20 : </w:t>
+      </w:r>
+      <w:r>
+        <w:rPr>
+          <w:i w:val="false"/>
+          <w:iCs w:val="false"/>
+          <w:sz w:val="20"/>
+          <w:szCs w:val="20"/>
+        </w:rPr>
+        <w:t xml:space="preserve">On réfère. Après, c'est l'hôpital, et c'est Dieu.</w:t>
       </w:r>
     </w:p>
     <w:p>
@@ -37642,6 +38258,340 @@
           <w:sz w:val="20"/>
           <w:szCs w:val="20"/>
         </w:rPr>
+        <w:t xml:space="preserve">L'ASM intervient-elle dans ces cas ?</w:t>
+      </w:r>
+    </w:p>
+    <w:p>
+      <w:pPr>
+        <w:spacing w:after="60"/>
+        <w:ind w:left="220"/>
+      </w:pPr>
+      <w:r>
+        <w:rPr>
+          <w:b/>
+          <w:bCs/>
+          <w:color w:val="1A5276"/>
+          <w:sz w:val="20"/>
+          <w:szCs w:val="20"/>
+        </w:rPr>
+        <w:t xml:space="preserve">P20 : </w:t>
+      </w:r>
+      <w:r>
+        <w:rPr>
+          <w:i w:val="false"/>
+          <w:iCs w:val="false"/>
+          <w:sz w:val="20"/>
+          <w:szCs w:val="20"/>
+        </w:rPr>
+        <w:t xml:space="preserve">Pour l'urgence, oui. Une fois, l'ASM a envoyé l'alerte par son téléphone pour une femme qui convulsait chez elle, à huit mois ; l'ambulance l'a prise au bord de la route et l'a conduite directement à Kibungo. Elle a survécu. Mais la tension de cette femme, personne ne l'avait mesurée depuis sa deuxième visite.</w:t>
+      </w:r>
+    </w:p>
+    <w:p>
+      <w:pPr>
+        <w:spacing w:after="60" w:before="160"/>
+      </w:pPr>
+      <w:r>
+        <w:rPr>
+          <w:b/>
+          <w:bCs/>
+          <w:sz w:val="20"/>
+          <w:szCs w:val="20"/>
+        </w:rPr>
+        <w:t xml:space="preserve">Q14. Certaines femmes arrivent tard dans la grossesse, ou ne reviennent pas. D'après vous, pourquoi ?</w:t>
+      </w:r>
+    </w:p>
+    <w:p>
+      <w:pPr>
+        <w:spacing w:after="60"/>
+        <w:ind w:left="220"/>
+      </w:pPr>
+      <w:r>
+        <w:rPr>
+          <w:b/>
+          <w:bCs/>
+          <w:color w:val="1A5276"/>
+          <w:sz w:val="20"/>
+          <w:szCs w:val="20"/>
+        </w:rPr>
+        <w:t xml:space="preserve">P20 : </w:t>
+      </w:r>
+      <w:r>
+        <w:rPr>
+          <w:i w:val="false"/>
+          <w:iCs w:val="false"/>
+          <w:sz w:val="20"/>
+          <w:szCs w:val="20"/>
+        </w:rPr>
+        <w:t xml:space="preserve">La distance, l'argent, l'habitude. Les femmes d'ici ont toujours accouché comme leurs mères. Ça change lentement.</w:t>
+      </w:r>
+    </w:p>
+    <w:p>
+      <w:pPr>
+        <w:spacing w:after="60" w:before="160"/>
+      </w:pPr>
+      <w:r>
+        <w:rPr>
+          <w:b/>
+          <w:bCs/>
+          <w:sz w:val="20"/>
+          <w:szCs w:val="20"/>
+        </w:rPr>
+        <w:t xml:space="preserve">Q15. Comment votre centre de santé vous a-t-il préparé à dépister ces deux maladies chez la femme enceinte ?</w:t>
+      </w:r>
+    </w:p>
+    <w:p>
+      <w:pPr>
+        <w:spacing w:after="60"/>
+        <w:ind w:left="220"/>
+      </w:pPr>
+      <w:r>
+        <w:rPr>
+          <w:b/>
+          <w:bCs/>
+          <w:color w:val="1A5276"/>
+          <w:sz w:val="20"/>
+          <w:szCs w:val="20"/>
+        </w:rPr>
+        <w:t xml:space="preserve">P20 : </w:t>
+      </w:r>
+      <w:r>
+        <w:rPr>
+          <w:i w:val="false"/>
+          <w:iCs w:val="false"/>
+          <w:sz w:val="20"/>
+          <w:szCs w:val="20"/>
+        </w:rPr>
+        <w:t xml:space="preserve">Pas de formation sur ces maladies. Ma formation, c'était il y a trente ans. On n'en parlait pas.</w:t>
+      </w:r>
+    </w:p>
+    <w:p>
+      <w:pPr>
+        <w:spacing w:after="60" w:before="160"/>
+      </w:pPr>
+      <w:r>
+        <w:rPr>
+          <w:b/>
+          <w:bCs/>
+          <w:sz w:val="20"/>
+          <w:szCs w:val="20"/>
+        </w:rPr>
+        <w:t xml:space="preserve">Q16. Selon vous, comment ce dépistage est-il considéré par les personnes qui organisent et supervisent votre travail ?</w:t>
+      </w:r>
+    </w:p>
+    <w:p>
+      <w:pPr>
+        <w:spacing w:after="60"/>
+        <w:ind w:left="220"/>
+      </w:pPr>
+      <w:r>
+        <w:rPr>
+          <w:b/>
+          <w:bCs/>
+          <w:color w:val="1A5276"/>
+          <w:sz w:val="20"/>
+          <w:szCs w:val="20"/>
+        </w:rPr>
+        <w:t xml:space="preserve">P20 : </w:t>
+      </w:r>
+      <w:r>
+        <w:rPr>
+          <w:i w:val="false"/>
+          <w:iCs w:val="false"/>
+          <w:sz w:val="20"/>
+          <w:szCs w:val="20"/>
+        </w:rPr>
+        <w:t xml:space="preserve">Ils regardent les chiffres. Ils ne posent pas de questions sur la tension. Ils ne m'ont jamais parlé du sucre.</w:t>
+      </w:r>
+    </w:p>
+    <w:p>
+      <w:pPr>
+        <w:spacing w:after="60" w:before="160"/>
+      </w:pPr>
+      <w:r>
+        <w:rPr>
+          <w:b/>
+          <w:bCs/>
+          <w:sz w:val="20"/>
+          <w:szCs w:val="20"/>
+        </w:rPr>
+        <w:t xml:space="preserve">Q17. Si vous pouviez changer une seule chose pour que ce dépistage se fasse mieux dans votre centre, quelle serait-elle, et pourquoi celle-là plutôt qu'une autre ?</w:t>
+      </w:r>
+    </w:p>
+    <w:p>
+      <w:pPr>
+        <w:spacing w:after="60"/>
+        <w:ind w:left="220"/>
+      </w:pPr>
+      <w:r>
+        <w:rPr>
+          <w:b/>
+          <w:bCs/>
+          <w:color w:val="1A5276"/>
+          <w:sz w:val="20"/>
+          <w:szCs w:val="20"/>
+        </w:rPr>
+        <w:t xml:space="preserve">P20 : </w:t>
+      </w:r>
+      <w:r>
+        <w:rPr>
+          <w:i w:val="false"/>
+          <w:iCs w:val="false"/>
+          <w:sz w:val="20"/>
+          <w:szCs w:val="20"/>
+        </w:rPr>
+        <w:t xml:space="preserve">Un appareil neuf. Pourquoi ? Parce que le mien a trente ans d'âge, comme mon service, et qu'on fatigue tous les deux.</w:t>
+      </w:r>
+    </w:p>
+    <w:p>
+      <w:pPr>
+        <w:spacing w:after="60" w:before="160"/>
+      </w:pPr>
+      <w:r>
+        <w:rPr>
+          <w:b/>
+          <w:bCs/>
+          <w:sz w:val="20"/>
+          <w:szCs w:val="20"/>
+        </w:rPr>
+        <w:t xml:space="preserve">Q18. Qu'attendriez-vous de ceux qui prennent les décisions, au niveau du district ou au niveau national ?</w:t>
+      </w:r>
+    </w:p>
+    <w:p>
+      <w:pPr>
+        <w:spacing w:after="60"/>
+        <w:ind w:left="220"/>
+      </w:pPr>
+      <w:r>
+        <w:rPr>
+          <w:b/>
+          <w:bCs/>
+          <w:color w:val="1A5276"/>
+          <w:sz w:val="20"/>
+          <w:szCs w:val="20"/>
+        </w:rPr>
+        <w:t xml:space="preserve">P20 : </w:t>
+      </w:r>
+      <w:r>
+        <w:rPr>
+          <w:i w:val="false"/>
+          <w:iCs w:val="false"/>
+          <w:sz w:val="20"/>
+          <w:szCs w:val="20"/>
+        </w:rPr>
+        <w:t xml:space="preserve">Un appareil, et une formation pour les jeunes. Moi je pars bientôt.</w:t>
+      </w:r>
+    </w:p>
+    <w:p>
+      <w:pPr>
+        <w:spacing w:after="60" w:before="160"/>
+      </w:pPr>
+      <w:r>
+        <w:rPr>
+          <w:b/>
+          <w:bCs/>
+          <w:sz w:val="20"/>
+          <w:szCs w:val="20"/>
+        </w:rPr>
+        <w:t xml:space="preserve">Q19. Vous m'avez décrit des situations où le dépistage se passe bien et d'autres où il se passe mal. Trouvez-vous cela normal ?</w:t>
+      </w:r>
+    </w:p>
+    <w:p>
+      <w:pPr>
+        <w:spacing w:after="60"/>
+        <w:ind w:left="220"/>
+      </w:pPr>
+      <w:r>
+        <w:rPr>
+          <w:b/>
+          <w:bCs/>
+          <w:color w:val="1A5276"/>
+          <w:sz w:val="20"/>
+          <w:szCs w:val="20"/>
+        </w:rPr>
+        <w:t xml:space="preserve">P20 : </w:t>
+      </w:r>
+      <w:r>
+        <w:rPr>
+          <w:i w:val="false"/>
+          <w:iCs w:val="false"/>
+          <w:sz w:val="20"/>
+          <w:szCs w:val="20"/>
+        </w:rPr>
+        <w:t xml:space="preserve">(silence) Normal… Ce n'est pas bien, mais c'est la vie ici. On fait ce qu'on peut avec ce qu'on a. Les choses changent lentement. J'ai vu pire, quand j'ai commencé : il n'y avait même pas d'appareil du tout.</w:t>
+      </w:r>
+    </w:p>
+    <w:p>
+      <w:pPr>
+        <w:spacing w:after="60"/>
+        <w:ind w:left="220"/>
+      </w:pPr>
+      <w:r>
+        <w:rPr>
+          <w:b/>
+          <w:bCs/>
+          <w:color w:val="7F8C8D"/>
+          <w:sz w:val="20"/>
+          <w:szCs w:val="20"/>
+        </w:rPr>
+        <w:t xml:space="preserve">E : </w:t>
+      </w:r>
+      <w:r>
+        <w:rPr>
+          <w:i/>
+          <w:iCs/>
+          <w:sz w:val="20"/>
+          <w:szCs w:val="20"/>
+        </w:rPr>
+        <w:t xml:space="preserve">Qu'est-ce qui vous fait dire cela ?</w:t>
+      </w:r>
+    </w:p>
+    <w:p>
+      <w:pPr>
+        <w:spacing w:after="60"/>
+        <w:ind w:left="220"/>
+      </w:pPr>
+      <w:r>
+        <w:rPr>
+          <w:b/>
+          <w:bCs/>
+          <w:color w:val="1A5276"/>
+          <w:sz w:val="20"/>
+          <w:szCs w:val="20"/>
+        </w:rPr>
+        <w:t xml:space="preserve">P20 : </w:t>
+      </w:r>
+      <w:r>
+        <w:rPr>
+          <w:i w:val="false"/>
+          <w:iCs w:val="false"/>
+          <w:sz w:val="20"/>
+          <w:szCs w:val="20"/>
+        </w:rPr>
+        <w:t xml:space="preserve">Parce qu'en trente ans, j'ai vu que s'inquiéter ne change rien. On mesure, on réfère, et on espère.</w:t>
+      </w:r>
+    </w:p>
+    <w:p>
+      <w:pPr>
+        <w:spacing w:after="60"/>
+        <w:ind w:left="220"/>
+      </w:pPr>
+      <w:r>
+        <w:rPr>
+          <w:b/>
+          <w:bCs/>
+          <w:color w:val="7F8C8D"/>
+          <w:sz w:val="20"/>
+          <w:szCs w:val="20"/>
+        </w:rPr>
+        <w:t xml:space="preserve">E : </w:t>
+      </w:r>
+      <w:r>
+        <w:rPr>
+          <w:i/>
+          <w:iCs/>
+          <w:sz w:val="20"/>
+          <w:szCs w:val="20"/>
+        </w:rPr>
         <w:t xml:space="preserve">Selon vous, cela dépend de quoi ?</w:t>
       </w:r>
     </w:p>
@@ -37668,6 +38618,56 @@
           <w:szCs w:val="20"/>
         </w:rPr>
         <w:t xml:space="preserve">De l'argent du pays, du matériel, et un peu de Dieu.</w:t>
+      </w:r>
+    </w:p>
+    <w:p>
+      <w:pPr>
+        <w:spacing w:after="60"/>
+        <w:ind w:left="220"/>
+      </w:pPr>
+      <w:r>
+        <w:rPr>
+          <w:b/>
+          <w:bCs/>
+          <w:color w:val="7F8C8D"/>
+          <w:sz w:val="20"/>
+          <w:szCs w:val="20"/>
+        </w:rPr>
+        <w:t xml:space="preserve">E : </w:t>
+      </w:r>
+      <w:r>
+        <w:rPr>
+          <w:i/>
+          <w:iCs/>
+          <w:sz w:val="20"/>
+          <w:szCs w:val="20"/>
+        </w:rPr>
+        <w:t xml:space="preserve">Et pour l'information donnée aux femmes ?</w:t>
+      </w:r>
+    </w:p>
+    <w:p>
+      <w:pPr>
+        <w:spacing w:after="60"/>
+        <w:ind w:left="220"/>
+      </w:pPr>
+      <w:r>
+        <w:rPr>
+          <w:b/>
+          <w:bCs/>
+          <w:color w:val="1A5276"/>
+          <w:sz w:val="20"/>
+          <w:szCs w:val="20"/>
+        </w:rPr>
+        <w:t xml:space="preserve">P20 : </w:t>
+      </w:r>
+      <w:r>
+        <w:rPr>
+          <w:i w:val="false"/>
+          <w:iCs w:val="false"/>
+          <w:sz w:val="20"/>
+          <w:szCs w:val="20"/>
+        </w:rPr>
+        <w:t xml:space="preserve">Pour l'information, au moins, il y a la séance : la même pour toutes, le même jour. Ça, c'est juste. Ce qui n'est pas juste, c'est ce qui se passe après, à la table et au laboratoire.</w:t>
       </w:r>
     </w:p>
     <w:p>
